--- a/downloads/student/ai-6-week-19.docx
+++ b/downloads/student/ai-6-week-19.docx
@@ -777,6 +777,16 @@
     <w:p>
       <w:r>
         <w:t>These controls are not a complete security proof; implementation and escape risks still require review.</w:t>
+      </w:r>
+    </w:p>
+    <w:p>
+      <w:r>
+        <w:t>Read the labelled picture: Check A against both resource limits and B against network isolation. Why must A stop after three seconds even if its output remains only 2 MB?</w:t>
+      </w:r>
+    </w:p>
+    <w:p>
+      <w:r>
+        <w:t>Change one thing: A takes three seconds but still writes 2 MB. Predict the result before checking the explanation. What remains the same?</w:t>
       </w:r>
     </w:p>
     <w:p>
@@ -1875,6 +1885,187 @@
         <w:t>Attempt the independent case before hints. Record whether you worked alone, used a hint or followed a model. After feedback, fix the first unsupported step and explain why it changed. A later check uses a changed case, not a copied answer.</w:t>
       </w:r>
     </w:p>
+    <w:p>
+      <w:pPr>
+        <w:pStyle w:val="Heading1"/>
+      </w:pPr>
+      <w:r>
+        <w:t>15. Your lesson route</w:t>
+      </w:r>
+    </w:p>
+    <w:p>
+      <w:r>
+        <w:t>Start with this question: Bound a student program. A toy sandbox forbids network access, allows at most two seconds and limits output to 20 MB.</w:t>
+      </w:r>
+    </w:p>
+    <w:tbl>
+      <w:tblPr>
+        <w:tblStyle w:val="LightShading-Accent1"/>
+        <w:tblW w:type="auto" w:w="0"/>
+        <w:tblLook w:firstColumn="1" w:firstRow="1" w:lastColumn="0" w:lastRow="0" w:noHBand="0" w:noVBand="1" w:val="04A0"/>
+      </w:tblPr>
+      <w:tblGrid>
+        <w:gridCol w:w="5112"/>
+        <w:gridCol w:w="5112"/>
+      </w:tblGrid>
+      <w:tr>
+        <w:trPr>
+          <w:tblHeader/>
+        </w:trPr>
+        <w:tc>
+          <w:tcPr>
+            <w:tcW w:type="dxa" w:w="5112"/>
+          </w:tcPr>
+          <w:p>
+            <w:r>
+              <w:t>By the end, I can</w:t>
+            </w:r>
+          </w:p>
+        </w:tc>
+        <w:tc>
+          <w:tcPr>
+            <w:tcW w:type="dxa" w:w="5112"/>
+          </w:tcPr>
+          <w:p>
+            <w:r>
+              <w:t>How I will show it</w:t>
+            </w:r>
+          </w:p>
+        </w:tc>
+      </w:tr>
+      <w:tr>
+        <w:tc>
+          <w:tcPr>
+            <w:tcW w:type="dxa" w:w="5112"/>
+          </w:tcPr>
+          <w:p>
+            <w:r>
+              <w:t>Explain the mechanism and terminology of sandboxing and resource limits</w:t>
+            </w:r>
+          </w:p>
+        </w:tc>
+        <w:tc>
+          <w:tcPr>
+            <w:tcW w:type="dxa" w:w="5112"/>
+          </w:tcPr>
+          <w:p>
+            <w:r>
+              <w:t>Explain the deciding step, show a trace or test, and state one limit.</w:t>
+            </w:r>
+          </w:p>
+        </w:tc>
+      </w:tr>
+      <w:tr>
+        <w:tc>
+          <w:tcPr>
+            <w:tcW w:type="dxa" w:w="5112"/>
+          </w:tcPr>
+          <w:p>
+            <w:r>
+              <w:t>Apply the stated procedure to a new case with a traceable result</w:t>
+            </w:r>
+          </w:p>
+        </w:tc>
+        <w:tc>
+          <w:tcPr>
+            <w:tcW w:type="dxa" w:w="5112"/>
+          </w:tcPr>
+          <w:p>
+            <w:r>
+              <w:t>Explain the deciding step, show a trace or test, and state one limit.</w:t>
+            </w:r>
+          </w:p>
+        </w:tc>
+      </w:tr>
+      <w:tr>
+        <w:tc>
+          <w:tcPr>
+            <w:tcW w:type="dxa" w:w="5112"/>
+          </w:tcPr>
+          <w:p>
+            <w:r>
+              <w:t>Identify an assumption or limitation and design a revealing follow-up</w:t>
+            </w:r>
+          </w:p>
+        </w:tc>
+        <w:tc>
+          <w:tcPr>
+            <w:tcW w:type="dxa" w:w="5112"/>
+          </w:tcPr>
+          <w:p>
+            <w:r>
+              <w:t>Explain the deciding step, show a trace or test, and state one limit.</w:t>
+            </w:r>
+          </w:p>
+        </w:tc>
+      </w:tr>
+    </w:tbl>
+    <w:p>
+      <w:r>
+        <w:t>Remember → watch and explain → try with help → investigate → try independently → keep project evidence. Your teacher may spread this lesson across several classes.</w:t>
+      </w:r>
+    </w:p>
+    <w:p>
+      <w:r>
+        <w:t>Keep your first prediction. Compare it with what the evidence shows and explain any change.</w:t>
+      </w:r>
+    </w:p>
+    <w:p>
+      <w:pPr>
+        <w:pStyle w:val="Heading1"/>
+      </w:pPr>
+      <w:r>
+        <w:t>16. Finish and return</w:t>
+      </w:r>
+    </w:p>
+    <w:p>
+      <w:r>
+        <w:t>Close your notes. Explain this goal in your own words: Explain the mechanism and terminology of sandboxing and resource limits</w:t>
+      </w:r>
+    </w:p>
+    <w:p>
+      <w:pPr>
+        <w:pStyle w:val="Heading3"/>
+      </w:pPr>
+      <w:r>
+        <w:t>My deciding step, evidence and one remaining question</w:t>
+      </w:r>
+    </w:p>
+    <w:p>
+      <w:r>
+        <w:t>________________________________________________________________</w:t>
+      </w:r>
+    </w:p>
+    <w:p>
+      <w:r>
+        <w:t>________________________________________________________________</w:t>
+      </w:r>
+    </w:p>
+    <w:p>
+      <w:r>
+        <w:t>________________________________________________________________</w:t>
+      </w:r>
+    </w:p>
+    <w:p>
+      <w:r>
+        <w:t>________________________________________________________________</w:t>
+      </w:r>
+    </w:p>
+    <w:p>
+      <w:r>
+        <w:t>________________________________________________________________</w:t>
+      </w:r>
+    </w:p>
+    <w:p>
+      <w:r>
+        <w:t>If you are unsure, return to the worked picture and explain one arrow. If you are ready, change an input or assumption and justify your prediction.</w:t>
+      </w:r>
+    </w:p>
+    <w:p>
+      <w:r>
+        <w:t>Save your workbook evidence. At the next review, try a different case before opening your old answer.</w:t>
+      </w:r>
+    </w:p>
     <w:sectPr>
       <w:pgSz w:w="12240" w:h="15840"/>
       <w:pgMar w:top="936" w:right="1008" w:bottom="936" w:left="1008" w:header="720" w:footer="720" w:gutter="0"/>

--- a/downloads/student/ai-6-week-19.docx
+++ b/downloads/student/ai-6-week-19.docx
@@ -2066,6 +2066,202 @@
         <w:t>Save your workbook evidence. At the next review, try a different case before opening your old answer.</w:t>
       </w:r>
     </w:p>
+    <w:p>
+      <w:pPr>
+        <w:pStyle w:val="Heading1"/>
+      </w:pPr>
+      <w:r>
+        <w:t>17. Supported practice, repair and portfolio</w:t>
+      </w:r>
+    </w:p>
+    <w:p>
+      <w:r>
+        <w:t>Use this supported practice once, in the browser or on paper. Keep the reserved independent assessment for a separate first attempt before teacher feedback.</w:t>
+      </w:r>
+    </w:p>
+    <w:p>
+      <w:r>
+        <w:t>Bound a student program. A toy sandbox forbids network access, allows at most two seconds and limits output to 20 MB.</w:t>
+      </w:r>
+    </w:p>
+    <w:p>
+      <w:pPr>
+        <w:pStyle w:val="Heading3"/>
+      </w:pPr>
+      <w:r>
+        <w:t>Practice 1: explain the deciding evidence</w:t>
+      </w:r>
+    </w:p>
+    <w:p>
+      <w:r>
+        <w:t>Which labelled step matches this detail? Stop the prohibited network action regardless of its purpose.</w:t>
+      </w:r>
+    </w:p>
+    <w:p>
+      <w:r>
+        <w:t>1. Deny B network call</w:t>
+      </w:r>
+    </w:p>
+    <w:p>
+      <w:r>
+        <w:t>2. Apply isolation</w:t>
+      </w:r>
+    </w:p>
+    <w:p>
+      <w:r>
+        <w:t>3. Check A</w:t>
+      </w:r>
+    </w:p>
+    <w:p>
+      <w:pPr>
+        <w:pStyle w:val="Heading3"/>
+      </w:pPr>
+      <w:r>
+        <w:t>My selected conclusion, deciding fact and explanation</w:t>
+      </w:r>
+    </w:p>
+    <w:p>
+      <w:r>
+        <w:t>________________________________________________________________</w:t>
+      </w:r>
+    </w:p>
+    <w:p>
+      <w:r>
+        <w:t>________________________________________________________________</w:t>
+      </w:r>
+    </w:p>
+    <w:p>
+      <w:r>
+        <w:t>________________________________________________________________</w:t>
+      </w:r>
+    </w:p>
+    <w:p>
+      <w:r>
+        <w:t>________________________________________________________________</w:t>
+      </w:r>
+    </w:p>
+    <w:p>
+      <w:r>
+        <w:t>________________________________________________________________</w:t>
+      </w:r>
+    </w:p>
+    <w:p>
+      <w:r>
+        <w:t>Hint if needed: Read the steps in the pictorial case. Match the supplied detail to the stage that performs or records it.</w:t>
+      </w:r>
+    </w:p>
+    <w:p>
+      <w:r>
+        <w:t>After your attempt, compare with the supported explanation: Deny B network call Stop the prohibited network action regardless of its purpose. Sandbox controls bound reach and resource use. Passing an output limit cannot cancel a network or time restriction.</w:t>
+      </w:r>
+    </w:p>
+    <w:p>
+      <w:pPr>
+        <w:pStyle w:val="Heading3"/>
+      </w:pPr>
+      <w:r>
+        <w:t>Practice 2: explain the deciding evidence</w:t>
+      </w:r>
+    </w:p>
+    <w:p>
+      <w:r>
+        <w:t>Changed-case practice: A takes three seconds but still writes 2 MB. Which conclusion is supported by the supplied facts?</w:t>
+      </w:r>
+    </w:p>
+    <w:p>
+      <w:r>
+        <w:t>1. This one example guarantees correct results for every future input.</w:t>
+      </w:r>
+    </w:p>
+    <w:p>
+      <w:r>
+        <w:t>2. Stop A for exceeding the time allowance.</w:t>
+      </w:r>
+    </w:p>
+    <w:p>
+      <w:r>
+        <w:t>3. We can decide the result without examining the changed input or the procedure.</w:t>
+      </w:r>
+    </w:p>
+    <w:p>
+      <w:pPr>
+        <w:pStyle w:val="Heading3"/>
+      </w:pPr>
+      <w:r>
+        <w:t>My selected conclusion, deciding fact and explanation</w:t>
+      </w:r>
+    </w:p>
+    <w:p>
+      <w:r>
+        <w:t>________________________________________________________________</w:t>
+      </w:r>
+    </w:p>
+    <w:p>
+      <w:r>
+        <w:t>________________________________________________________________</w:t>
+      </w:r>
+    </w:p>
+    <w:p>
+      <w:r>
+        <w:t>________________________________________________________________</w:t>
+      </w:r>
+    </w:p>
+    <w:p>
+      <w:r>
+        <w:t>________________________________________________________________</w:t>
+      </w:r>
+    </w:p>
+    <w:p>
+      <w:r>
+        <w:t>________________________________________________________________</w:t>
+      </w:r>
+    </w:p>
+    <w:p>
+      <w:r>
+        <w:t>Hint if needed: Use the changed condition and the deciding step in the pictorial trace. The answer must say what follows from those facts.</w:t>
+      </w:r>
+    </w:p>
+    <w:p>
+      <w:r>
+        <w:t>After your attempt, compare with the supported explanation: Stop A for exceeding the time allowance. The independent two-second limit remains binding.</w:t>
+      </w:r>
+    </w:p>
+    <w:p>
+      <w:pPr>
+        <w:pStyle w:val="Heading3"/>
+      </w:pPr>
+      <w:r>
+        <w:t>Repair a missing building block</w:t>
+      </w:r>
+    </w:p>
+    <w:p>
+      <w:r>
+        <w:t>Review Untrusted input boundaries (ai-6/18). Goal: Explain the mechanism and terminology of untrusted input boundaries. Short practice: Classify h3, H3, h30 and the trailing-space input by the stated shape contract. Does a valid z0 grant record access, and which separate gate still remains?. Return to this week and explain what you changed.</w:t>
+      </w:r>
+    </w:p>
+    <w:p>
+      <w:r>
+        <w:t>Review Timeouts retries and cancellation (ai-6/16). Goal: Explain the mechanism and terminology of timeouts retries and cancellation. Short practice: Calculate waiting time for a one-second timeout followed by a 0.4-second success. What changes if cancellation arrives after the first attempt but before the retry?. Return to this week and explain what you changed.</w:t>
+      </w:r>
+    </w:p>
+    <w:p>
+      <w:r>
+        <w:t>Review State machines for bounded agents (ai-6/13). Goal: Explain the mechanism and terminology of state machines for bounded agents. Short practice: Trace A and B through the state diagram. Name B’s forbidden transition and explain whether adding checking→querying permits that shortcut.. Return to this week and explain what you changed.</w:t>
+      </w:r>
+    </w:p>
+    <w:p>
+      <w:pPr>
+        <w:pStyle w:val="Heading3"/>
+      </w:pPr>
+      <w:r>
+        <w:t>Keep your completed work</w:t>
+      </w:r>
+    </w:p>
+    <w:p>
+      <w:r>
+        <w:t>Use Download completed work in the hosted lesson to export your answers, reflections, practice feedback and code-run evidence. Open the HTML copy to read or print it. Drafts stay in this browser when storage is available; clear drafts on a shared device.</w:t>
+      </w:r>
+    </w:p>
     <w:sectPr>
       <w:pgSz w:w="12240" w:h="15840"/>
       <w:pgMar w:top="936" w:right="1008" w:bottom="936" w:left="1008" w:header="720" w:footer="720" w:gutter="0"/>

--- a/downloads/student/ai-6-week-19.docx
+++ b/downloads/student/ai-6-week-19.docx
@@ -42,6 +42,11 @@
       </w:r>
     </w:p>
     <w:p>
+      <w:r>
+        <w:t>Start with the target: Explain the mechanism and terminology of sandboxing and resource limits. Try the recall before opening notes.</w:t>
+      </w:r>
+    </w:p>
+    <w:p>
       <w:pPr>
         <w:pStyle w:val="Heading3"/>
       </w:pPr>
@@ -50,17 +55,59 @@
       </w:r>
     </w:p>
     <w:p>
-      <w:r>
-        <w:t>I can explain the mechanism and terminology of sandboxing and resource limits.</w:t>
-      </w:r>
-    </w:p>
-    <w:p>
-      <w:r>
+      <w:pPr>
+        <w:spacing w:line="336" w:lineRule="auto" w:after="180"/>
+      </w:pPr>
+      <w:r>
+        <w:rPr>
+          <w:b w:val="0"/>
+        </w:rPr>
+        <w:t xml:space="preserve">I can explain the </w:t>
+      </w:r>
+      <w:r>
+        <w:rPr>
+          <w:b/>
+        </w:rPr>
+        <w:t>mechanism</w:t>
+      </w:r>
+      <w:r>
+        <w:rPr>
+          <w:b w:val="0"/>
+        </w:rPr>
+        <w:t xml:space="preserve"> and terminology of </w:t>
+      </w:r>
+      <w:r>
+        <w:rPr>
+          <w:b/>
+        </w:rPr>
+        <w:t>sandbox</w:t>
+      </w:r>
+      <w:r>
+        <w:rPr>
+          <w:b w:val="0"/>
+        </w:rPr>
+        <w:t>ing and resource limits.</w:t>
+      </w:r>
+    </w:p>
+    <w:p>
+      <w:pPr>
+        <w:spacing w:line="336" w:lineRule="auto" w:after="180"/>
+      </w:pPr>
+      <w:r>
+        <w:rPr>
+          <w:b w:val="0"/>
+        </w:rPr>
         <w:t>I can apply the stated procedure to a new case with a traceable result.</w:t>
       </w:r>
     </w:p>
     <w:p>
-      <w:r>
+      <w:pPr>
+        <w:spacing w:line="336" w:lineRule="auto" w:after="180"/>
+      </w:pPr>
+      <w:r>
+        <w:rPr>
+          <w:b w:val="0"/>
+        </w:rPr>
         <w:t>I can identify an assumption or limitation and design a revealing follow-up.</w:t>
       </w:r>
     </w:p>
@@ -73,47 +120,149 @@
       </w:r>
     </w:p>
     <w:p>
-      <w:r>
+      <w:pPr>
+        <w:spacing w:line="336" w:lineRule="auto" w:after="180"/>
+      </w:pPr>
+      <w:r>
+        <w:rPr>
+          <w:b w:val="0"/>
+        </w:rPr>
         <w:t>Close your notes first. A rough first answer helps us choose the right starting point; it is not a score for your ability.</w:t>
       </w:r>
     </w:p>
     <w:p>
-      <w:r>
-        <w:t>Without opening the old lesson, explain one key idea from Untrusted input boundaries. Give an example and a mistake that the idea helps you avoid.</w:t>
-      </w:r>
-    </w:p>
-    <w:p>
-      <w:r>
+      <w:pPr>
+        <w:spacing w:line="336" w:lineRule="auto" w:after="180"/>
+      </w:pPr>
+      <w:r>
+        <w:rPr>
+          <w:b w:val="0"/>
+        </w:rPr>
+        <w:t xml:space="preserve">Without opening the old lesson, explain one key idea from Untrusted </w:t>
+      </w:r>
+      <w:r>
+        <w:rPr>
+          <w:b/>
+        </w:rPr>
+        <w:t>input</w:t>
+      </w:r>
+      <w:r>
+        <w:rPr>
+          <w:b w:val="0"/>
+        </w:rPr>
+        <w:t xml:space="preserve"> boundaries. Give an example and a mistake that the idea helps you avoid.</w:t>
+      </w:r>
+    </w:p>
+    <w:p>
+      <w:pPr>
+        <w:spacing w:line="336" w:lineRule="auto" w:after="180"/>
+      </w:pPr>
+      <w:r>
+        <w:rPr>
+          <w:b w:val="0"/>
+        </w:rPr>
         <w:t>Without opening the old lesson, explain one key idea from Timeouts retries and cancellation. Give an example and a mistake that the idea helps you avoid.</w:t>
       </w:r>
     </w:p>
     <w:p>
-      <w:r>
+      <w:pPr>
+        <w:spacing w:line="336" w:lineRule="auto" w:after="180"/>
+      </w:pPr>
+      <w:r>
+        <w:rPr>
+          <w:b w:val="0"/>
+        </w:rPr>
         <w:t>Without opening the old lesson, explain one key idea from State machines for bounded agents. Give an example and a mistake that the idea helps you avoid.</w:t>
       </w:r>
     </w:p>
     <w:p>
-      <w:r>
-        <w:t>After trying, check the relevant lesson or ask your teacher. Change the part of your explanation that the evidence shows was wrong.</w:t>
-      </w:r>
-    </w:p>
-    <w:p>
-      <w:r>
+      <w:pPr>
+        <w:spacing w:line="336" w:lineRule="auto" w:after="180"/>
+      </w:pPr>
+      <w:r>
+        <w:rPr>
+          <w:b w:val="0"/>
+        </w:rPr>
+        <w:t xml:space="preserve">After trying, check the relevant lesson or ask your teacher. Change the part of your explanation that the </w:t>
+      </w:r>
+      <w:r>
+        <w:rPr>
+          <w:b/>
+        </w:rPr>
+        <w:t>evidence</w:t>
+      </w:r>
+      <w:r>
+        <w:rPr>
+          <w:b w:val="0"/>
+        </w:rPr>
+        <w:t xml:space="preserve"> shows was wrong.</w:t>
+      </w:r>
+    </w:p>
+    <w:p>
+      <w:pPr>
+        <w:spacing w:line="336" w:lineRule="auto" w:after="180"/>
+      </w:pPr>
+      <w:r>
+        <w:rPr>
+          <w:b w:val="0"/>
+        </w:rPr>
         <w:t>This week you will practise:</w:t>
       </w:r>
     </w:p>
     <w:p>
-      <w:r>
-        <w:t>Explain the mechanism and terminology of sandboxing and resource limits</w:t>
-      </w:r>
-    </w:p>
-    <w:p>
-      <w:r>
+      <w:pPr>
+        <w:spacing w:line="336" w:lineRule="auto" w:after="180"/>
+      </w:pPr>
+      <w:r>
+        <w:rPr>
+          <w:b w:val="0"/>
+        </w:rPr>
+        <w:t xml:space="preserve">Explain the </w:t>
+      </w:r>
+      <w:r>
+        <w:rPr>
+          <w:b/>
+        </w:rPr>
+        <w:t>mechanism</w:t>
+      </w:r>
+      <w:r>
+        <w:rPr>
+          <w:b w:val="0"/>
+        </w:rPr>
+        <w:t xml:space="preserve"> and terminology of </w:t>
+      </w:r>
+      <w:r>
+        <w:rPr>
+          <w:b/>
+        </w:rPr>
+        <w:t>sandbox</w:t>
+      </w:r>
+      <w:r>
+        <w:rPr>
+          <w:b w:val="0"/>
+        </w:rPr>
+        <w:t>ing and resource limits</w:t>
+      </w:r>
+    </w:p>
+    <w:p>
+      <w:pPr>
+        <w:spacing w:line="336" w:lineRule="auto" w:after="180"/>
+      </w:pPr>
+      <w:r>
+        <w:rPr>
+          <w:b w:val="0"/>
+        </w:rPr>
         <w:t>Apply the stated procedure to a new case with a traceable result</w:t>
       </w:r>
     </w:p>
     <w:p>
-      <w:r>
+      <w:pPr>
+        <w:spacing w:line="336" w:lineRule="auto" w:after="180"/>
+      </w:pPr>
+      <w:r>
+        <w:rPr>
+          <w:b w:val="0"/>
+        </w:rPr>
         <w:t>Identify an assumption or limitation and design a revealing follow-up</w:t>
       </w:r>
     </w:p>
@@ -126,8 +275,50 @@
       </w:r>
     </w:p>
     <w:p>
-      <w:r>
-        <w:t>Recall Untrusted input boundaries. Explain why a recorded result needs its input conditions and evidence source before it can support a claim.</w:t>
+      <w:pPr>
+        <w:spacing w:line="336" w:lineRule="auto" w:after="180"/>
+      </w:pPr>
+      <w:r>
+        <w:rPr>
+          <w:b w:val="0"/>
+        </w:rPr>
+        <w:t xml:space="preserve">Recall Untrusted </w:t>
+      </w:r>
+      <w:r>
+        <w:rPr>
+          <w:b/>
+        </w:rPr>
+        <w:t>input</w:t>
+      </w:r>
+      <w:r>
+        <w:rPr>
+          <w:b w:val="0"/>
+        </w:rPr>
+        <w:t xml:space="preserve"> boundaries. Explain why a recorded result needs its </w:t>
+      </w:r>
+      <w:r>
+        <w:rPr>
+          <w:b/>
+        </w:rPr>
+        <w:t>input</w:t>
+      </w:r>
+      <w:r>
+        <w:rPr>
+          <w:b w:val="0"/>
+        </w:rPr>
+        <w:t xml:space="preserve"> conditions and </w:t>
+      </w:r>
+      <w:r>
+        <w:rPr>
+          <w:b/>
+        </w:rPr>
+        <w:t>evidence</w:t>
+      </w:r>
+      <w:r>
+        <w:rPr>
+          <w:b w:val="0"/>
+        </w:rPr>
+        <w:t xml:space="preserve"> source before it can support a claim.</w:t>
       </w:r>
     </w:p>
     <w:p>
@@ -162,8 +353,26 @@
       </w:r>
     </w:p>
     <w:p>
-      <w:r>
-        <w:t>Explain sandboxing and resource limits using the deciding step in this fictional service.</w:t>
+      <w:pPr>
+        <w:spacing w:line="336" w:lineRule="auto" w:after="180"/>
+      </w:pPr>
+      <w:r>
+        <w:rPr>
+          <w:b w:val="0"/>
+        </w:rPr>
+        <w:t xml:space="preserve">Explain </w:t>
+      </w:r>
+      <w:r>
+        <w:rPr>
+          <w:b/>
+        </w:rPr>
+        <w:t>sandbox</w:t>
+      </w:r>
+      <w:r>
+        <w:rPr>
+          <w:b w:val="0"/>
+        </w:rPr>
+        <w:t>ing and resource limits using the deciding step in this fictional service.</w:t>
       </w:r>
     </w:p>
     <w:p>
@@ -176,12 +385,70 @@
     </w:p>
     <w:p>
       <w:r>
-        <w:t>Sandboxing and quotas constrain what a process may access or consume. They reduce possible operations but do not verify every result.</w:t>
-      </w:r>
-    </w:p>
-    <w:p>
-      <w:r>
-        <w:t>Begin by writing the question the procedure is intended to answer. Identify the information already supplied, the information it will produce and the information still missing. These are constructed classroom examples; they do not require live accounts, private records or an external service. Do not treat a plausible explanation as a measured outcome.</w:t>
+        <w:t>Investigate the supplied Sandboxing and resource limits case. Separate observations, given facts and assumptions before choosing an explanation.</w:t>
+      </w:r>
+    </w:p>
+    <w:p>
+      <w:pPr>
+        <w:spacing w:line="336" w:lineRule="auto" w:after="180"/>
+      </w:pPr>
+      <w:r>
+        <w:rPr>
+          <w:b/>
+        </w:rPr>
+        <w:t>Sandbox</w:t>
+      </w:r>
+      <w:r>
+        <w:rPr>
+          <w:b w:val="0"/>
+        </w:rPr>
+        <w:t xml:space="preserve">ing and </w:t>
+      </w:r>
+      <w:r>
+        <w:rPr>
+          <w:b/>
+        </w:rPr>
+        <w:t>quota</w:t>
+      </w:r>
+      <w:r>
+        <w:rPr>
+          <w:b w:val="0"/>
+        </w:rPr>
+        <w:t xml:space="preserve">s constrain what a </w:t>
+      </w:r>
+      <w:r>
+        <w:rPr>
+          <w:b/>
+        </w:rPr>
+        <w:t>process</w:t>
+      </w:r>
+      <w:r>
+        <w:rPr>
+          <w:b w:val="0"/>
+        </w:rPr>
+        <w:t xml:space="preserve"> may access or consume. They reduce possible operations but do not verify every result.</w:t>
+      </w:r>
+    </w:p>
+    <w:p>
+      <w:pPr>
+        <w:spacing w:line="336" w:lineRule="auto" w:after="180"/>
+      </w:pPr>
+      <w:r>
+        <w:rPr>
+          <w:b w:val="0"/>
+        </w:rPr>
+        <w:t>Begin by writing the question the procedure is intended to answer. Identify the information already supplied, the information it will produce and the information still missing.</w:t>
+      </w:r>
+    </w:p>
+    <w:p>
+      <w:pPr>
+        <w:spacing w:line="336" w:lineRule="auto" w:after="180"/>
+      </w:pPr>
+      <w:r>
+        <w:rPr>
+          <w:b w:val="0"/>
+        </w:rPr>
+        <w:t>These are constructed classroom examples; they do not require live accounts, private records or an external service. Do not treat a plausible explanation as a measured outcome.</w:t>
       </w:r>
     </w:p>
     <w:p>
@@ -217,7 +484,30 @@
     </w:p>
     <w:p>
       <w:r>
-        <w:t>The fictional job may read its fixture directory, write its output directory, use no network and run for at most 2 seconds with at most 10 queued tasks. Reject excess work before starting it.</w:t>
+        <w:t>Follow the mechanism for Sandboxing and resource limits. Connect each labelled input, deciding step and result.</w:t>
+      </w:r>
+    </w:p>
+    <w:p>
+      <w:pPr>
+        <w:spacing w:line="336" w:lineRule="auto" w:after="180"/>
+      </w:pPr>
+      <w:r>
+        <w:rPr>
+          <w:b w:val="0"/>
+        </w:rPr>
+        <w:t xml:space="preserve">The fictional job may read its fixture directory, write its </w:t>
+      </w:r>
+      <w:r>
+        <w:rPr>
+          <w:b/>
+        </w:rPr>
+        <w:t>output</w:t>
+      </w:r>
+      <w:r>
+        <w:rPr>
+          <w:b w:val="0"/>
+        </w:rPr>
+        <w:t xml:space="preserve"> directory, use no network and run for at most 2 seconds with at most 10 queued tasks. Reject excess work before starting it.</w:t>
       </w:r>
     </w:p>
     <w:p>
@@ -313,8 +603,49 @@
       </w:r>
     </w:p>
     <w:p>
-      <w:r>
-        <w:t>Before applying the procedure, write its units, denominator or decision boundary where relevant. A partner should be able to repeat each step using the same inputs. If a required input is absent or violates the stated contract, record that condition explicitly instead of quietly replacing it with a convenient value.</w:t>
+      <w:pPr>
+        <w:spacing w:line="336" w:lineRule="auto" w:after="180"/>
+      </w:pPr>
+      <w:r>
+        <w:rPr>
+          <w:b w:val="0"/>
+        </w:rPr>
+        <w:t xml:space="preserve">Before applying the procedure, write its units, denominator or decision boundary where relevant. A partner should be able to repeat each step using the same </w:t>
+      </w:r>
+      <w:r>
+        <w:rPr>
+          <w:b/>
+        </w:rPr>
+        <w:t>input</w:t>
+      </w:r>
+      <w:r>
+        <w:rPr>
+          <w:b w:val="0"/>
+        </w:rPr>
+        <w:t>s.</w:t>
+      </w:r>
+    </w:p>
+    <w:p>
+      <w:pPr>
+        <w:spacing w:line="336" w:lineRule="auto" w:after="180"/>
+      </w:pPr>
+      <w:r>
+        <w:rPr>
+          <w:b w:val="0"/>
+        </w:rPr>
+        <w:t xml:space="preserve">If a required </w:t>
+      </w:r>
+      <w:r>
+        <w:rPr>
+          <w:b/>
+        </w:rPr>
+        <w:t>input</w:t>
+      </w:r>
+      <w:r>
+        <w:rPr>
+          <w:b w:val="0"/>
+        </w:rPr>
+        <w:t xml:space="preserve"> is absent or violates the stated contract, record that condition explicitly instead of quietly replacing it with a convenient value.</w:t>
       </w:r>
     </w:p>
     <w:p>
@@ -326,8 +657,26 @@
       </w:r>
     </w:p>
     <w:p>
-      <w:r>
-        <w:t>Point to the input, the deciding step and the result in this week’s visual. Explain the same step in ordinary words. A picture helps when you can say what each part represents.</w:t>
+      <w:pPr>
+        <w:spacing w:line="336" w:lineRule="auto" w:after="180"/>
+      </w:pPr>
+      <w:r>
+        <w:rPr>
+          <w:b w:val="0"/>
+        </w:rPr>
+        <w:t xml:space="preserve">Point to the </w:t>
+      </w:r>
+      <w:r>
+        <w:rPr>
+          <w:b/>
+        </w:rPr>
+        <w:t>input</w:t>
+      </w:r>
+      <w:r>
+        <w:rPr>
+          <w:b w:val="0"/>
+        </w:rPr>
+        <w:t>, the deciding step and the result in this week’s visual. Explain the same step in ordinary words. A picture helps when you can say what each part represents.</w:t>
       </w:r>
     </w:p>
     <w:p>
@@ -339,6 +688,11 @@
       </w:r>
     </w:p>
     <w:p>
+      <w:r>
+        <w:t>Compare the supplied cases for Sandboxing and resource limits. Identify the detail that changes the conclusion.</w:t>
+      </w:r>
+    </w:p>
+    <w:p>
       <w:pPr>
         <w:pStyle w:val="Heading3"/>
       </w:pPr>
@@ -347,8 +701,26 @@
       </w:r>
     </w:p>
     <w:p>
-      <w:r>
-        <w:t>A job requests a public webpage and a write outside its output directory. Show the intermediate steps and give the conclusion with its scope.</w:t>
+      <w:pPr>
+        <w:spacing w:line="336" w:lineRule="auto" w:after="180"/>
+      </w:pPr>
+      <w:r>
+        <w:rPr>
+          <w:b w:val="0"/>
+        </w:rPr>
+        <w:t xml:space="preserve">A job requests a public webpage and a write outside its </w:t>
+      </w:r>
+      <w:r>
+        <w:rPr>
+          <w:b/>
+        </w:rPr>
+        <w:t>output</w:t>
+      </w:r>
+      <w:r>
+        <w:rPr>
+          <w:b w:val="0"/>
+        </w:rPr>
+        <w:t xml:space="preserve"> directory. Show the intermediate steps and give the conclusion with its scope.</w:t>
       </w:r>
     </w:p>
     <w:p>
@@ -393,17 +765,68 @@
       </w:r>
     </w:p>
     <w:p>
-      <w:r>
+      <w:pPr>
+        <w:pStyle w:val="Heading3"/>
+      </w:pPr>
+      <w:r>
+        <w:t>Change one thing</w:t>
+      </w:r>
+    </w:p>
+    <w:p>
+      <w:pPr>
+        <w:spacing w:line="336" w:lineRule="auto" w:after="180"/>
+        <w:shd w:fill="F5F1FB"/>
+      </w:pPr>
+      <w:r>
+        <w:rPr>
+          <w:b w:val="0"/>
+        </w:rPr>
         <w:t>Change: A takes three seconds but still writes 2 MB.</w:t>
       </w:r>
     </w:p>
     <w:p>
-      <w:r>
-        <w:t>Prediction: Stop A for exceeding the time allowance.</w:t>
-      </w:r>
-    </w:p>
-    <w:p>
-      <w:r>
+      <w:pPr>
+        <w:pStyle w:val="Heading3"/>
+      </w:pPr>
+      <w:r>
+        <w:t>Predicted result</w:t>
+      </w:r>
+    </w:p>
+    <w:p>
+      <w:pPr>
+        <w:spacing w:line="336" w:lineRule="auto" w:after="180"/>
+        <w:shd w:fill="F1F6FC"/>
+      </w:pPr>
+      <w:r>
+        <w:rPr>
+          <w:b/>
+        </w:rPr>
+        <w:t>Prediction</w:t>
+      </w:r>
+      <w:r>
+        <w:rPr>
+          <w:b w:val="0"/>
+        </w:rPr>
+        <w:t>: Stop A for exceeding the time allowance.</w:t>
+      </w:r>
+    </w:p>
+    <w:p>
+      <w:pPr>
+        <w:pStyle w:val="Heading3"/>
+      </w:pPr>
+      <w:r>
+        <w:t>Why the result follows</w:t>
+      </w:r>
+    </w:p>
+    <w:p>
+      <w:pPr>
+        <w:spacing w:line="336" w:lineRule="auto" w:after="180"/>
+        <w:shd w:fill="F1F6FC"/>
+      </w:pPr>
+      <w:r>
+        <w:rPr>
+          <w:b w:val="0"/>
+        </w:rPr>
         <w:t>Reason: The independent two-second limit remains binding.</w:t>
       </w:r>
     </w:p>
@@ -413,6 +836,11 @@
       </w:pPr>
       <w:r>
         <w:t>05. Words that unlock the idea</w:t>
+      </w:r>
+    </w:p>
+    <w:p>
+      <w:r>
+        <w:t>Use the vocabulary of Sandboxing and resource limits to explain a concrete decision, rather than only memorising definitions.</w:t>
       </w:r>
     </w:p>
     <w:tbl>
@@ -550,17 +978,53 @@
     </w:p>
     <w:p>
       <w:r>
-        <w:t>A job requests a public webpage and a write outside its output directory.</w:t>
-      </w:r>
-    </w:p>
-    <w:p>
-      <w:r>
-        <w:t>Both operations violate the sandbox contract. Deny them; public availability does not grant network or filesystem authority.</w:t>
-      </w:r>
-    </w:p>
-    <w:p>
-      <w:r>
-        <w:t>Compare the intermediate evidence with the final statement. Explain why each number or decision follows from the stated inputs. The conclusion belongs to this scenario and procedure; changing the inputs, evaluation population or authority can change what it establishes. Retain the raw record so a later revision can be compared honestly.</w:t>
+        <w:t>Follow the worked trace for Sandboxing and resource limits, predict a step, then compare with its explanation.</w:t>
+      </w:r>
+    </w:p>
+    <w:p>
+      <w:pPr>
+        <w:spacing w:line="336" w:lineRule="auto" w:after="180"/>
+      </w:pPr>
+      <w:r>
+        <w:rPr>
+          <w:b w:val="0"/>
+        </w:rPr>
+        <w:t xml:space="preserve">A job requests a public webpage and a write outside its </w:t>
+      </w:r>
+      <w:r>
+        <w:rPr>
+          <w:b/>
+        </w:rPr>
+        <w:t>output</w:t>
+      </w:r>
+      <w:r>
+        <w:rPr>
+          <w:b w:val="0"/>
+        </w:rPr>
+        <w:t xml:space="preserve"> directory.</w:t>
+      </w:r>
+    </w:p>
+    <w:p>
+      <w:pPr>
+        <w:spacing w:line="336" w:lineRule="auto" w:after="180"/>
+      </w:pPr>
+      <w:r>
+        <w:rPr>
+          <w:b w:val="0"/>
+        </w:rPr>
+        <w:t xml:space="preserve">Both operations violate the </w:t>
+      </w:r>
+      <w:r>
+        <w:rPr>
+          <w:b/>
+        </w:rPr>
+        <w:t>sandbox</w:t>
+      </w:r>
+      <w:r>
+        <w:rPr>
+          <w:b w:val="0"/>
+        </w:rPr>
+        <w:t xml:space="preserve"> contract. Deny them; public availability does not grant network or filesystem authority.</w:t>
       </w:r>
     </w:p>
     <w:p>
@@ -568,11 +1032,85 @@
         <w:pStyle w:val="Heading3"/>
       </w:pPr>
       <w:r>
+        <w:t>Worked explanation · Sandboxing and resource limits</w:t>
+      </w:r>
+    </w:p>
+    <w:p>
+      <w:pPr>
+        <w:spacing w:line="336" w:lineRule="auto" w:after="180"/>
+        <w:shd w:fill="F1F6FC"/>
+      </w:pPr>
+      <w:r>
+        <w:rPr>
+          <w:b w:val="0"/>
+        </w:rPr>
+        <w:t xml:space="preserve">Compare the intermediate </w:t>
+      </w:r>
+      <w:r>
+        <w:rPr>
+          <w:b/>
+        </w:rPr>
+        <w:t>evidence</w:t>
+      </w:r>
+      <w:r>
+        <w:rPr>
+          <w:b w:val="0"/>
+        </w:rPr>
+        <w:t xml:space="preserve"> with the final statement. Explain why each number or decision follows from the stated </w:t>
+      </w:r>
+      <w:r>
+        <w:rPr>
+          <w:b/>
+        </w:rPr>
+        <w:t>input</w:t>
+      </w:r>
+      <w:r>
+        <w:rPr>
+          <w:b w:val="0"/>
+        </w:rPr>
+        <w:t>s.</w:t>
+      </w:r>
+    </w:p>
+    <w:p>
+      <w:pPr>
+        <w:spacing w:line="336" w:lineRule="auto" w:after="180"/>
+        <w:shd w:fill="F1F6FC"/>
+      </w:pPr>
+      <w:r>
+        <w:rPr>
+          <w:b w:val="0"/>
+        </w:rPr>
+        <w:t xml:space="preserve">The conclusion belongs to this scenario and procedure; changing the </w:t>
+      </w:r>
+      <w:r>
+        <w:rPr>
+          <w:b/>
+        </w:rPr>
+        <w:t>input</w:t>
+      </w:r>
+      <w:r>
+        <w:rPr>
+          <w:b w:val="0"/>
+        </w:rPr>
+        <w:t>s, evaluation population or authority can change what it establishes. Retain the raw record so a later revision can be compared honestly.</w:t>
+      </w:r>
+    </w:p>
+    <w:p>
+      <w:pPr>
+        <w:pStyle w:val="Heading3"/>
+      </w:pPr>
+      <w:r>
         <w:t>Learn from the worked case</w:t>
       </w:r>
     </w:p>
     <w:p>
-      <w:r>
+      <w:pPr>
+        <w:spacing w:line="336" w:lineRule="auto" w:after="180"/>
+      </w:pPr>
+      <w:r>
+        <w:rPr>
+          <w:b w:val="0"/>
+        </w:rPr>
         <w:t>Cover the result before checking it. Say what is given, choose the procedure, and follow one step at a time. Then uncover the result and explain your first mismatch. Ask why a step is allowed, not only what number it produces.</w:t>
       </w:r>
     </w:p>
@@ -585,8 +1123,38 @@
       </w:r>
     </w:p>
     <w:p>
-      <w:r>
-        <w:t>Bound a student program. A toy sandbox forbids network access, allows at most two seconds and limits output to 20 MB.</w:t>
+      <w:pPr>
+        <w:spacing w:line="336" w:lineRule="auto" w:after="180"/>
+      </w:pPr>
+      <w:r>
+        <w:rPr>
+          <w:b w:val="0"/>
+        </w:rPr>
+        <w:t xml:space="preserve">Bound a student program. A toy </w:t>
+      </w:r>
+      <w:r>
+        <w:rPr>
+          <w:b/>
+        </w:rPr>
+        <w:t>sandbox</w:t>
+      </w:r>
+      <w:r>
+        <w:rPr>
+          <w:b w:val="0"/>
+        </w:rPr>
+        <w:t xml:space="preserve"> forbids network access, allows at most two seconds and limits </w:t>
+      </w:r>
+      <w:r>
+        <w:rPr>
+          <w:b/>
+        </w:rPr>
+        <w:t>output</w:t>
+      </w:r>
+      <w:r>
+        <w:rPr>
+          <w:b w:val="0"/>
+        </w:rPr>
+        <w:t xml:space="preserve"> to 20 MB.</w:t>
       </w:r>
     </w:p>
     <w:p>
@@ -598,7 +1166,22 @@
       </w:r>
     </w:p>
     <w:p>
-      <w:r>
+      <w:pPr>
+        <w:pStyle w:val="Heading3"/>
+      </w:pPr>
+      <w:r>
+        <w:t>Supplied facts</w:t>
+      </w:r>
+    </w:p>
+    <w:p>
+      <w:pPr>
+        <w:spacing w:line="336" w:lineRule="auto" w:after="180"/>
+        <w:shd w:fill="F1F6FC"/>
+      </w:pPr>
+      <w:r>
+        <w:rPr>
+          <w:b w:val="0"/>
+        </w:rPr>
         <w:t>A uses one second and writes 2 MB. B tries to contact a website. These are declared trial records.</w:t>
       </w:r>
     </w:p>
@@ -762,30 +1345,120 @@
       </w:r>
     </w:p>
     <w:p>
-      <w:r>
-        <w:t>Sandbox controls bound reach and resource use. Passing an output limit cannot cancel a network or time restriction.</w:t>
-      </w:r>
-    </w:p>
-    <w:p>
       <w:pPr>
         <w:pStyle w:val="Heading3"/>
       </w:pPr>
       <w:r>
+        <w:t>Why the result follows</w:t>
+      </w:r>
+    </w:p>
+    <w:p>
+      <w:pPr>
+        <w:spacing w:line="336" w:lineRule="auto" w:after="180"/>
+        <w:shd w:fill="F1F6FC"/>
+      </w:pPr>
+      <w:r>
+        <w:rPr>
+          <w:b/>
+        </w:rPr>
+        <w:t>Sandbox</w:t>
+      </w:r>
+      <w:r>
+        <w:rPr>
+          <w:b w:val="0"/>
+        </w:rPr>
+        <w:t xml:space="preserve"> controls bound reach and resource use. Passing an </w:t>
+      </w:r>
+      <w:r>
+        <w:rPr>
+          <w:b/>
+        </w:rPr>
+        <w:t>output</w:t>
+      </w:r>
+      <w:r>
+        <w:rPr>
+          <w:b w:val="0"/>
+        </w:rPr>
+        <w:t xml:space="preserve"> limit cannot cancel a network or time restriction.</w:t>
+      </w:r>
+    </w:p>
+    <w:p>
+      <w:pPr>
+        <w:pStyle w:val="Heading3"/>
+      </w:pPr>
+      <w:r>
         <w:t>What this example does not establish</w:t>
       </w:r>
     </w:p>
     <w:p>
-      <w:r>
+      <w:pPr>
+        <w:pStyle w:val="Heading3"/>
+      </w:pPr>
+      <w:r>
+        <w:t>Keep the stated limit</w:t>
+      </w:r>
+    </w:p>
+    <w:p>
+      <w:pPr>
+        <w:spacing w:line="336" w:lineRule="auto" w:after="180"/>
+        <w:shd w:fill="FFF5E6"/>
+      </w:pPr>
+      <w:r>
+        <w:rPr>
+          <w:b w:val="0"/>
+        </w:rPr>
         <w:t>These controls are not a complete security proof; implementation and escape risks still require review.</w:t>
       </w:r>
     </w:p>
     <w:p>
-      <w:r>
-        <w:t>Read the labelled picture: Check A against both resource limits and B against network isolation. Why must A stop after three seconds even if its output remains only 2 MB?</w:t>
-      </w:r>
-    </w:p>
-    <w:p>
-      <w:r>
+      <w:pPr>
+        <w:pStyle w:val="Heading3"/>
+      </w:pPr>
+      <w:r>
+        <w:t>Keep the stated limit</w:t>
+      </w:r>
+    </w:p>
+    <w:p>
+      <w:pPr>
+        <w:spacing w:line="336" w:lineRule="auto" w:after="180"/>
+        <w:shd w:fill="FFF5E6"/>
+      </w:pPr>
+      <w:r>
+        <w:rPr>
+          <w:b w:val="0"/>
+        </w:rPr>
+        <w:t xml:space="preserve">Read the labelled picture: Check A against both resource limits and B against network isolation. Why must A stop after three seconds even if its </w:t>
+      </w:r>
+      <w:r>
+        <w:rPr>
+          <w:b/>
+        </w:rPr>
+        <w:t>output</w:t>
+      </w:r>
+      <w:r>
+        <w:rPr>
+          <w:b w:val="0"/>
+        </w:rPr>
+        <w:t xml:space="preserve"> remains only 2 MB?</w:t>
+      </w:r>
+    </w:p>
+    <w:p>
+      <w:pPr>
+        <w:pStyle w:val="Heading3"/>
+      </w:pPr>
+      <w:r>
+        <w:t>Keep the stated limit</w:t>
+      </w:r>
+    </w:p>
+    <w:p>
+      <w:pPr>
+        <w:spacing w:line="336" w:lineRule="auto" w:after="180"/>
+        <w:shd w:fill="FFF5E6"/>
+      </w:pPr>
+      <w:r>
+        <w:rPr>
+          <w:b w:val="0"/>
+        </w:rPr>
         <w:t>Change one thing: A takes three seconds but still writes 2 MB. Predict the result before checking the explanation. What remains the same?</w:t>
       </w:r>
     </w:p>
@@ -799,19 +1472,69 @@
     </w:p>
     <w:p>
       <w:r>
+        <w:t>Find the unsupported step in the Sandboxing and resource limits claim and explain a repair using the supplied evidence.</w:t>
+      </w:r>
+    </w:p>
+    <w:p>
+      <w:pPr>
+        <w:spacing w:line="336" w:lineRule="auto" w:after="180"/>
+      </w:pPr>
+      <w:r>
+        <w:rPr>
+          <w:b w:val="0"/>
+        </w:rPr>
         <w:t>Resource limits constrain execution but cannot prove generated claims or algorithms correct.</w:t>
       </w:r>
     </w:p>
     <w:p>
-      <w:r>
-        <w:t>A useful check asks what would make the reasoning fail. Distinguish a failure to execute the declared procedure from a weakness in the procedure itself. The first may require a correction; the second requires an explicitly revised method and new evidence. Preserve unsuccessful cases so an improved result cannot hide the original problem.</w:t>
-      </w:r>
-    </w:p>
-    <w:p>
       <w:pPr>
         <w:pStyle w:val="Heading3"/>
       </w:pPr>
       <w:r>
+        <w:t>Check the claim against the facts</w:t>
+      </w:r>
+    </w:p>
+    <w:p>
+      <w:pPr>
+        <w:spacing w:line="336" w:lineRule="auto" w:after="180"/>
+        <w:shd w:fill="FFF5E6"/>
+      </w:pPr>
+      <w:r>
+        <w:rPr>
+          <w:b w:val="0"/>
+        </w:rPr>
+        <w:t>A useful check asks what would make the reasoning fail. Distinguish a failure to execute the declared procedure from a weakness in the procedure itself.</w:t>
+      </w:r>
+    </w:p>
+    <w:p>
+      <w:pPr>
+        <w:spacing w:line="336" w:lineRule="auto" w:after="180"/>
+        <w:shd w:fill="FFF5E6"/>
+      </w:pPr>
+      <w:r>
+        <w:rPr>
+          <w:b w:val="0"/>
+        </w:rPr>
+        <w:t xml:space="preserve">The first may require a correction; the second requires an explicitly revised method and new </w:t>
+      </w:r>
+      <w:r>
+        <w:rPr>
+          <w:b/>
+        </w:rPr>
+        <w:t>evidence</w:t>
+      </w:r>
+      <w:r>
+        <w:rPr>
+          <w:b w:val="0"/>
+        </w:rPr>
+        <w:t>. Preserve unsuccessful cases so an improved result cannot hide the original problem.</w:t>
+      </w:r>
+    </w:p>
+    <w:p>
+      <w:pPr>
+        <w:pStyle w:val="Heading3"/>
+      </w:pPr>
+      <w:r>
         <w:t>Guided: restate the worked result, then name the assumption or limitation that prevents a broader conclusion.</w:t>
       </w:r>
     </w:p>
@@ -849,7 +1572,13 @@
       </w:r>
     </w:p>
     <w:p>
-      <w:r>
+      <w:pPr>
+        <w:spacing w:line="336" w:lineRule="auto" w:after="180"/>
+      </w:pPr>
+      <w:r>
+        <w:rPr>
+          <w:b w:val="0"/>
+        </w:rPr>
         <w:t>A report omits this qualification: Resource limits constrain execution but cannot prove generated claims or algorithms correct. Explain how omitting it could change a reader's interpretation, and write an accurate replacement.</w:t>
       </w:r>
     </w:p>
@@ -901,7 +1630,54 @@
     </w:p>
     <w:p>
       <w:r>
-        <w:t>Explain the weekly mechanism in your own words. Use the worked scenario to name its input, decision rule and output.</w:t>
+        <w:t>Practise Sandboxing and resource limits with support, then explain the deciding step in your own words.</w:t>
+      </w:r>
+    </w:p>
+    <w:p>
+      <w:pPr>
+        <w:spacing w:line="336" w:lineRule="auto" w:after="180"/>
+      </w:pPr>
+      <w:r>
+        <w:rPr>
+          <w:b w:val="0"/>
+        </w:rPr>
+        <w:t xml:space="preserve">Explain the weekly </w:t>
+      </w:r>
+      <w:r>
+        <w:rPr>
+          <w:b/>
+        </w:rPr>
+        <w:t>mechanism</w:t>
+      </w:r>
+      <w:r>
+        <w:rPr>
+          <w:b w:val="0"/>
+        </w:rPr>
+        <w:t xml:space="preserve"> in your own words. Use the worked scenario to name its </w:t>
+      </w:r>
+      <w:r>
+        <w:rPr>
+          <w:b/>
+        </w:rPr>
+        <w:t>input</w:t>
+      </w:r>
+      <w:r>
+        <w:rPr>
+          <w:b w:val="0"/>
+        </w:rPr>
+        <w:t xml:space="preserve">, decision rule and </w:t>
+      </w:r>
+      <w:r>
+        <w:rPr>
+          <w:b/>
+        </w:rPr>
+        <w:t>output</w:t>
+      </w:r>
+      <w:r>
+        <w:rPr>
+          <w:b w:val="0"/>
+        </w:rPr>
+        <w:t>.</w:t>
       </w:r>
     </w:p>
     <w:p>
@@ -974,8 +1750,38 @@
       </w:r>
     </w:p>
     <w:p>
-      <w:r>
-        <w:t>Use workbook W2 for the connected example “Sandboxing and resource limits”. First fill the input and rule boxes. Try the middle steps before asking for a hint. After a hint, try the next step yourself.</w:t>
+      <w:pPr>
+        <w:spacing w:line="336" w:lineRule="auto" w:after="180"/>
+      </w:pPr>
+      <w:r>
+        <w:rPr>
+          <w:b w:val="0"/>
+        </w:rPr>
+        <w:t>Use workbook W2 for the connected example “</w:t>
+      </w:r>
+      <w:r>
+        <w:rPr>
+          <w:b/>
+        </w:rPr>
+        <w:t>Sandbox</w:t>
+      </w:r>
+      <w:r>
+        <w:rPr>
+          <w:b w:val="0"/>
+        </w:rPr>
+        <w:t xml:space="preserve">ing and resource limits”. First fill the </w:t>
+      </w:r>
+      <w:r>
+        <w:rPr>
+          <w:b/>
+        </w:rPr>
+        <w:t>input</w:t>
+      </w:r>
+      <w:r>
+        <w:rPr>
+          <w:b w:val="0"/>
+        </w:rPr>
+        <w:t xml:space="preserve"> and rule boxes. Try the middle steps before asking for a hint. After a hint, try the next step yourself.</w:t>
       </w:r>
     </w:p>
     <w:tbl>
@@ -1058,7 +1864,13 @@
       </w:tr>
     </w:tbl>
     <w:p>
-      <w:r>
+      <w:pPr>
+        <w:spacing w:line="336" w:lineRule="auto" w:after="180"/>
+      </w:pPr>
+      <w:r>
+        <w:rPr>
+          <w:b w:val="0"/>
+        </w:rPr>
         <w:t>Explain your trace to a partner. Your partner points to one step to check. Swap roles on the next case. Each person writes their own explanation.</w:t>
       </w:r>
     </w:p>
@@ -1071,12 +1883,47 @@
       </w:r>
     </w:p>
     <w:p>
-      <w:r>
-        <w:t>Use the worked case for Sandboxing and resource limits. Proposed explanation: “The worked result establishes every future case”. Decide whether this explanation is supported. Point to the step or supplied fact that decides; explain your repair if needed.</w:t>
-      </w:r>
-    </w:p>
-    <w:p>
-      <w:r>
+      <w:pPr>
+        <w:spacing w:line="336" w:lineRule="auto" w:after="180"/>
+      </w:pPr>
+      <w:r>
+        <w:rPr>
+          <w:b w:val="0"/>
+        </w:rPr>
+        <w:t xml:space="preserve">Use the worked case for </w:t>
+      </w:r>
+      <w:r>
+        <w:rPr>
+          <w:b/>
+        </w:rPr>
+        <w:t>Sandbox</w:t>
+      </w:r>
+      <w:r>
+        <w:rPr>
+          <w:b w:val="0"/>
+        </w:rPr>
+        <w:t>ing and resource limits. Proposed explanation: “The worked result establishes every future case”. Decide whether this explanation is supported.</w:t>
+      </w:r>
+    </w:p>
+    <w:p>
+      <w:pPr>
+        <w:spacing w:line="336" w:lineRule="auto" w:after="180"/>
+      </w:pPr>
+      <w:r>
+        <w:rPr>
+          <w:b w:val="0"/>
+        </w:rPr>
+        <w:t>Point to the step or supplied fact that decides; explain your repair if needed.</w:t>
+      </w:r>
+    </w:p>
+    <w:p>
+      <w:pPr>
+        <w:spacing w:line="336" w:lineRule="auto" w:after="180"/>
+      </w:pPr>
+      <w:r>
+        <w:rPr>
+          <w:b w:val="0"/>
+        </w:rPr>
         <w:t>Answer on your own before discussion. If you are unsure, say which step you need help with.</w:t>
       </w:r>
     </w:p>
@@ -1089,8 +1936,27 @@
       </w:r>
     </w:p>
     <w:p>
-      <w:r>
-        <w:t>Check A against both resource limits and B against network isolation. Why must A stop after three seconds even if its output remains only 2 MB?</w:t>
+      <w:pPr>
+        <w:spacing w:line="336" w:lineRule="auto" w:after="180"/>
+        <w:shd w:fill="F5F1FB"/>
+      </w:pPr>
+      <w:r>
+        <w:rPr>
+          <w:b w:val="0"/>
+        </w:rPr>
+        <w:t xml:space="preserve">Check A against both resource limits and B against network isolation. Why must A stop after three seconds even if its </w:t>
+      </w:r>
+      <w:r>
+        <w:rPr>
+          <w:b/>
+        </w:rPr>
+        <w:t>output</w:t>
+      </w:r>
+      <w:r>
+        <w:rPr>
+          <w:b w:val="0"/>
+        </w:rPr>
+        <w:t xml:space="preserve"> remains only 2 MB?</w:t>
       </w:r>
     </w:p>
     <w:p>
@@ -1122,7 +1988,13 @@
       </w:r>
     </w:p>
     <w:p>
-      <w:r>
+      <w:pPr>
+        <w:spacing w:line="336" w:lineRule="auto" w:after="180"/>
+      </w:pPr>
+      <w:r>
+        <w:rPr>
+          <w:b w:val="0"/>
+        </w:rPr>
         <w:t>This is supported practice. Keep the separately named independent case for an attempt before feedback.</w:t>
       </w:r>
     </w:p>
@@ -1135,6 +2007,11 @@
       </w:r>
     </w:p>
     <w:p>
+      <w:r>
+        <w:t>Investigate Sandboxing and resource limits. Record the prediction, actual observation or labelled paper trace, explanation and next test separately.</w:t>
+      </w:r>
+    </w:p>
+    <w:p>
       <w:pPr>
         <w:pStyle w:val="Heading3"/>
       </w:pPr>
@@ -1143,8 +2020,26 @@
       </w:r>
     </w:p>
     <w:p>
-      <w:r>
-        <w:t>A job requests a public webpage and a write outside its output directory. Show the intermediate steps and give the conclusion with its scope.</w:t>
+      <w:pPr>
+        <w:spacing w:line="336" w:lineRule="auto" w:after="180"/>
+      </w:pPr>
+      <w:r>
+        <w:rPr>
+          <w:b w:val="0"/>
+        </w:rPr>
+        <w:t xml:space="preserve">A job requests a public webpage and a write outside its </w:t>
+      </w:r>
+      <w:r>
+        <w:rPr>
+          <w:b/>
+        </w:rPr>
+        <w:t>output</w:t>
+      </w:r>
+      <w:r>
+        <w:rPr>
+          <w:b w:val="0"/>
+        </w:rPr>
+        <w:t xml:space="preserve"> directory. Show the intermediate steps and give the conclusion with its scope.</w:t>
       </w:r>
     </w:p>
     <w:tbl>
@@ -1284,7 +2179,13 @@
       </w:tr>
     </w:tbl>
     <w:p>
-      <w:r>
+      <w:pPr>
+        <w:spacing w:line="336" w:lineRule="auto" w:after="180"/>
+      </w:pPr>
+      <w:r>
+        <w:rPr>
+          <w:b w:val="0"/>
+        </w:rPr>
         <w:t>On paper, trace the supplied procedure. If code is provided, predict before running it in a local practice file. Never write an expected answer as though it were an observed run.</w:t>
       </w:r>
     </w:p>
@@ -1297,7 +2198,13 @@
       </w:r>
     </w:p>
     <w:p>
-      <w:r>
+      <w:pPr>
+        <w:spacing w:line="336" w:lineRule="auto" w:after="180"/>
+      </w:pPr>
+      <w:r>
+        <w:rPr>
+          <w:b w:val="0"/>
+        </w:rPr>
         <w:t>Before trying: what do I expect, and why? While trying: which step could first go wrong? Afterwards: what did I actually observe, and what should change? Keep “not run” if you only traced the procedure.</w:t>
       </w:r>
     </w:p>
@@ -1310,6 +2217,11 @@
       </w:r>
     </w:p>
     <w:p>
+      <w:r>
+        <w:t>Move from recall to tracing, diagnosis and transfer in Sandboxing and resource limits. Explain why each step is justified.</w:t>
+      </w:r>
+    </w:p>
+    <w:p>
       <w:pPr>
         <w:pStyle w:val="Heading3"/>
       </w:pPr>
@@ -1318,18 +2230,83 @@
       </w:r>
     </w:p>
     <w:p>
-      <w:r>
-        <w:t>Explain the weekly mechanism in your own words. Use the worked scenario to name its input, decision rule and output.</w:t>
-      </w:r>
-    </w:p>
-    <w:p>
-      <w:r>
+      <w:pPr>
+        <w:spacing w:line="336" w:lineRule="auto" w:after="180"/>
+      </w:pPr>
+      <w:r>
+        <w:rPr>
+          <w:b w:val="0"/>
+        </w:rPr>
+        <w:t xml:space="preserve">Explain the weekly </w:t>
+      </w:r>
+      <w:r>
+        <w:rPr>
+          <w:b/>
+        </w:rPr>
+        <w:t>mechanism</w:t>
+      </w:r>
+      <w:r>
+        <w:rPr>
+          <w:b w:val="0"/>
+        </w:rPr>
+        <w:t xml:space="preserve"> in your own words. Use the worked scenario to name its </w:t>
+      </w:r>
+      <w:r>
+        <w:rPr>
+          <w:b/>
+        </w:rPr>
+        <w:t>input</w:t>
+      </w:r>
+      <w:r>
+        <w:rPr>
+          <w:b w:val="0"/>
+        </w:rPr>
+        <w:t xml:space="preserve">, decision rule and </w:t>
+      </w:r>
+      <w:r>
+        <w:rPr>
+          <w:b/>
+        </w:rPr>
+        <w:t>output</w:t>
+      </w:r>
+      <w:r>
+        <w:rPr>
+          <w:b w:val="0"/>
+        </w:rPr>
+        <w:t>.</w:t>
+      </w:r>
+    </w:p>
+    <w:p>
+      <w:pPr>
+        <w:spacing w:line="336" w:lineRule="auto" w:after="180"/>
+      </w:pPr>
+      <w:r>
+        <w:rPr>
+          <w:b w:val="0"/>
+        </w:rPr>
         <w:t>A report omits this qualification: Resource limits constrain execution but cannot prove generated claims or algorithms correct. Explain how omitting it could change a reader's interpretation, and write an accurate replacement.</w:t>
       </w:r>
     </w:p>
     <w:p>
-      <w:r>
-        <w:t>For the worked scenario, propose one additional case that could reveal a failure, describe its expected outcome before running it, and explain what would need to remain fixed for a fair comparison. Do not reuse W4 as a new final test after receiving feedback.</w:t>
+      <w:pPr>
+        <w:spacing w:line="336" w:lineRule="auto" w:after="180"/>
+      </w:pPr>
+      <w:r>
+        <w:rPr>
+          <w:b w:val="0"/>
+        </w:rPr>
+        <w:t>For the worked scenario, propose one additional case that could reveal a failure, describe its expected outcome before running it, and explain what would need to remain fixed for a fair comparison.</w:t>
+      </w:r>
+    </w:p>
+    <w:p>
+      <w:pPr>
+        <w:spacing w:line="336" w:lineRule="auto" w:after="180"/>
+      </w:pPr>
+      <w:r>
+        <w:rPr>
+          <w:b w:val="0"/>
+        </w:rPr>
+        <w:t>Do not reuse W4 as a new final test after receiving feedback.</w:t>
       </w:r>
     </w:p>
     <w:p>
@@ -1375,7 +2352,101 @@
     </w:p>
     <w:p>
       <w:r>
-        <w:t>Add a labelled sandboxing and resource limits evidence sheet to Grounded Learning Service. Show how you can explain the mechanism and terminology of sandboxing and resource limits. Use the supplied fictional case and keep its inputs, intermediate steps, calculation or prediction, and limitation. Connect this record to last week’s record; a matching answer without a trace is insufficient.</w:t>
+        <w:t>Apply this week’s idea to Grounded Learning Service. Keep an annotated decision and the evidence supporting it.</w:t>
+      </w:r>
+    </w:p>
+    <w:p>
+      <w:pPr>
+        <w:spacing w:line="336" w:lineRule="auto" w:after="180"/>
+      </w:pPr>
+      <w:r>
+        <w:rPr>
+          <w:b w:val="0"/>
+        </w:rPr>
+        <w:t xml:space="preserve">Add a labelled </w:t>
+      </w:r>
+      <w:r>
+        <w:rPr>
+          <w:b/>
+        </w:rPr>
+        <w:t>sandbox</w:t>
+      </w:r>
+      <w:r>
+        <w:rPr>
+          <w:b w:val="0"/>
+        </w:rPr>
+        <w:t xml:space="preserve">ing and resource limits </w:t>
+      </w:r>
+      <w:r>
+        <w:rPr>
+          <w:b/>
+        </w:rPr>
+        <w:t>evidence</w:t>
+      </w:r>
+      <w:r>
+        <w:rPr>
+          <w:b w:val="0"/>
+        </w:rPr>
+        <w:t xml:space="preserve"> sheet to Grounded Learning Service. Show how you can explain the </w:t>
+      </w:r>
+      <w:r>
+        <w:rPr>
+          <w:b/>
+        </w:rPr>
+        <w:t>mechanism</w:t>
+      </w:r>
+      <w:r>
+        <w:rPr>
+          <w:b w:val="0"/>
+        </w:rPr>
+        <w:t xml:space="preserve"> and terminology of </w:t>
+      </w:r>
+      <w:r>
+        <w:rPr>
+          <w:b/>
+        </w:rPr>
+        <w:t>sandbox</w:t>
+      </w:r>
+      <w:r>
+        <w:rPr>
+          <w:b w:val="0"/>
+        </w:rPr>
+        <w:t>ing and resource limits.</w:t>
+      </w:r>
+    </w:p>
+    <w:p>
+      <w:pPr>
+        <w:spacing w:line="336" w:lineRule="auto" w:after="180"/>
+      </w:pPr>
+      <w:r>
+        <w:rPr>
+          <w:b w:val="0"/>
+        </w:rPr>
+        <w:t xml:space="preserve">Use the supplied fictional case and keep its </w:t>
+      </w:r>
+      <w:r>
+        <w:rPr>
+          <w:b/>
+        </w:rPr>
+        <w:t>input</w:t>
+      </w:r>
+      <w:r>
+        <w:rPr>
+          <w:b w:val="0"/>
+        </w:rPr>
+        <w:t xml:space="preserve">s, intermediate steps, calculation or </w:t>
+      </w:r>
+      <w:r>
+        <w:rPr>
+          <w:b/>
+        </w:rPr>
+        <w:t>prediction</w:t>
+      </w:r>
+      <w:r>
+        <w:rPr>
+          <w:b w:val="0"/>
+        </w:rPr>
+        <w:t>, and limitation. Connect this record to last week’s record; a matching answer without a trace is insufficient.</w:t>
       </w:r>
     </w:p>
     <w:tbl>
@@ -1503,8 +2574,26 @@
       </w:r>
     </w:p>
     <w:p>
-      <w:r>
-        <w:t>For the Grounded Learning Service, retain an annotated trace and the changed-case result. Name the contract or evidence that makes the deciding step valid, so another team can review it.</w:t>
+      <w:pPr>
+        <w:spacing w:line="336" w:lineRule="auto" w:after="180"/>
+      </w:pPr>
+      <w:r>
+        <w:rPr>
+          <w:b w:val="0"/>
+        </w:rPr>
+        <w:t xml:space="preserve">For the Grounded Learning Service, retain an annotated trace and the changed-case result. Name the contract or </w:t>
+      </w:r>
+      <w:r>
+        <w:rPr>
+          <w:b/>
+        </w:rPr>
+        <w:t>evidence</w:t>
+      </w:r>
+      <w:r>
+        <w:rPr>
+          <w:b w:val="0"/>
+        </w:rPr>
+        <w:t xml:space="preserve"> that makes the deciding step valid, so another team can review it.</w:t>
       </w:r>
     </w:p>
     <w:p>
@@ -1517,7 +2606,29 @@
     </w:p>
     <w:p>
       <w:r>
-        <w:t>Complete the supported workbook tasks before attempting W4 independently. Record any hints or help used. After feedback, use the teacher's fresh retry rather than copying the earlier answer. For a project, select a relevant new case, predict the outcome from the declared rule and preserve the result alongside any revision.</w:t>
+        <w:t>Use a genuinely new case for independent evidence. Previously discussed examples remain practice; use the separately named independent case before feedback.</w:t>
+      </w:r>
+    </w:p>
+    <w:p>
+      <w:pPr>
+        <w:spacing w:line="336" w:lineRule="auto" w:after="180"/>
+      </w:pPr>
+      <w:r>
+        <w:rPr>
+          <w:b w:val="0"/>
+        </w:rPr>
+        <w:t>Complete the supported workbook tasks before attempting W4 independently. Record any hints or help used. After feedback, use the teacher's fresh retry rather than copying the earlier answer.</w:t>
+      </w:r>
+    </w:p>
+    <w:p>
+      <w:pPr>
+        <w:spacing w:line="336" w:lineRule="auto" w:after="180"/>
+      </w:pPr>
+      <w:r>
+        <w:rPr>
+          <w:b w:val="0"/>
+        </w:rPr>
+        <w:t>For a project, select a relevant new case, predict the outcome from the declared rule and preserve the result alongside any revision.</w:t>
       </w:r>
     </w:p>
     <w:p>
@@ -1554,8 +2665,25 @@
       </w:r>
     </w:p>
     <w:p>
-      <w:r>
-        <w:t>For the worked scenario, propose one additional case that could reveal a failure, describe its expected outcome before running it, and explain what would need to remain fixed for a fair comparison. Do not reuse W4 as a new final test after receiving feedback.</w:t>
+      <w:pPr>
+        <w:spacing w:line="336" w:lineRule="auto" w:after="180"/>
+      </w:pPr>
+      <w:r>
+        <w:rPr>
+          <w:b w:val="0"/>
+        </w:rPr>
+        <w:t>For the worked scenario, propose one additional case that could reveal a failure, describe its expected outcome before running it, and explain what would need to remain fixed for a fair comparison.</w:t>
+      </w:r>
+    </w:p>
+    <w:p>
+      <w:pPr>
+        <w:spacing w:line="336" w:lineRule="auto" w:after="180"/>
+      </w:pPr>
+      <w:r>
+        <w:rPr>
+          <w:b w:val="0"/>
+        </w:rPr>
+        <w:t>Do not reuse W4 as a new final test after receiving feedback.</w:t>
       </w:r>
     </w:p>
     <w:p>
@@ -1592,6 +2720,11 @@
       </w:pPr>
       <w:r>
         <w:t>13. Study a complete case</w:t>
+      </w:r>
+    </w:p>
+    <w:p>
+      <w:r>
+        <w:t>Revisit the complete Sandboxing and resource limits case for supported practice. Repeated examples do not become fresh assessments.</w:t>
       </w:r>
     </w:p>
     <w:p>
@@ -1695,8 +2828,26 @@
       </w:r>
     </w:p>
     <w:p>
-      <w:r>
-        <w:t>Follow the input through the stated procedure to its result. Cover the result first, predict it, then explain every intermediate step. The text/table accompanies the figure so the example can be read without colour.</w:t>
+      <w:pPr>
+        <w:spacing w:line="336" w:lineRule="auto" w:after="180"/>
+      </w:pPr>
+      <w:r>
+        <w:rPr>
+          <w:b w:val="0"/>
+        </w:rPr>
+        <w:t xml:space="preserve">Follow the </w:t>
+      </w:r>
+      <w:r>
+        <w:rPr>
+          <w:b/>
+        </w:rPr>
+        <w:t>input</w:t>
+      </w:r>
+      <w:r>
+        <w:rPr>
+          <w:b w:val="0"/>
+        </w:rPr>
+        <w:t xml:space="preserve"> through the stated procedure to its result. Cover the result first, predict it, then explain every intermediate step. The text/table accompanies the figure so the example can be read without colour.</w:t>
       </w:r>
     </w:p>
     <w:p>
@@ -1746,6 +2897,11 @@
       </w:r>
     </w:p>
     <w:p>
+      <w:r>
+        <w:t>Attempt the reserved new case before feedback. Record support; the earlier examples below remain additional practice.</w:t>
+      </w:r>
+    </w:p>
+    <w:p>
       <w:pPr>
         <w:pStyle w:val="Heading3"/>
       </w:pPr>
@@ -1754,7 +2910,13 @@
       </w:r>
     </w:p>
     <w:p>
-      <w:r>
+      <w:pPr>
+        <w:spacing w:line="336" w:lineRule="auto" w:after="180"/>
+      </w:pPr>
+      <w:r>
+        <w:rPr>
+          <w:b w:val="0"/>
+        </w:rPr>
         <w:t>Queue currently has 9 tasks; job proposes 2 more under a maximum10 policy. Decide.</w:t>
       </w:r>
     </w:p>
@@ -1802,7 +2964,13 @@
       </w:r>
     </w:p>
     <w:p>
-      <w:r>
+      <w:pPr>
+        <w:spacing w:line="336" w:lineRule="auto" w:after="180"/>
+      </w:pPr>
+      <w:r>
+        <w:rPr>
+          <w:b w:val="0"/>
+        </w:rPr>
         <w:t>Attempt this case before feedback. Record any help. Earlier examples below are further practice; a case already practised with feedback cannot establish fresh transfer.</w:t>
       </w:r>
     </w:p>
@@ -1815,7 +2983,13 @@
       </w:r>
     </w:p>
     <w:p>
-      <w:r>
+      <w:pPr>
+        <w:spacing w:line="336" w:lineRule="auto" w:after="180"/>
+      </w:pPr>
+      <w:r>
+        <w:rPr>
+          <w:b w:val="0"/>
+        </w:rPr>
         <w:t>Queue currently has 9 tasks; job proposes 2 more under a maximum10 policy. Decide.</w:t>
       </w:r>
     </w:p>
@@ -1868,7 +3042,13 @@
       </w:r>
     </w:p>
     <w:p>
-      <w:r>
+      <w:pPr>
+        <w:spacing w:line="336" w:lineRule="auto" w:after="180"/>
+      </w:pPr>
+      <w:r>
+        <w:rPr>
+          <w:b w:val="0"/>
+        </w:rPr>
         <w:t>Record support used: none, hint or teacher explanation. After feedback, a different case is needed to demonstrate independence.</w:t>
       </w:r>
     </w:p>
@@ -1881,8 +3061,25 @@
       </w:r>
     </w:p>
     <w:p>
-      <w:r>
-        <w:t>Attempt the independent case before hints. Record whether you worked alone, used a hint or followed a model. After feedback, fix the first unsupported step and explain why it changed. A later check uses a changed case, not a copied answer.</w:t>
+      <w:pPr>
+        <w:spacing w:line="336" w:lineRule="auto" w:after="180"/>
+      </w:pPr>
+      <w:r>
+        <w:rPr>
+          <w:b w:val="0"/>
+        </w:rPr>
+        <w:t>Attempt the independent case before hints. Record whether you worked alone, used a hint or followed a model. After feedback, fix the first unsupported step and explain why it changed.</w:t>
+      </w:r>
+    </w:p>
+    <w:p>
+      <w:pPr>
+        <w:spacing w:line="336" w:lineRule="auto" w:after="180"/>
+      </w:pPr>
+      <w:r>
+        <w:rPr>
+          <w:b w:val="0"/>
+        </w:rPr>
+        <w:t>A later check uses a changed case, not a copied answer.</w:t>
       </w:r>
     </w:p>
     <w:p>
@@ -1895,7 +3092,42 @@
     </w:p>
     <w:p>
       <w:r>
-        <w:t>Start with this question: Bound a student program. A toy sandbox forbids network access, allows at most two seconds and limits output to 20 MB.</w:t>
+        <w:t>Use this map to navigate Sandboxing and resource limits, connect the goals to tasks and keep one evidence record for each attempt.</w:t>
+      </w:r>
+    </w:p>
+    <w:p>
+      <w:pPr>
+        <w:spacing w:line="336" w:lineRule="auto" w:after="180"/>
+      </w:pPr>
+      <w:r>
+        <w:rPr>
+          <w:b w:val="0"/>
+        </w:rPr>
+        <w:t xml:space="preserve">Start with this question: Bound a student program. A toy </w:t>
+      </w:r>
+      <w:r>
+        <w:rPr>
+          <w:b/>
+        </w:rPr>
+        <w:t>sandbox</w:t>
+      </w:r>
+      <w:r>
+        <w:rPr>
+          <w:b w:val="0"/>
+        </w:rPr>
+        <w:t xml:space="preserve"> forbids network access, allows at most two seconds and limits </w:t>
+      </w:r>
+      <w:r>
+        <w:rPr>
+          <w:b/>
+        </w:rPr>
+        <w:t>output</w:t>
+      </w:r>
+      <w:r>
+        <w:rPr>
+          <w:b w:val="0"/>
+        </w:rPr>
+        <w:t xml:space="preserve"> to 20 MB.</w:t>
       </w:r>
     </w:p>
     <w:tbl>
@@ -2001,13 +3233,61 @@
       </w:tr>
     </w:tbl>
     <w:p>
-      <w:r>
-        <w:t>Remember → watch and explain → try with help → investigate → try independently → keep project evidence. Your teacher may spread this lesson across several classes.</w:t>
-      </w:r>
-    </w:p>
-    <w:p>
-      <w:r>
-        <w:t>Keep your first prediction. Compare it with what the evidence shows and explain any change.</w:t>
+      <w:pPr>
+        <w:spacing w:line="336" w:lineRule="auto" w:after="180"/>
+      </w:pPr>
+      <w:r>
+        <w:rPr>
+          <w:b w:val="0"/>
+        </w:rPr>
+        <w:t xml:space="preserve">Remember → watch and explain → try with help → investigate → try independently → keep project </w:t>
+      </w:r>
+      <w:r>
+        <w:rPr>
+          <w:b/>
+        </w:rPr>
+        <w:t>evidence</w:t>
+      </w:r>
+      <w:r>
+        <w:rPr>
+          <w:b w:val="0"/>
+        </w:rPr>
+        <w:t>. Your teacher may spread this lesson across several classes.</w:t>
+      </w:r>
+    </w:p>
+    <w:p>
+      <w:pPr>
+        <w:spacing w:line="336" w:lineRule="auto" w:after="180"/>
+      </w:pPr>
+      <w:r>
+        <w:rPr>
+          <w:b w:val="0"/>
+        </w:rPr>
+        <w:t xml:space="preserve">Keep your first </w:t>
+      </w:r>
+      <w:r>
+        <w:rPr>
+          <w:b/>
+        </w:rPr>
+        <w:t>prediction</w:t>
+      </w:r>
+      <w:r>
+        <w:rPr>
+          <w:b w:val="0"/>
+        </w:rPr>
+        <w:t xml:space="preserve">. Compare it with what the </w:t>
+      </w:r>
+      <w:r>
+        <w:rPr>
+          <w:b/>
+        </w:rPr>
+        <w:t>evidence</w:t>
+      </w:r>
+      <w:r>
+        <w:rPr>
+          <w:b w:val="0"/>
+        </w:rPr>
+        <w:t xml:space="preserve"> shows and explain any change.</w:t>
       </w:r>
     </w:p>
     <w:p>
@@ -2020,7 +3300,42 @@
     </w:p>
     <w:p>
       <w:r>
-        <w:t>Close your notes. Explain this goal in your own words: Explain the mechanism and terminology of sandboxing and resource limits</w:t>
+        <w:t>Explain Sandboxing and resource limits without notes, identify a remaining question and plan a later check with a changed case.</w:t>
+      </w:r>
+    </w:p>
+    <w:p>
+      <w:pPr>
+        <w:spacing w:line="336" w:lineRule="auto" w:after="180"/>
+      </w:pPr>
+      <w:r>
+        <w:rPr>
+          <w:b w:val="0"/>
+        </w:rPr>
+        <w:t xml:space="preserve">Close your notes. Explain this goal in your own words: Explain the </w:t>
+      </w:r>
+      <w:r>
+        <w:rPr>
+          <w:b/>
+        </w:rPr>
+        <w:t>mechanism</w:t>
+      </w:r>
+      <w:r>
+        <w:rPr>
+          <w:b w:val="0"/>
+        </w:rPr>
+        <w:t xml:space="preserve"> and terminology of </w:t>
+      </w:r>
+      <w:r>
+        <w:rPr>
+          <w:b/>
+        </w:rPr>
+        <w:t>sandbox</w:t>
+      </w:r>
+      <w:r>
+        <w:rPr>
+          <w:b w:val="0"/>
+        </w:rPr>
+        <w:t>ing and resource limits</w:t>
       </w:r>
     </w:p>
     <w:p>
@@ -2057,13 +3372,61 @@
       </w:r>
     </w:p>
     <w:p>
-      <w:r>
-        <w:t>If you are unsure, return to the worked picture and explain one arrow. If you are ready, change an input or assumption and justify your prediction.</w:t>
-      </w:r>
-    </w:p>
-    <w:p>
-      <w:r>
-        <w:t>Save your workbook evidence. At the next review, try a different case before opening your old answer.</w:t>
+      <w:pPr>
+        <w:spacing w:line="336" w:lineRule="auto" w:after="180"/>
+      </w:pPr>
+      <w:r>
+        <w:rPr>
+          <w:b w:val="0"/>
+        </w:rPr>
+        <w:t xml:space="preserve">If you are unsure, return to the worked picture and explain one arrow. If you are ready, change an </w:t>
+      </w:r>
+      <w:r>
+        <w:rPr>
+          <w:b/>
+        </w:rPr>
+        <w:t>input</w:t>
+      </w:r>
+      <w:r>
+        <w:rPr>
+          <w:b w:val="0"/>
+        </w:rPr>
+        <w:t xml:space="preserve"> or assumption and justify your </w:t>
+      </w:r>
+      <w:r>
+        <w:rPr>
+          <w:b/>
+        </w:rPr>
+        <w:t>prediction</w:t>
+      </w:r>
+      <w:r>
+        <w:rPr>
+          <w:b w:val="0"/>
+        </w:rPr>
+        <w:t>.</w:t>
+      </w:r>
+    </w:p>
+    <w:p>
+      <w:pPr>
+        <w:spacing w:line="336" w:lineRule="auto" w:after="180"/>
+      </w:pPr>
+      <w:r>
+        <w:rPr>
+          <w:b w:val="0"/>
+        </w:rPr>
+        <w:t xml:space="preserve">Save your workbook </w:t>
+      </w:r>
+      <w:r>
+        <w:rPr>
+          <w:b/>
+        </w:rPr>
+        <w:t>evidence</w:t>
+      </w:r>
+      <w:r>
+        <w:rPr>
+          <w:b w:val="0"/>
+        </w:rPr>
+        <w:t>. At the next review, try a different case before opening your old answer.</w:t>
       </w:r>
     </w:p>
     <w:p>
@@ -2076,12 +3439,53 @@
     </w:p>
     <w:p>
       <w:r>
+        <w:t>Attempt supported questions before using hints or feedback. Review a missing building block, then keep the completed work.</w:t>
+      </w:r>
+    </w:p>
+    <w:p>
+      <w:pPr>
+        <w:spacing w:line="336" w:lineRule="auto" w:after="180"/>
+      </w:pPr>
+      <w:r>
+        <w:rPr>
+          <w:b w:val="0"/>
+        </w:rPr>
         <w:t>Use this supported practice once, in the browser or on paper. Keep the reserved independent assessment for a separate first attempt before teacher feedback.</w:t>
       </w:r>
     </w:p>
     <w:p>
-      <w:r>
-        <w:t>Bound a student program. A toy sandbox forbids network access, allows at most two seconds and limits output to 20 MB.</w:t>
+      <w:pPr>
+        <w:spacing w:line="336" w:lineRule="auto" w:after="180"/>
+      </w:pPr>
+      <w:r>
+        <w:rPr>
+          <w:b w:val="0"/>
+        </w:rPr>
+        <w:t xml:space="preserve">Bound a student program. A toy </w:t>
+      </w:r>
+      <w:r>
+        <w:rPr>
+          <w:b/>
+        </w:rPr>
+        <w:t>sandbox</w:t>
+      </w:r>
+      <w:r>
+        <w:rPr>
+          <w:b w:val="0"/>
+        </w:rPr>
+        <w:t xml:space="preserve"> forbids network access, allows at most two seconds and limits </w:t>
+      </w:r>
+      <w:r>
+        <w:rPr>
+          <w:b/>
+        </w:rPr>
+        <w:t>output</w:t>
+      </w:r>
+      <w:r>
+        <w:rPr>
+          <w:b w:val="0"/>
+        </w:rPr>
+        <w:t xml:space="preserve"> to 20 MB.</w:t>
       </w:r>
     </w:p>
     <w:p>
@@ -2093,22 +3497,49 @@
       </w:r>
     </w:p>
     <w:p>
-      <w:r>
+      <w:pPr>
+        <w:spacing w:line="336" w:lineRule="auto" w:after="180"/>
+      </w:pPr>
+      <w:r>
+        <w:rPr>
+          <w:b w:val="0"/>
+        </w:rPr>
         <w:t>Which labelled step matches this detail? Stop the prohibited network action regardless of its purpose.</w:t>
       </w:r>
     </w:p>
     <w:p>
-      <w:r>
+      <w:pPr>
+        <w:spacing w:line="336" w:lineRule="auto" w:after="180"/>
+        <w:shd w:fill="F4F9FC"/>
+      </w:pPr>
+      <w:r>
+        <w:rPr>
+          <w:b w:val="0"/>
+        </w:rPr>
         <w:t>1. Deny B network call</w:t>
       </w:r>
     </w:p>
     <w:p>
-      <w:r>
+      <w:pPr>
+        <w:spacing w:line="336" w:lineRule="auto" w:after="180"/>
+        <w:shd w:fill="F4F9FC"/>
+      </w:pPr>
+      <w:r>
+        <w:rPr>
+          <w:b w:val="0"/>
+        </w:rPr>
         <w:t>2. Apply isolation</w:t>
       </w:r>
     </w:p>
     <w:p>
-      <w:r>
+      <w:pPr>
+        <w:spacing w:line="336" w:lineRule="auto" w:after="180"/>
+        <w:shd w:fill="F4F9FC"/>
+      </w:pPr>
+      <w:r>
+        <w:rPr>
+          <w:b w:val="0"/>
+        </w:rPr>
         <w:t>3. Check A</w:t>
       </w:r>
     </w:p>
@@ -2146,41 +3577,167 @@
       </w:r>
     </w:p>
     <w:p>
-      <w:r>
+      <w:pPr>
+        <w:pStyle w:val="Heading3"/>
+      </w:pPr>
+      <w:r>
+        <w:t>Hint · try first</w:t>
+      </w:r>
+    </w:p>
+    <w:p>
+      <w:pPr>
+        <w:spacing w:line="336" w:lineRule="auto" w:after="180"/>
+        <w:shd w:fill="F1F6F8"/>
+      </w:pPr>
+      <w:r>
+        <w:rPr>
+          <w:b w:val="0"/>
+        </w:rPr>
         <w:t>Hint if needed: Read the steps in the pictorial case. Match the supplied detail to the stage that performs or records it.</w:t>
       </w:r>
     </w:p>
     <w:p>
-      <w:r>
-        <w:t>After your attempt, compare with the supported explanation: Deny B network call Stop the prohibited network action regardless of its purpose. Sandbox controls bound reach and resource use. Passing an output limit cannot cancel a network or time restriction.</w:t>
-      </w:r>
-    </w:p>
-    <w:p>
       <w:pPr>
         <w:pStyle w:val="Heading3"/>
       </w:pPr>
       <w:r>
+        <w:t>Feedback · compare after trying</w:t>
+      </w:r>
+    </w:p>
+    <w:p>
+      <w:pPr>
+        <w:spacing w:line="336" w:lineRule="auto" w:after="180"/>
+        <w:shd w:fill="F1F6FC"/>
+      </w:pPr>
+      <w:r>
+        <w:rPr>
+          <w:b w:val="0"/>
+        </w:rPr>
+        <w:t xml:space="preserve">After your attempt, compare with the supported explanation: Deny B network call Stop the prohibited network action regardless of its purpose. </w:t>
+      </w:r>
+      <w:r>
+        <w:rPr>
+          <w:b/>
+        </w:rPr>
+        <w:t>Sandbox</w:t>
+      </w:r>
+      <w:r>
+        <w:rPr>
+          <w:b w:val="0"/>
+        </w:rPr>
+        <w:t xml:space="preserve"> controls bound reach and resource use.</w:t>
+      </w:r>
+    </w:p>
+    <w:p>
+      <w:pPr>
+        <w:spacing w:line="336" w:lineRule="auto" w:after="180"/>
+        <w:shd w:fill="F1F6FC"/>
+      </w:pPr>
+      <w:r>
+        <w:rPr>
+          <w:b w:val="0"/>
+        </w:rPr>
+        <w:t xml:space="preserve">Passing an </w:t>
+      </w:r>
+      <w:r>
+        <w:rPr>
+          <w:b/>
+        </w:rPr>
+        <w:t>output</w:t>
+      </w:r>
+      <w:r>
+        <w:rPr>
+          <w:b w:val="0"/>
+        </w:rPr>
+        <w:t xml:space="preserve"> limit cannot cancel a network or time restriction.</w:t>
+      </w:r>
+    </w:p>
+    <w:p>
+      <w:pPr>
+        <w:pStyle w:val="Heading3"/>
+      </w:pPr>
+      <w:r>
         <w:t>Practice 2: explain the deciding evidence</w:t>
       </w:r>
     </w:p>
     <w:p>
-      <w:r>
+      <w:pPr>
+        <w:pStyle w:val="Heading3"/>
+      </w:pPr>
+      <w:r>
+        <w:t>Changed case · predict first</w:t>
+      </w:r>
+    </w:p>
+    <w:p>
+      <w:pPr>
+        <w:spacing w:line="336" w:lineRule="auto" w:after="180"/>
+        <w:shd w:fill="F5F1FB"/>
+      </w:pPr>
+      <w:r>
+        <w:rPr>
+          <w:b w:val="0"/>
+        </w:rPr>
         <w:t>Changed-case practice: A takes three seconds but still writes 2 MB. Which conclusion is supported by the supplied facts?</w:t>
       </w:r>
     </w:p>
     <w:p>
-      <w:r>
-        <w:t>1. This one example guarantees correct results for every future input.</w:t>
-      </w:r>
-    </w:p>
-    <w:p>
-      <w:r>
+      <w:pPr>
+        <w:spacing w:line="336" w:lineRule="auto" w:after="180"/>
+        <w:shd w:fill="F4F9FC"/>
+      </w:pPr>
+      <w:r>
+        <w:rPr>
+          <w:b w:val="0"/>
+        </w:rPr>
+        <w:t xml:space="preserve">1. This one example guarantees correct results for every future </w:t>
+      </w:r>
+      <w:r>
+        <w:rPr>
+          <w:b/>
+        </w:rPr>
+        <w:t>input</w:t>
+      </w:r>
+      <w:r>
+        <w:rPr>
+          <w:b w:val="0"/>
+        </w:rPr>
+        <w:t>.</w:t>
+      </w:r>
+    </w:p>
+    <w:p>
+      <w:pPr>
+        <w:spacing w:line="336" w:lineRule="auto" w:after="180"/>
+        <w:shd w:fill="F4F9FC"/>
+      </w:pPr>
+      <w:r>
+        <w:rPr>
+          <w:b w:val="0"/>
+        </w:rPr>
         <w:t>2. Stop A for exceeding the time allowance.</w:t>
       </w:r>
     </w:p>
     <w:p>
-      <w:r>
-        <w:t>3. We can decide the result without examining the changed input or the procedure.</w:t>
+      <w:pPr>
+        <w:spacing w:line="336" w:lineRule="auto" w:after="180"/>
+        <w:shd w:fill="F4F9FC"/>
+      </w:pPr>
+      <w:r>
+        <w:rPr>
+          <w:b w:val="0"/>
+        </w:rPr>
+        <w:t xml:space="preserve">3. We can decide the result without examining the changed </w:t>
+      </w:r>
+      <w:r>
+        <w:rPr>
+          <w:b/>
+        </w:rPr>
+        <w:t>input</w:t>
+      </w:r>
+      <w:r>
+        <w:rPr>
+          <w:b w:val="0"/>
+        </w:rPr>
+        <w:t xml:space="preserve"> or the procedure.</w:t>
       </w:r>
     </w:p>
     <w:p>
@@ -2217,12 +3774,42 @@
       </w:r>
     </w:p>
     <w:p>
-      <w:r>
+      <w:pPr>
+        <w:pStyle w:val="Heading3"/>
+      </w:pPr>
+      <w:r>
+        <w:t>Hint · try first</w:t>
+      </w:r>
+    </w:p>
+    <w:p>
+      <w:pPr>
+        <w:spacing w:line="336" w:lineRule="auto" w:after="180"/>
+        <w:shd w:fill="F1F6F8"/>
+      </w:pPr>
+      <w:r>
+        <w:rPr>
+          <w:b w:val="0"/>
+        </w:rPr>
         <w:t>Hint if needed: Use the changed condition and the deciding step in the pictorial trace. The answer must say what follows from those facts.</w:t>
       </w:r>
     </w:p>
     <w:p>
-      <w:r>
+      <w:pPr>
+        <w:pStyle w:val="Heading3"/>
+      </w:pPr>
+      <w:r>
+        <w:t>Feedback · compare after trying</w:t>
+      </w:r>
+    </w:p>
+    <w:p>
+      <w:pPr>
+        <w:spacing w:line="336" w:lineRule="auto" w:after="180"/>
+        <w:shd w:fill="F1F6FC"/>
+      </w:pPr>
+      <w:r>
+        <w:rPr>
+          <w:b w:val="0"/>
+        </w:rPr>
         <w:t>After your attempt, compare with the supported explanation: Stop A for exceeding the time allowance. The independent two-second limit remains binding.</w:t>
       </w:r>
     </w:p>
@@ -2235,18 +3822,152 @@
       </w:r>
     </w:p>
     <w:p>
-      <w:r>
-        <w:t>Review Untrusted input boundaries (ai-6/18). Goal: Explain the mechanism and terminology of untrusted input boundaries. Short practice: Classify h3, H3, h30 and the trailing-space input by the stated shape contract. Does a valid z0 grant record access, and which separate gate still remains?. Return to this week and explain what you changed.</w:t>
-      </w:r>
-    </w:p>
-    <w:p>
-      <w:r>
-        <w:t>Review Timeouts retries and cancellation (ai-6/16). Goal: Explain the mechanism and terminology of timeouts retries and cancellation. Short practice: Calculate waiting time for a one-second timeout followed by a 0.4-second success. What changes if cancellation arrives after the first attempt but before the retry?. Return to this week and explain what you changed.</w:t>
-      </w:r>
-    </w:p>
-    <w:p>
-      <w:r>
-        <w:t>Review State machines for bounded agents (ai-6/13). Goal: Explain the mechanism and terminology of state machines for bounded agents. Short practice: Trace A and B through the state diagram. Name B’s forbidden transition and explain whether adding checking→querying permits that shortcut.. Return to this week and explain what you changed.</w:t>
+      <w:pPr>
+        <w:spacing w:line="336" w:lineRule="auto" w:after="180"/>
+      </w:pPr>
+      <w:r>
+        <w:rPr>
+          <w:b w:val="0"/>
+        </w:rPr>
+        <w:t xml:space="preserve">Review Untrusted </w:t>
+      </w:r>
+      <w:r>
+        <w:rPr>
+          <w:b/>
+        </w:rPr>
+        <w:t>input</w:t>
+      </w:r>
+      <w:r>
+        <w:rPr>
+          <w:b w:val="0"/>
+        </w:rPr>
+        <w:t xml:space="preserve"> boundaries (ai-6/18). Goal: Explain the </w:t>
+      </w:r>
+      <w:r>
+        <w:rPr>
+          <w:b/>
+        </w:rPr>
+        <w:t>mechanism</w:t>
+      </w:r>
+      <w:r>
+        <w:rPr>
+          <w:b w:val="0"/>
+        </w:rPr>
+        <w:t xml:space="preserve"> and terminology of untrusted </w:t>
+      </w:r>
+      <w:r>
+        <w:rPr>
+          <w:b/>
+        </w:rPr>
+        <w:t>input</w:t>
+      </w:r>
+      <w:r>
+        <w:rPr>
+          <w:b w:val="0"/>
+        </w:rPr>
+        <w:t xml:space="preserve"> boundaries. Short practice: Classify h3, H3, h30 and the trailing-space </w:t>
+      </w:r>
+      <w:r>
+        <w:rPr>
+          <w:b/>
+        </w:rPr>
+        <w:t>input</w:t>
+      </w:r>
+      <w:r>
+        <w:rPr>
+          <w:b w:val="0"/>
+        </w:rPr>
+        <w:t xml:space="preserve"> by the stated shape contract.</w:t>
+      </w:r>
+    </w:p>
+    <w:p>
+      <w:pPr>
+        <w:spacing w:line="336" w:lineRule="auto" w:after="180"/>
+      </w:pPr>
+      <w:r>
+        <w:rPr>
+          <w:b w:val="0"/>
+        </w:rPr>
+        <w:t>Does a valid z0 grant record access, and which separate gate still remains?. Return to this week and explain what you changed.</w:t>
+      </w:r>
+    </w:p>
+    <w:p>
+      <w:pPr>
+        <w:spacing w:line="336" w:lineRule="auto" w:after="180"/>
+      </w:pPr>
+      <w:r>
+        <w:rPr>
+          <w:b w:val="0"/>
+        </w:rPr>
+        <w:t xml:space="preserve">Review Timeouts retries and cancellation (ai-6/16). Goal: Explain the </w:t>
+      </w:r>
+      <w:r>
+        <w:rPr>
+          <w:b/>
+        </w:rPr>
+        <w:t>mechanism</w:t>
+      </w:r>
+      <w:r>
+        <w:rPr>
+          <w:b w:val="0"/>
+        </w:rPr>
+        <w:t xml:space="preserve"> and terminology of timeouts retries and cancellation.</w:t>
+      </w:r>
+    </w:p>
+    <w:p>
+      <w:pPr>
+        <w:spacing w:line="336" w:lineRule="auto" w:after="180"/>
+      </w:pPr>
+      <w:r>
+        <w:rPr>
+          <w:b w:val="0"/>
+        </w:rPr>
+        <w:t>Short practice: Calculate waiting time for a one-second timeout followed by a 0.4-second success. What changes if cancellation arrives after the first attempt but before the retry?.</w:t>
+      </w:r>
+    </w:p>
+    <w:p>
+      <w:pPr>
+        <w:spacing w:line="336" w:lineRule="auto" w:after="180"/>
+      </w:pPr>
+      <w:r>
+        <w:rPr>
+          <w:b w:val="0"/>
+        </w:rPr>
+        <w:t>Return to this week and explain what you changed.</w:t>
+      </w:r>
+    </w:p>
+    <w:p>
+      <w:pPr>
+        <w:spacing w:line="336" w:lineRule="auto" w:after="180"/>
+      </w:pPr>
+      <w:r>
+        <w:rPr>
+          <w:b w:val="0"/>
+        </w:rPr>
+        <w:t xml:space="preserve">Review State machines for bounded agents (ai-6/13). Goal: Explain the </w:t>
+      </w:r>
+      <w:r>
+        <w:rPr>
+          <w:b/>
+        </w:rPr>
+        <w:t>mechanism</w:t>
+      </w:r>
+      <w:r>
+        <w:rPr>
+          <w:b w:val="0"/>
+        </w:rPr>
+        <w:t xml:space="preserve"> and terminology of state machines for bounded agents. Short practice: Trace A and B through the state diagram.</w:t>
+      </w:r>
+    </w:p>
+    <w:p>
+      <w:pPr>
+        <w:spacing w:line="336" w:lineRule="auto" w:after="180"/>
+      </w:pPr>
+      <w:r>
+        <w:rPr>
+          <w:b w:val="0"/>
+        </w:rPr>
+        <w:t>Name B’s forbidden transition and explain whether adding checking→querying permits that shortcut.. Return to this week and explain what you changed.</w:t>
       </w:r>
     </w:p>
     <w:p>
@@ -2258,8 +3979,663 @@
       </w:r>
     </w:p>
     <w:p>
-      <w:r>
-        <w:t>Use Download completed work in the hosted lesson to export your answers, reflections, practice feedback and code-run evidence. Open the HTML copy to read or print it. Drafts stay in this browser when storage is available; clear drafts on a shared device.</w:t>
+      <w:pPr>
+        <w:spacing w:line="336" w:lineRule="auto" w:after="180"/>
+      </w:pPr>
+      <w:r>
+        <w:rPr>
+          <w:b w:val="0"/>
+        </w:rPr>
+        <w:t xml:space="preserve">Use Download completed work in the hosted lesson to export your answers, reflections, practice feedback and code-run </w:t>
+      </w:r>
+      <w:r>
+        <w:rPr>
+          <w:b/>
+        </w:rPr>
+        <w:t>evidence</w:t>
+      </w:r>
+      <w:r>
+        <w:rPr>
+          <w:b w:val="0"/>
+        </w:rPr>
+        <w:t>. Open the HTML copy to read or print it.</w:t>
+      </w:r>
+    </w:p>
+    <w:p>
+      <w:pPr>
+        <w:spacing w:line="336" w:lineRule="auto" w:after="180"/>
+      </w:pPr>
+      <w:r>
+        <w:rPr>
+          <w:b w:val="0"/>
+        </w:rPr>
+        <w:t>Drafts stay in this browser when storage is available; clear drafts on a shared device.</w:t>
+      </w:r>
+    </w:p>
+    <w:p>
+      <w:pPr>
+        <w:pStyle w:val="Heading1"/>
+      </w:pPr>
+      <w:r>
+        <w:t>18. Visual concept journey</w:t>
+      </w:r>
+    </w:p>
+    <w:p>
+      <w:r>
+        <w:t>Explain each Sandboxing and resource limits graphic using its labels, deciding evidence and relevant limitation.</w:t>
+      </w:r>
+    </w:p>
+    <w:p>
+      <w:pPr>
+        <w:pStyle w:val="Heading3"/>
+      </w:pPr>
+      <w:r>
+        <w:t>01. Sandboxing and resource limits: the case</w:t>
+      </w:r>
+    </w:p>
+    <w:p>
+      <w:r>
+        <w:drawing>
+          <wp:inline xmlns:a="http://schemas.openxmlformats.org/drawingml/2006/main" xmlns:pic="http://schemas.openxmlformats.org/drawingml/2006/picture">
+            <wp:extent cx="5486400" cy="2834640"/>
+            <wp:docPr id="2" name="Picture 2" descr="Bound a student program. A toy sandbox forbids network access, allows at most two seconds and limits output to 20 MB. Supplied facts: A uses one second and writes 2 MB. B tries to contact a website. These are declared trial records."/>
+            <wp:cNvGraphicFramePr>
+              <a:graphicFrameLocks noChangeAspect="1"/>
+            </wp:cNvGraphicFramePr>
+            <a:graphic>
+              <a:graphicData uri="http://schemas.openxmlformats.org/drawingml/2006/picture">
+                <pic:pic>
+                  <pic:nvPicPr>
+                    <pic:cNvPr id="0" name="academy-story-ai-6-19-01.png"/>
+                    <pic:cNvPicPr/>
+                  </pic:nvPicPr>
+                  <pic:blipFill>
+                    <a:blip r:embed="rId10"/>
+                    <a:stretch>
+                      <a:fillRect/>
+                    </a:stretch>
+                  </pic:blipFill>
+                  <pic:spPr>
+                    <a:xfrm>
+                      <a:off x="0" y="0"/>
+                      <a:ext cx="5486400" cy="2834640"/>
+                    </a:xfrm>
+                    <a:prstGeom prst="rect"/>
+                  </pic:spPr>
+                </pic:pic>
+              </a:graphicData>
+            </a:graphic>
+          </wp:inline>
+        </w:drawing>
+      </w:r>
+    </w:p>
+    <w:p>
+      <w:pPr>
+        <w:spacing w:line="336" w:lineRule="auto" w:after="180"/>
+      </w:pPr>
+      <w:r>
+        <w:rPr>
+          <w:b w:val="0"/>
+        </w:rPr>
+        <w:t xml:space="preserve">Bound a student program. A toy </w:t>
+      </w:r>
+      <w:r>
+        <w:rPr>
+          <w:b/>
+        </w:rPr>
+        <w:t>sandbox</w:t>
+      </w:r>
+      <w:r>
+        <w:rPr>
+          <w:b w:val="0"/>
+        </w:rPr>
+        <w:t xml:space="preserve"> forbids network access, allows at most two seconds and limits </w:t>
+      </w:r>
+      <w:r>
+        <w:rPr>
+          <w:b/>
+        </w:rPr>
+        <w:t>output</w:t>
+      </w:r>
+      <w:r>
+        <w:rPr>
+          <w:b w:val="0"/>
+        </w:rPr>
+        <w:t xml:space="preserve"> to 20 MB. Supplied facts: A uses one second and writes 2 MB. B tries to contact a website.</w:t>
+      </w:r>
+    </w:p>
+    <w:p>
+      <w:pPr>
+        <w:spacing w:line="336" w:lineRule="auto" w:after="180"/>
+      </w:pPr>
+      <w:r>
+        <w:rPr>
+          <w:b w:val="0"/>
+        </w:rPr>
+        <w:t>These are declared trial records.</w:t>
+      </w:r>
+    </w:p>
+    <w:p>
+      <w:pPr>
+        <w:spacing w:line="336" w:lineRule="auto" w:after="180"/>
+        <w:shd w:fill="F5F1FB"/>
+      </w:pPr>
+      <w:r>
+        <w:rPr>
+          <w:b w:val="0"/>
+        </w:rPr>
+        <w:t>Point to the given fact that matters most. Explain why it matters.</w:t>
+      </w:r>
+    </w:p>
+    <w:p>
+      <w:pPr>
+        <w:pStyle w:val="Heading3"/>
+      </w:pPr>
+      <w:r>
+        <w:t>02. Follow the deciding steps</w:t>
+      </w:r>
+    </w:p>
+    <w:p>
+      <w:r>
+        <w:drawing>
+          <wp:inline xmlns:a="http://schemas.openxmlformats.org/drawingml/2006/main" xmlns:pic="http://schemas.openxmlformats.org/drawingml/2006/picture">
+            <wp:extent cx="5486400" cy="3182112"/>
+            <wp:docPr id="3" name="Picture 3" descr="Apply isolation: Neither program receives network permission. → Check A: One second and 2 MB fit both resource limits. → Deny B network call: Stop the prohibited network action regardless of its purpose."/>
+            <wp:cNvGraphicFramePr>
+              <a:graphicFrameLocks noChangeAspect="1"/>
+            </wp:cNvGraphicFramePr>
+            <a:graphic>
+              <a:graphicData uri="http://schemas.openxmlformats.org/drawingml/2006/picture">
+                <pic:pic>
+                  <pic:nvPicPr>
+                    <pic:cNvPr id="0" name="academy-story-ai-6-19-02.png"/>
+                    <pic:cNvPicPr/>
+                  </pic:nvPicPr>
+                  <pic:blipFill>
+                    <a:blip r:embed="rId11"/>
+                    <a:stretch>
+                      <a:fillRect/>
+                    </a:stretch>
+                  </pic:blipFill>
+                  <pic:spPr>
+                    <a:xfrm>
+                      <a:off x="0" y="0"/>
+                      <a:ext cx="5486400" cy="3182112"/>
+                    </a:xfrm>
+                    <a:prstGeom prst="rect"/>
+                  </pic:spPr>
+                </pic:pic>
+              </a:graphicData>
+            </a:graphic>
+          </wp:inline>
+        </w:drawing>
+      </w:r>
+    </w:p>
+    <w:p>
+      <w:pPr>
+        <w:spacing w:line="336" w:lineRule="auto" w:after="180"/>
+      </w:pPr>
+      <w:r>
+        <w:rPr>
+          <w:b w:val="0"/>
+        </w:rPr>
+        <w:t>Apply isolation: Neither program receives network permission. → Check A: One second and 2 MB fit both resource limits. → Deny B network call: Stop the prohibited network action regardless of its purpose.</w:t>
+      </w:r>
+    </w:p>
+    <w:p>
+      <w:pPr>
+        <w:spacing w:line="336" w:lineRule="auto" w:after="180"/>
+        <w:shd w:fill="F5F1FB"/>
+      </w:pPr>
+      <w:r>
+        <w:rPr>
+          <w:b w:val="0"/>
+        </w:rPr>
+        <w:t xml:space="preserve">Point to each numbered stage and explain which recorded </w:t>
+      </w:r>
+      <w:r>
+        <w:rPr>
+          <w:b/>
+        </w:rPr>
+        <w:t>input</w:t>
+      </w:r>
+      <w:r>
+        <w:rPr>
+          <w:b w:val="0"/>
+        </w:rPr>
+        <w:t xml:space="preserve"> it uses.</w:t>
+      </w:r>
+    </w:p>
+    <w:p>
+      <w:pPr>
+        <w:pStyle w:val="Heading3"/>
+      </w:pPr>
+      <w:r>
+        <w:t>03. Sandboxing and resource limits — evidence trace</w:t>
+      </w:r>
+    </w:p>
+    <w:p>
+      <w:r>
+        <w:drawing>
+          <wp:inline xmlns:a="http://schemas.openxmlformats.org/drawingml/2006/main" xmlns:pic="http://schemas.openxmlformats.org/drawingml/2006/picture">
+            <wp:extent cx="5486400" cy="2996184"/>
+            <wp:docPr id="4" name="Picture 4" descr="Sandboxing and resource limits — evidence trace. A job requests a public webpage and a write outside its output directory. | The fictional job may read its fixture directory, write its output directory, use no network and run for at most 2 seconds with at most 10 queued tasks. Reject excess work before starting it. | Both operations violate the sandbox contract. Deny them; public availability does not grant network or filesystem authority."/>
+            <wp:cNvGraphicFramePr>
+              <a:graphicFrameLocks noChangeAspect="1"/>
+            </wp:cNvGraphicFramePr>
+            <a:graphic>
+              <a:graphicData uri="http://schemas.openxmlformats.org/drawingml/2006/picture">
+                <pic:pic>
+                  <pic:nvPicPr>
+                    <pic:cNvPr id="0" name="academy-story-ai-6-19-03.png"/>
+                    <pic:cNvPicPr/>
+                  </pic:nvPicPr>
+                  <pic:blipFill>
+                    <a:blip r:embed="rId12"/>
+                    <a:stretch>
+                      <a:fillRect/>
+                    </a:stretch>
+                  </pic:blipFill>
+                  <pic:spPr>
+                    <a:xfrm>
+                      <a:off x="0" y="0"/>
+                      <a:ext cx="5486400" cy="2996184"/>
+                    </a:xfrm>
+                    <a:prstGeom prst="rect"/>
+                  </pic:spPr>
+                </pic:pic>
+              </a:graphicData>
+            </a:graphic>
+          </wp:inline>
+        </w:drawing>
+      </w:r>
+    </w:p>
+    <w:p>
+      <w:pPr>
+        <w:spacing w:line="336" w:lineRule="auto" w:after="180"/>
+      </w:pPr>
+      <w:r>
+        <w:rPr>
+          <w:b/>
+        </w:rPr>
+        <w:t>Sandbox</w:t>
+      </w:r>
+      <w:r>
+        <w:rPr>
+          <w:b w:val="0"/>
+        </w:rPr>
+        <w:t xml:space="preserve">ing and resource limits — </w:t>
+      </w:r>
+      <w:r>
+        <w:rPr>
+          <w:b/>
+        </w:rPr>
+        <w:t>evidence</w:t>
+      </w:r>
+      <w:r>
+        <w:rPr>
+          <w:b w:val="0"/>
+        </w:rPr>
+        <w:t xml:space="preserve"> trace.</w:t>
+      </w:r>
+    </w:p>
+    <w:p>
+      <w:pPr>
+        <w:spacing w:line="336" w:lineRule="auto" w:after="180"/>
+      </w:pPr>
+      <w:r>
+        <w:rPr>
+          <w:b w:val="0"/>
+        </w:rPr>
+        <w:t xml:space="preserve">A job requests a public webpage and a write outside its </w:t>
+      </w:r>
+      <w:r>
+        <w:rPr>
+          <w:b/>
+        </w:rPr>
+        <w:t>output</w:t>
+      </w:r>
+      <w:r>
+        <w:rPr>
+          <w:b w:val="0"/>
+        </w:rPr>
+        <w:t xml:space="preserve"> directory. | The fictional job may read its fixture directory, write its </w:t>
+      </w:r>
+      <w:r>
+        <w:rPr>
+          <w:b/>
+        </w:rPr>
+        <w:t>output</w:t>
+      </w:r>
+      <w:r>
+        <w:rPr>
+          <w:b w:val="0"/>
+        </w:rPr>
+        <w:t xml:space="preserve"> directory, use no network and run for at most 2 seconds with at most 10 queued tasks.</w:t>
+      </w:r>
+    </w:p>
+    <w:p>
+      <w:pPr>
+        <w:spacing w:line="336" w:lineRule="auto" w:after="180"/>
+      </w:pPr>
+      <w:r>
+        <w:rPr>
+          <w:b w:val="0"/>
+        </w:rPr>
+        <w:t xml:space="preserve">Reject excess work before starting it. | Both operations violate the </w:t>
+      </w:r>
+      <w:r>
+        <w:rPr>
+          <w:b/>
+        </w:rPr>
+        <w:t>sandbox</w:t>
+      </w:r>
+      <w:r>
+        <w:rPr>
+          <w:b w:val="0"/>
+        </w:rPr>
+        <w:t xml:space="preserve"> contract. Deny them; public availability does not grant network or filesystem authority.</w:t>
+      </w:r>
+    </w:p>
+    <w:p>
+      <w:pPr>
+        <w:spacing w:line="336" w:lineRule="auto" w:after="180"/>
+        <w:shd w:fill="F5F1FB"/>
+      </w:pPr>
+      <w:r>
+        <w:rPr>
+          <w:b w:val="0"/>
+        </w:rPr>
+        <w:t>Read the labels and values. Explain the relationship the model shows.</w:t>
+      </w:r>
+    </w:p>
+    <w:p>
+      <w:pPr>
+        <w:pStyle w:val="Heading3"/>
+      </w:pPr>
+      <w:r>
+        <w:t>04. Change one thing. Trace what follows.</w:t>
+      </w:r>
+    </w:p>
+    <w:p>
+      <w:r>
+        <w:drawing>
+          <wp:inline xmlns:a="http://schemas.openxmlformats.org/drawingml/2006/main" xmlns:pic="http://schemas.openxmlformats.org/drawingml/2006/picture">
+            <wp:extent cx="5486400" cy="3026664"/>
+            <wp:docPr id="5" name="Picture 5" descr="Original case: Stop the prohibited network action regardless of its purpose. Changed condition: A takes three seconds but still writes 2 MB. Expected result: Stop A for exceeding the time allowance. Reason: The independent two-second limit remains binding."/>
+            <wp:cNvGraphicFramePr>
+              <a:graphicFrameLocks noChangeAspect="1"/>
+            </wp:cNvGraphicFramePr>
+            <a:graphic>
+              <a:graphicData uri="http://schemas.openxmlformats.org/drawingml/2006/picture">
+                <pic:pic>
+                  <pic:nvPicPr>
+                    <pic:cNvPr id="0" name="academy-story-ai-6-19-04.png"/>
+                    <pic:cNvPicPr/>
+                  </pic:nvPicPr>
+                  <pic:blipFill>
+                    <a:blip r:embed="rId13"/>
+                    <a:stretch>
+                      <a:fillRect/>
+                    </a:stretch>
+                  </pic:blipFill>
+                  <pic:spPr>
+                    <a:xfrm>
+                      <a:off x="0" y="0"/>
+                      <a:ext cx="5486400" cy="3026664"/>
+                    </a:xfrm>
+                    <a:prstGeom prst="rect"/>
+                  </pic:spPr>
+                </pic:pic>
+              </a:graphicData>
+            </a:graphic>
+          </wp:inline>
+        </w:drawing>
+      </w:r>
+    </w:p>
+    <w:p>
+      <w:pPr>
+        <w:spacing w:line="336" w:lineRule="auto" w:after="180"/>
+      </w:pPr>
+      <w:r>
+        <w:rPr>
+          <w:b w:val="0"/>
+        </w:rPr>
+        <w:t>Original case: Stop the prohibited network action regardless of its purpose. Changed condition: A takes three seconds but still writes 2 MB. Expected result: Stop A for exceeding the time allowance.</w:t>
+      </w:r>
+    </w:p>
+    <w:p>
+      <w:pPr>
+        <w:spacing w:line="336" w:lineRule="auto" w:after="180"/>
+      </w:pPr>
+      <w:r>
+        <w:rPr>
+          <w:b w:val="0"/>
+        </w:rPr>
+        <w:t>Reason: The independent two-second limit remains binding.</w:t>
+      </w:r>
+    </w:p>
+    <w:p>
+      <w:pPr>
+        <w:spacing w:line="336" w:lineRule="auto" w:after="180"/>
+        <w:shd w:fill="F5F1FB"/>
+      </w:pPr>
+      <w:r>
+        <w:rPr>
+          <w:b w:val="0"/>
+        </w:rPr>
+        <w:t>Predict before checking the worked changed-case result. Name what changed and what the supplied facts allow you to conclude.</w:t>
+      </w:r>
+    </w:p>
+    <w:p>
+      <w:pPr>
+        <w:pStyle w:val="Heading3"/>
+      </w:pPr>
+      <w:r>
+        <w:t>05. Connect the explanation to its limit</w:t>
+      </w:r>
+    </w:p>
+    <w:p>
+      <w:r>
+        <w:drawing>
+          <wp:inline xmlns:a="http://schemas.openxmlformats.org/drawingml/2006/main" xmlns:pic="http://schemas.openxmlformats.org/drawingml/2006/picture">
+            <wp:extent cx="5486400" cy="2834640"/>
+            <wp:docPr id="6" name="Picture 6" descr="Sandbox controls bound reach and resource use. Passing an output limit cannot cancel a network or time restriction. Limit: These controls are not a complete security proof; implementation and escape risks still require review."/>
+            <wp:cNvGraphicFramePr>
+              <a:graphicFrameLocks noChangeAspect="1"/>
+            </wp:cNvGraphicFramePr>
+            <a:graphic>
+              <a:graphicData uri="http://schemas.openxmlformats.org/drawingml/2006/picture">
+                <pic:pic>
+                  <pic:nvPicPr>
+                    <pic:cNvPr id="0" name="academy-story-ai-6-19-05.png"/>
+                    <pic:cNvPicPr/>
+                  </pic:nvPicPr>
+                  <pic:blipFill>
+                    <a:blip r:embed="rId14"/>
+                    <a:stretch>
+                      <a:fillRect/>
+                    </a:stretch>
+                  </pic:blipFill>
+                  <pic:spPr>
+                    <a:xfrm>
+                      <a:off x="0" y="0"/>
+                      <a:ext cx="5486400" cy="2834640"/>
+                    </a:xfrm>
+                    <a:prstGeom prst="rect"/>
+                  </pic:spPr>
+                </pic:pic>
+              </a:graphicData>
+            </a:graphic>
+          </wp:inline>
+        </w:drawing>
+      </w:r>
+    </w:p>
+    <w:p>
+      <w:pPr>
+        <w:spacing w:line="336" w:lineRule="auto" w:after="180"/>
+      </w:pPr>
+      <w:r>
+        <w:rPr>
+          <w:b/>
+        </w:rPr>
+        <w:t>Sandbox</w:t>
+      </w:r>
+      <w:r>
+        <w:rPr>
+          <w:b w:val="0"/>
+        </w:rPr>
+        <w:t xml:space="preserve"> controls bound reach and resource use. Passing an </w:t>
+      </w:r>
+      <w:r>
+        <w:rPr>
+          <w:b/>
+        </w:rPr>
+        <w:t>output</w:t>
+      </w:r>
+      <w:r>
+        <w:rPr>
+          <w:b w:val="0"/>
+        </w:rPr>
+        <w:t xml:space="preserve"> limit cannot cancel a network or time restriction. Limit: These controls are not a complete security proof; implementation and escape risks still require review.</w:t>
+      </w:r>
+    </w:p>
+    <w:p>
+      <w:pPr>
+        <w:spacing w:line="336" w:lineRule="auto" w:after="180"/>
+        <w:shd w:fill="F5F1FB"/>
+      </w:pPr>
+      <w:r>
+        <w:rPr>
+          <w:b w:val="0"/>
+        </w:rPr>
+        <w:t>Explain the case, then point to a limit on the claim.</w:t>
+      </w:r>
+    </w:p>
+    <w:p>
+      <w:pPr>
+        <w:pStyle w:val="Heading3"/>
+      </w:pPr>
+      <w:r>
+        <w:t>06. Make the idea visible in your project</w:t>
+      </w:r>
+    </w:p>
+    <w:p>
+      <w:r>
+        <w:drawing>
+          <wp:inline xmlns:a="http://schemas.openxmlformats.org/drawingml/2006/main" xmlns:pic="http://schemas.openxmlformats.org/drawingml/2006/picture">
+            <wp:extent cx="5486400" cy="3529584"/>
+            <wp:docPr id="7" name="Picture 7" descr="For the Grounded Learning Service, retain an annotated trace and the changed-case result. Name the contract or evidence that makes the deciding step valid, so another team can review it. Draw your input, deciding step, result and limit. Supported question: Check A against both resource limits and B against network isolation. Why must A stop after three seconds even if its output remains only 2 MB?"/>
+            <wp:cNvGraphicFramePr>
+              <a:graphicFrameLocks noChangeAspect="1"/>
+            </wp:cNvGraphicFramePr>
+            <a:graphic>
+              <a:graphicData uri="http://schemas.openxmlformats.org/drawingml/2006/picture">
+                <pic:pic>
+                  <pic:nvPicPr>
+                    <pic:cNvPr id="0" name="academy-story-ai-6-19-06.png"/>
+                    <pic:cNvPicPr/>
+                  </pic:nvPicPr>
+                  <pic:blipFill>
+                    <a:blip r:embed="rId15"/>
+                    <a:stretch>
+                      <a:fillRect/>
+                    </a:stretch>
+                  </pic:blipFill>
+                  <pic:spPr>
+                    <a:xfrm>
+                      <a:off x="0" y="0"/>
+                      <a:ext cx="5486400" cy="3529584"/>
+                    </a:xfrm>
+                    <a:prstGeom prst="rect"/>
+                  </pic:spPr>
+                </pic:pic>
+              </a:graphicData>
+            </a:graphic>
+          </wp:inline>
+        </w:drawing>
+      </w:r>
+    </w:p>
+    <w:p>
+      <w:pPr>
+        <w:spacing w:line="336" w:lineRule="auto" w:after="180"/>
+      </w:pPr>
+      <w:r>
+        <w:rPr>
+          <w:b w:val="0"/>
+        </w:rPr>
+        <w:t xml:space="preserve">For the Grounded Learning Service, retain an annotated trace and the changed-case result. Name the contract or </w:t>
+      </w:r>
+      <w:r>
+        <w:rPr>
+          <w:b/>
+        </w:rPr>
+        <w:t>evidence</w:t>
+      </w:r>
+      <w:r>
+        <w:rPr>
+          <w:b w:val="0"/>
+        </w:rPr>
+        <w:t xml:space="preserve"> that makes the deciding step valid, so another team can review it.</w:t>
+      </w:r>
+    </w:p>
+    <w:p>
+      <w:pPr>
+        <w:spacing w:line="336" w:lineRule="auto" w:after="180"/>
+      </w:pPr>
+      <w:r>
+        <w:rPr>
+          <w:b w:val="0"/>
+        </w:rPr>
+        <w:t xml:space="preserve">Draw your </w:t>
+      </w:r>
+      <w:r>
+        <w:rPr>
+          <w:b/>
+        </w:rPr>
+        <w:t>input</w:t>
+      </w:r>
+      <w:r>
+        <w:rPr>
+          <w:b w:val="0"/>
+        </w:rPr>
+        <w:t xml:space="preserve">, deciding step, result and limit. Supported question: Check A against both resource limits and B against network isolation. Why must A stop after three seconds even if its </w:t>
+      </w:r>
+      <w:r>
+        <w:rPr>
+          <w:b/>
+        </w:rPr>
+        <w:t>output</w:t>
+      </w:r>
+      <w:r>
+        <w:rPr>
+          <w:b w:val="0"/>
+        </w:rPr>
+        <w:t xml:space="preserve"> remains only 2 MB?</w:t>
+      </w:r>
+    </w:p>
+    <w:p>
+      <w:pPr>
+        <w:spacing w:line="336" w:lineRule="auto" w:after="180"/>
+        <w:shd w:fill="F5F1FB"/>
+      </w:pPr>
+      <w:r>
+        <w:rPr>
+          <w:b w:val="0"/>
+        </w:rPr>
+        <w:t xml:space="preserve">Draw your project trace and justify the deciding step using </w:t>
+      </w:r>
+      <w:r>
+        <w:rPr>
+          <w:b/>
+        </w:rPr>
+        <w:t>evidence</w:t>
+      </w:r>
+      <w:r>
+        <w:rPr>
+          <w:b w:val="0"/>
+        </w:rPr>
+        <w:t>.</w:t>
       </w:r>
     </w:p>
     <w:sectPr>

--- a/downloads/student/ai-6-week-19.docx
+++ b/downloads/student/ai-6-week-19.docx
@@ -2917,7 +2917,7 @@
         <w:rPr>
           <w:b w:val="0"/>
         </w:rPr>
-        <w:t>Queue currently has 9 tasks; job proposes 2 more under a maximum10 policy. Decide.</w:t>
+        <w:t>Queue currently has 9 tasks; job proposes 2 more under a maximum 10 policy. Decide.</w:t>
       </w:r>
     </w:p>
     <w:p>
@@ -2990,7 +2990,7 @@
         <w:rPr>
           <w:b w:val="0"/>
         </w:rPr>
-        <w:t>Queue currently has 9 tasks; job proposes 2 more under a maximum10 policy. Decide.</w:t>
+        <w:t>Queue currently has 9 tasks; job proposes 2 more under a maximum 10 policy. Decide.</w:t>
       </w:r>
     </w:p>
     <w:p>

--- a/downloads/student/ai-6-week-19.docx
+++ b/downloads/student/ai-6-week-19.docx
@@ -25,12 +25,17 @@
         <w:pStyle w:val="Heading1"/>
       </w:pPr>
       <w:r>
-        <w:t>Before you start</w:t>
-      </w:r>
-    </w:p>
-    <w:p>
-      <w:r>
-        <w:t>Recall Untrusted input boundaries. Explain why a recorded result needs its input conditions and evidence source before it can support a claim.</w:t>
+        <w:t>Check the scope. Check every quota. Require enforcement evidence.</w:t>
+      </w:r>
+    </w:p>
+    <w:p>
+      <w:r>
+        <w:t>Evaluate declared sandbox/resource policies without confusing pure calculations with real isolation or output correctness.</w:t>
+      </w:r>
+    </w:p>
+    <w:p>
+      <w:r>
+        <w:t>Main scope/admission contract → operation map → queue boundaries → separate trial picture → quota/enforcement probes → local policy audit → independent queue case.</w:t>
       </w:r>
     </w:p>
     <w:p>
@@ -38,20 +43,20 @@
         <w:pStyle w:val="Heading1"/>
       </w:pPr>
       <w:r>
-        <w:t>01. Your mission</w:t>
-      </w:r>
-    </w:p>
-    <w:p>
-      <w:r>
-        <w:t>Start with the target: Explain the mechanism and terminology of sandboxing and resource limits. Try the recall before opening notes.</w:t>
-      </w:r>
-    </w:p>
-    <w:p>
-      <w:pPr>
-        <w:pStyle w:val="Heading3"/>
-      </w:pPr>
-      <w:r>
-        <w:t>Your learning target</w:t>
+        <w:t>01. Check what a job may reach and how much it may consume</w:t>
+      </w:r>
+    </w:p>
+    <w:p>
+      <w:r>
+        <w:t>Permissions, time, output and queue limits are separate conditions.</w:t>
+      </w:r>
+    </w:p>
+    <w:p>
+      <w:pPr>
+        <w:pStyle w:val="Heading2"/>
+      </w:pPr>
+      <w:r>
+        <w:t>Learning goals</w:t>
       </w:r>
     </w:p>
     <w:p>
@@ -113,10 +118,10 @@
     </w:p>
     <w:p>
       <w:pPr>
-        <w:pStyle w:val="Heading3"/>
-      </w:pPr>
-      <w:r>
-        <w:t>Remember before reading</w:t>
+        <w:pStyle w:val="Heading2"/>
+      </w:pPr>
+      <w:r>
+        <w:t>Retrieve exact input and trusted action boundaries</w:t>
       </w:r>
     </w:p>
     <w:p>
@@ -200,6 +205,100 @@
     </w:p>
     <w:p>
       <w:pPr>
+        <w:pStyle w:val="Heading2"/>
+      </w:pPr>
+      <w:r>
+        <w:t>Prerequisite and starting response</w:t>
+      </w:r>
+    </w:p>
+    <w:p>
+      <w:pPr>
+        <w:pStyle w:val="ListBullet"/>
+      </w:pPr>
+      <w:r>
+        <w:t>Recall Untrusted input boundaries. Explain why a recorded result needs its input conditions and evidence source before it can support a claim.</w:t>
+      </w:r>
+    </w:p>
+    <w:p>
+      <w:pPr>
+        <w:pStyle w:val="Heading3"/>
+      </w:pPr>
+      <w:r>
+        <w:t>My starting explanation</w:t>
+      </w:r>
+    </w:p>
+    <w:p>
+      <w:r>
+        <w:t>________________________________________________________________</w:t>
+      </w:r>
+    </w:p>
+    <w:p>
+      <w:r>
+        <w:t>________________________________________________________________</w:t>
+      </w:r>
+    </w:p>
+    <w:p>
+      <w:r>
+        <w:t>________________________________________________________________</w:t>
+      </w:r>
+    </w:p>
+    <w:p>
+      <w:pPr>
+        <w:pStyle w:val="Heading2"/>
+      </w:pPr>
+      <w:r>
+        <w:t>End goal</w:t>
+      </w:r>
+    </w:p>
+    <w:p>
+      <w:pPr>
+        <w:spacing w:line="336" w:lineRule="auto" w:after="180"/>
+      </w:pPr>
+      <w:r>
+        <w:rPr>
+          <w:b w:val="0"/>
+        </w:rPr>
+        <w:t xml:space="preserve">Explain </w:t>
+      </w:r>
+      <w:r>
+        <w:rPr>
+          <w:b/>
+        </w:rPr>
+        <w:t>sandbox</w:t>
+      </w:r>
+      <w:r>
+        <w:rPr>
+          <w:b w:val="0"/>
+        </w:rPr>
+        <w:t>ing and resource limits using the deciding step in this fictional service.</w:t>
+      </w:r>
+    </w:p>
+    <w:p>
+      <w:pPr>
+        <w:pStyle w:val="Heading2"/>
+      </w:pPr>
+      <w:r>
+        <w:t>Earlier wording, alternatives and picture transcripts · reference / check after trying</w:t>
+      </w:r>
+    </w:p>
+    <w:p>
+      <w:pPr>
+        <w:pStyle w:val="Heading3"/>
+      </w:pPr>
+      <w:r>
+        <w:t>Your learning target</w:t>
+      </w:r>
+    </w:p>
+    <w:p>
+      <w:pPr>
+        <w:pStyle w:val="Heading3"/>
+      </w:pPr>
+      <w:r>
+        <w:t>Remember before reading</w:t>
+      </w:r>
+    </w:p>
+    <w:p>
+      <w:pPr>
         <w:spacing w:line="336" w:lineRule="auto" w:after="180"/>
       </w:pPr>
       <w:r>
@@ -276,13 +375,879 @@
     </w:p>
     <w:p>
       <w:pPr>
+        <w:pStyle w:val="Heading3"/>
+      </w:pPr>
+      <w:r>
+        <w:t>This week’s end goal</w:t>
+      </w:r>
+    </w:p>
+    <w:p>
+      <w:pPr>
+        <w:pStyle w:val="Heading1"/>
+      </w:pPr>
+      <w:r>
+        <w:t>02. Declare reach and quotas before accepting work</w:t>
+      </w:r>
+    </w:p>
+    <w:p>
+      <w:r>
+        <w:t>A policy calculation is a model of required enforcement, not the enforcement itself.</w:t>
+      </w:r>
+    </w:p>
+    <w:p>
+      <w:pPr>
+        <w:pStyle w:val="Heading2"/>
+      </w:pPr>
+      <w:r>
+        <w:t>Begin with the school lab’s bounded job</w:t>
+      </w:r>
+    </w:p>
+    <w:p>
+      <w:pPr>
         <w:spacing w:line="336" w:lineRule="auto" w:after="180"/>
       </w:pPr>
       <w:r>
         <w:rPr>
           <w:b w:val="0"/>
         </w:rPr>
-        <w:t xml:space="preserve">Recall Untrusted </w:t>
+        <w:t>A school lab can allow a job to read its fixture area and write only its output area, while giving it no network access. The fact that a webpage is public does not add network permission. Separately, the lab can limit elapsed time and queued work. A job must satisfy every applicable condition.</w:t>
+      </w:r>
+    </w:p>
+    <w:p>
+      <w:pPr>
+        <w:spacing w:line="336" w:lineRule="auto" w:after="180"/>
+      </w:pPr>
+      <w:r>
+        <w:rPr>
+          <w:b w:val="0"/>
+        </w:rPr>
+        <w:t>We will inspect declared trial records and calculate policy decisions; the local Python exercise does not isolate or execute a real student program.</w:t>
+      </w:r>
+    </w:p>
+    <w:p>
+      <w:pPr>
+        <w:pStyle w:val="Heading2"/>
+      </w:pPr>
+      <w:r>
+        <w:t>Define sandboxing and resource quotas</w:t>
+      </w:r>
+    </w:p>
+    <w:p>
+      <w:pPr>
+        <w:spacing w:line="336" w:lineRule="auto" w:after="180"/>
+      </w:pPr>
+      <w:r>
+        <w:rPr>
+          <w:b/>
+        </w:rPr>
+        <w:t>Sandbox</w:t>
+      </w:r>
+      <w:r>
+        <w:rPr>
+          <w:b w:val="0"/>
+        </w:rPr>
+        <w:t xml:space="preserve">ing and </w:t>
+      </w:r>
+      <w:r>
+        <w:rPr>
+          <w:b/>
+        </w:rPr>
+        <w:t>quota</w:t>
+      </w:r>
+      <w:r>
+        <w:rPr>
+          <w:b w:val="0"/>
+        </w:rPr>
+        <w:t xml:space="preserve">s constrain what a </w:t>
+      </w:r>
+      <w:r>
+        <w:rPr>
+          <w:b/>
+        </w:rPr>
+        <w:t>process</w:t>
+      </w:r>
+      <w:r>
+        <w:rPr>
+          <w:b w:val="0"/>
+        </w:rPr>
+        <w:t xml:space="preserve"> may access or consume. They reduce possible operations but do not verify every result.</w:t>
+      </w:r>
+    </w:p>
+    <w:p>
+      <w:pPr>
+        <w:pStyle w:val="Heading2"/>
+      </w:pPr>
+      <w:r>
+        <w:t>Complete main scope and admission contract</w:t>
+      </w:r>
+    </w:p>
+    <w:tbl>
+      <w:tblPr>
+        <w:tblStyle w:val="LightShading-Accent1"/>
+        <w:tblW w:type="auto" w:w="0"/>
+        <w:tblLook w:firstColumn="1" w:firstRow="1" w:lastColumn="0" w:lastRow="0" w:noHBand="0" w:noVBand="1" w:val="04A0"/>
+      </w:tblPr>
+      <w:tblGrid>
+        <w:gridCol w:w="5112"/>
+        <w:gridCol w:w="5112"/>
+      </w:tblGrid>
+      <w:tr>
+        <w:trPr>
+          <w:tblHeader/>
+        </w:trPr>
+        <w:tc>
+          <w:tcPr>
+            <w:tcW w:type="dxa" w:w="5112"/>
+          </w:tcPr>
+          <w:p>
+            <w:r>
+              <w:t>Main fictional job policy</w:t>
+            </w:r>
+          </w:p>
+        </w:tc>
+        <w:tc>
+          <w:tcPr>
+            <w:tcW w:type="dxa" w:w="5112"/>
+          </w:tcPr>
+          <w:p>
+            <w:r>
+              <w:t>Complete meaning in the local model</w:t>
+            </w:r>
+          </w:p>
+        </w:tc>
+      </w:tr>
+      <w:tr>
+        <w:tc>
+          <w:tcPr>
+            <w:tcW w:type="dxa" w:w="5112"/>
+          </w:tcPr>
+          <w:p>
+            <w:r>
+              <w:t>Read scope</w:t>
+            </w:r>
+          </w:p>
+        </w:tc>
+        <w:tc>
+          <w:tcPr>
+            <w:tcW w:type="dxa" w:w="5112"/>
+          </w:tcPr>
+          <w:p>
+            <w:r>
+              <w:t>Fixture area only, represented by abstract handle fixtures</w:t>
+            </w:r>
+          </w:p>
+        </w:tc>
+      </w:tr>
+      <w:tr>
+        <w:tc>
+          <w:tcPr>
+            <w:tcW w:type="dxa" w:w="5112"/>
+          </w:tcPr>
+          <w:p>
+            <w:r>
+              <w:t>Write scope</w:t>
+            </w:r>
+          </w:p>
+        </w:tc>
+        <w:tc>
+          <w:tcPr>
+            <w:tcW w:type="dxa" w:w="5112"/>
+          </w:tcPr>
+          <w:p>
+            <w:r>
+              <w:t>Output area only, represented by abstract handle outputs</w:t>
+            </w:r>
+          </w:p>
+        </w:tc>
+      </w:tr>
+      <w:tr>
+        <w:tc>
+          <w:tcPr>
+            <w:tcW w:type="dxa" w:w="5112"/>
+          </w:tcPr>
+          <w:p>
+            <w:r>
+              <w:t>Network</w:t>
+            </w:r>
+          </w:p>
+        </w:tc>
+        <w:tc>
+          <w:tcPr>
+            <w:tcW w:type="dxa" w:w="5112"/>
+          </w:tcPr>
+          <w:p>
+            <w:r>
+              <w:t>No network permission, even for public information</w:t>
+            </w:r>
+          </w:p>
+        </w:tc>
+      </w:tr>
+      <w:tr>
+        <w:tc>
+          <w:tcPr>
+            <w:tcW w:type="dxa" w:w="5112"/>
+          </w:tcPr>
+          <w:p>
+            <w:r>
+              <w:t>Time cap</w:t>
+            </w:r>
+          </w:p>
+        </w:tc>
+        <w:tc>
+          <w:tcPr>
+            <w:tcW w:type="dxa" w:w="5112"/>
+          </w:tcPr>
+          <w:p>
+            <w:r>
+              <w:t>Declared elapsed-runtime maximum 2 seconds; actual enforcement not implemented</w:t>
+            </w:r>
+          </w:p>
+        </w:tc>
+      </w:tr>
+      <w:tr>
+        <w:tc>
+          <w:tcPr>
+            <w:tcW w:type="dxa" w:w="5112"/>
+          </w:tcPr>
+          <w:p>
+            <w:r>
+              <w:t>Queued-task cap</w:t>
+            </w:r>
+          </w:p>
+        </w:tc>
+        <w:tc>
+          <w:tcPr>
+            <w:tcW w:type="dxa" w:w="5112"/>
+          </w:tcPr>
+          <w:p>
+            <w:r>
+              <w:t>At most 10 pending tasks</w:t>
+            </w:r>
+          </w:p>
+        </w:tc>
+      </w:tr>
+      <w:tr>
+        <w:tc>
+          <w:tcPr>
+            <w:tcW w:type="dxa" w:w="5112"/>
+          </w:tcPr>
+          <w:p>
+            <w:r>
+              <w:t>Admission policy used here</w:t>
+            </w:r>
+          </w:p>
+        </w:tc>
+        <w:tc>
+          <w:tcPr>
+            <w:tcW w:type="dxa" w:w="5112"/>
+          </w:tcPr>
+          <w:p>
+            <w:r>
+              <w:t>All-or-nothing batch: reject if current + proposed exceeds 10</w:t>
+            </w:r>
+          </w:p>
+        </w:tc>
+      </w:tr>
+      <w:tr>
+        <w:tc>
+          <w:tcPr>
+            <w:tcW w:type="dxa" w:w="5112"/>
+          </w:tcPr>
+          <w:p>
+            <w:r>
+              <w:t>Code representation</w:t>
+            </w:r>
+          </w:p>
+        </w:tc>
+        <w:tc>
+          <w:tcPr>
+            <w:tcW w:type="dxa" w:w="5112"/>
+          </w:tcPr>
+          <w:p>
+            <w:r>
+              <w:t>Exact operation/resource pairs and arithmetic checks, not filesystem paths</w:t>
+            </w:r>
+          </w:p>
+        </w:tc>
+      </w:tr>
+      <w:tr>
+        <w:tc>
+          <w:tcPr>
+            <w:tcW w:type="dxa" w:w="5112"/>
+          </w:tcPr>
+          <w:p>
+            <w:r>
+              <w:t>Observation</w:t>
+            </w:r>
+          </w:p>
+        </w:tc>
+        <w:tc>
+          <w:tcPr>
+            <w:tcW w:type="dxa" w:w="5112"/>
+          </w:tcPr>
+          <w:p>
+            <w:r>
+              <w:t>Permission decisions and supplied quota records, not actual network/file effects</w:t>
+            </w:r>
+          </w:p>
+        </w:tc>
+      </w:tr>
+      <w:tr>
+        <w:tc>
+          <w:tcPr>
+            <w:tcW w:type="dxa" w:w="5112"/>
+          </w:tcPr>
+          <w:p>
+            <w:r>
+              <w:t>Separate picture</w:t>
+            </w:r>
+          </w:p>
+        </w:tc>
+        <w:tc>
+          <w:tcPr>
+            <w:tcW w:type="dxa" w:w="5112"/>
+          </w:tcPr>
+          <w:p>
+            <w:r>
+              <w:t>Adds its own 20 MB output cap; do not silently borrow it as a main-policy fact</w:t>
+            </w:r>
+          </w:p>
+        </w:tc>
+      </w:tr>
+    </w:tbl>
+    <w:p>
+      <w:pPr>
+        <w:pStyle w:val="Heading2"/>
+      </w:pPr>
+      <w:r>
+        <w:t>Name supplied and missing evidence</w:t>
+      </w:r>
+    </w:p>
+    <w:p>
+      <w:pPr>
+        <w:pStyle w:val="Heading3"/>
+      </w:pPr>
+      <w:r>
+        <w:t>List the given facts and one fact that is not supplied.</w:t>
+      </w:r>
+    </w:p>
+    <w:p>
+      <w:r>
+        <w:t>________________________________________________________________</w:t>
+      </w:r>
+    </w:p>
+    <w:p>
+      <w:r>
+        <w:t>________________________________________________________________</w:t>
+      </w:r>
+    </w:p>
+    <w:p>
+      <w:r>
+        <w:t>________________________________________________________________</w:t>
+      </w:r>
+    </w:p>
+    <w:p>
+      <w:pPr>
+        <w:pStyle w:val="Heading2"/>
+      </w:pPr>
+      <w:r>
+        <w:t>Earlier wording, alternatives and picture transcripts · reference / check after trying</w:t>
+      </w:r>
+    </w:p>
+    <w:p>
+      <w:pPr>
+        <w:spacing w:line="336" w:lineRule="auto" w:after="180"/>
+      </w:pPr>
+      <w:r>
+        <w:rPr>
+          <w:b w:val="0"/>
+        </w:rPr>
+        <w:t>Begin by writing the question the procedure is intended to answer. Identify the information already supplied, the information it will produce and the information still missing.</w:t>
+      </w:r>
+    </w:p>
+    <w:p>
+      <w:pPr>
+        <w:spacing w:line="336" w:lineRule="auto" w:after="180"/>
+      </w:pPr>
+      <w:r>
+        <w:rPr>
+          <w:b w:val="0"/>
+        </w:rPr>
+        <w:t>These are constructed classroom examples; they do not require live accounts, private records or an external service. Do not treat a plausible explanation as a measured outcome.</w:t>
+      </w:r>
+    </w:p>
+    <w:p>
+      <w:pPr>
+        <w:pStyle w:val="Heading1"/>
+      </w:pPr>
+      <w:r>
+        <w:t>03. Separate requested-operation decisions from queue admission</w:t>
+      </w:r>
+    </w:p>
+    <w:p>
+      <w:r>
+        <w:t>Passing one resource condition cannot cancel another prohibition.</w:t>
+      </w:r>
+    </w:p>
+    <w:p>
+      <w:pPr>
+        <w:pStyle w:val="Heading2"/>
+      </w:pPr>
+      <w:r>
+        <w:t>Original read/write/network/time/queue mechanism</w:t>
+      </w:r>
+    </w:p>
+    <w:p>
+      <w:pPr>
+        <w:spacing w:line="336" w:lineRule="auto" w:after="180"/>
+      </w:pPr>
+      <w:r>
+        <w:rPr>
+          <w:b w:val="0"/>
+        </w:rPr>
+        <w:t xml:space="preserve">The fictional job may read its fixture directory, write its </w:t>
+      </w:r>
+      <w:r>
+        <w:rPr>
+          <w:b/>
+        </w:rPr>
+        <w:t>output</w:t>
+      </w:r>
+      <w:r>
+        <w:rPr>
+          <w:b w:val="0"/>
+        </w:rPr>
+        <w:t xml:space="preserve"> directory, use no network and run for at most 2 seconds with at most 10 queued tasks. Reject excess work before starting it.</w:t>
+      </w:r>
+    </w:p>
+    <w:p>
+      <w:pPr>
+        <w:pStyle w:val="Heading2"/>
+      </w:pPr>
+      <w:r>
+        <w:t>Complete requested-operation trace</w:t>
+      </w:r>
+    </w:p>
+    <w:p>
+      <w:pPr>
+        <w:pStyle w:val="Heading3"/>
+      </w:pPr>
+      <w:r>
+        <w:t>Check each requested operation against its own scope</w:t>
+      </w:r>
+    </w:p>
+    <w:tbl>
+      <w:tblPr>
+        <w:tblStyle w:val="LightShading-Accent1"/>
+        <w:tblW w:type="auto" w:w="0"/>
+        <w:tblLook w:firstColumn="1" w:firstRow="1" w:lastColumn="0" w:lastRow="0" w:noHBand="0" w:noVBand="1" w:val="04A0"/>
+      </w:tblPr>
+      <w:tblGrid>
+        <w:gridCol w:w="3408"/>
+        <w:gridCol w:w="3408"/>
+        <w:gridCol w:w="3408"/>
+      </w:tblGrid>
+      <w:tr>
+        <w:trPr>
+          <w:tblHeader/>
+        </w:trPr>
+        <w:tc>
+          <w:tcPr>
+            <w:tcW w:type="dxa" w:w="3408"/>
+          </w:tcPr>
+          <w:p>
+            <w:r>
+              <w:t>Requested operation</w:t>
+            </w:r>
+          </w:p>
+        </w:tc>
+        <w:tc>
+          <w:tcPr>
+            <w:tcW w:type="dxa" w:w="3408"/>
+          </w:tcPr>
+          <w:p>
+            <w:r>
+              <w:t>Policy check</w:t>
+            </w:r>
+          </w:p>
+        </w:tc>
+        <w:tc>
+          <w:tcPr>
+            <w:tcW w:type="dxa" w:w="3408"/>
+          </w:tcPr>
+          <w:p>
+            <w:r>
+              <w:t>Decision</w:t>
+            </w:r>
+          </w:p>
+        </w:tc>
+      </w:tr>
+      <w:tr>
+        <w:tc>
+          <w:tcPr>
+            <w:tcW w:type="dxa" w:w="3408"/>
+          </w:tcPr>
+          <w:p>
+            <w:r>
+              <w:t>Read fixtures</w:t>
+            </w:r>
+          </w:p>
+        </w:tc>
+        <w:tc>
+          <w:tcPr>
+            <w:tcW w:type="dxa" w:w="3408"/>
+          </w:tcPr>
+          <w:p>
+            <w:r>
+              <w:t>Exact declared read/resource pair</w:t>
+            </w:r>
+          </w:p>
+        </w:tc>
+        <w:tc>
+          <w:tcPr>
+            <w:tcW w:type="dxa" w:w="3408"/>
+          </w:tcPr>
+          <w:p>
+            <w:r>
+              <w:t>Permitted in the policy model</w:t>
+            </w:r>
+          </w:p>
+        </w:tc>
+      </w:tr>
+      <w:tr>
+        <w:tc>
+          <w:tcPr>
+            <w:tcW w:type="dxa" w:w="3408"/>
+          </w:tcPr>
+          <w:p>
+            <w:r>
+              <w:t>Write outputs</w:t>
+            </w:r>
+          </w:p>
+        </w:tc>
+        <w:tc>
+          <w:tcPr>
+            <w:tcW w:type="dxa" w:w="3408"/>
+          </w:tcPr>
+          <w:p>
+            <w:r>
+              <w:t>Exact declared write/resource pair</w:t>
+            </w:r>
+          </w:p>
+        </w:tc>
+        <w:tc>
+          <w:tcPr>
+            <w:tcW w:type="dxa" w:w="3408"/>
+          </w:tcPr>
+          <w:p>
+            <w:r>
+              <w:t>Permitted in the policy model</w:t>
+            </w:r>
+          </w:p>
+        </w:tc>
+      </w:tr>
+      <w:tr>
+        <w:tc>
+          <w:tcPr>
+            <w:tcW w:type="dxa" w:w="3408"/>
+          </w:tcPr>
+          <w:p>
+            <w:r>
+              <w:t>Fetch public webpage</w:t>
+            </w:r>
+          </w:p>
+        </w:tc>
+        <w:tc>
+          <w:tcPr>
+            <w:tcW w:type="dxa" w:w="3408"/>
+          </w:tcPr>
+          <w:p>
+            <w:r>
+              <w:t>No network capability</w:t>
+            </w:r>
+          </w:p>
+        </w:tc>
+        <w:tc>
+          <w:tcPr>
+            <w:tcW w:type="dxa" w:w="3408"/>
+          </w:tcPr>
+          <w:p>
+            <w:r>
+              <w:t>Deny before network execution</w:t>
+            </w:r>
+          </w:p>
+        </w:tc>
+      </w:tr>
+      <w:tr>
+        <w:tc>
+          <w:tcPr>
+            <w:tcW w:type="dxa" w:w="3408"/>
+          </w:tcPr>
+          <w:p>
+            <w:r>
+              <w:t>Write outside output area</w:t>
+            </w:r>
+          </w:p>
+        </w:tc>
+        <w:tc>
+          <w:tcPr>
+            <w:tcW w:type="dxa" w:w="3408"/>
+          </w:tcPr>
+          <w:p>
+            <w:r>
+              <w:t>Resource outside write scope</w:t>
+            </w:r>
+          </w:p>
+        </w:tc>
+        <w:tc>
+          <w:tcPr>
+            <w:tcW w:type="dxa" w:w="3408"/>
+          </w:tcPr>
+          <w:p>
+            <w:r>
+              <w:t>Deny before filesystem effect</w:t>
+            </w:r>
+          </w:p>
+        </w:tc>
+      </w:tr>
+      <w:tr>
+        <w:tc>
+          <w:tcPr>
+            <w:tcW w:type="dxa" w:w="3408"/>
+          </w:tcPr>
+          <w:p>
+            <w:r>
+              <w:t>Write fixture area</w:t>
+            </w:r>
+          </w:p>
+        </w:tc>
+        <w:tc>
+          <w:tcPr>
+            <w:tcW w:type="dxa" w:w="3408"/>
+          </w:tcPr>
+          <w:p>
+            <w:r>
+              <w:t>Read permission does not imply write permission</w:t>
+            </w:r>
+          </w:p>
+        </w:tc>
+        <w:tc>
+          <w:tcPr>
+            <w:tcW w:type="dxa" w:w="3408"/>
+          </w:tcPr>
+          <w:p>
+            <w:r>
+              <w:t>Deny undeclared pair</w:t>
+            </w:r>
+          </w:p>
+        </w:tc>
+      </w:tr>
+    </w:tbl>
+    <w:p>
+      <w:r>
+        <w:t>Abstract handles represent the scope decisions. This is not a path-prefix check, filesystem sandbox or proof that a real process cannot escape.</w:t>
+      </w:r>
+    </w:p>
+    <w:p>
+      <w:pPr>
+        <w:pStyle w:val="Heading2"/>
+      </w:pPr>
+      <w:r>
+        <w:t>Explicit queue boundaries and unchanged-state policy</w:t>
+      </w:r>
+    </w:p>
+    <w:tbl>
+      <w:tblPr>
+        <w:tblStyle w:val="LightShading-Accent1"/>
+        <w:tblW w:type="auto" w:w="0"/>
+        <w:tblLook w:firstColumn="1" w:firstRow="1" w:lastColumn="0" w:lastRow="0" w:noHBand="0" w:noVBand="1" w:val="04A0"/>
+      </w:tblPr>
+      <w:tblGrid>
+        <w:gridCol w:w="3408"/>
+        <w:gridCol w:w="3408"/>
+        <w:gridCol w:w="3408"/>
+      </w:tblGrid>
+      <w:tr>
+        <w:trPr>
+          <w:tblHeader/>
+        </w:trPr>
+        <w:tc>
+          <w:tcPr>
+            <w:tcW w:type="dxa" w:w="3408"/>
+          </w:tcPr>
+          <w:p>
+            <w:r>
+              <w:t>Main admission fixture</w:t>
+            </w:r>
+          </w:p>
+        </w:tc>
+        <w:tc>
+          <w:tcPr>
+            <w:tcW w:type="dxa" w:w="3408"/>
+          </w:tcPr>
+          <w:p>
+            <w:r>
+              <w:t>Projected queued tasks</w:t>
+            </w:r>
+          </w:p>
+        </w:tc>
+        <w:tc>
+          <w:tcPr>
+            <w:tcW w:type="dxa" w:w="3408"/>
+          </w:tcPr>
+          <w:p>
+            <w:r>
+              <w:t>All-or-nothing decision</w:t>
+            </w:r>
+          </w:p>
+        </w:tc>
+      </w:tr>
+      <w:tr>
+        <w:tc>
+          <w:tcPr>
+            <w:tcW w:type="dxa" w:w="3408"/>
+          </w:tcPr>
+          <w:p>
+            <w:r>
+              <w:t>8 currently queued +2 proposed</w:t>
+            </w:r>
+          </w:p>
+        </w:tc>
+        <w:tc>
+          <w:tcPr>
+            <w:tcW w:type="dxa" w:w="3408"/>
+          </w:tcPr>
+          <w:p>
+            <w:r>
+              <w:t>10</w:t>
+            </w:r>
+          </w:p>
+        </w:tc>
+        <w:tc>
+          <w:tcPr>
+            <w:tcW w:type="dxa" w:w="3408"/>
+          </w:tcPr>
+          <w:p>
+            <w:r>
+              <w:t>Accept batch in the policy calculation</w:t>
+            </w:r>
+          </w:p>
+        </w:tc>
+      </w:tr>
+      <w:tr>
+        <w:tc>
+          <w:tcPr>
+            <w:tcW w:type="dxa" w:w="3408"/>
+          </w:tcPr>
+          <w:p>
+            <w:r>
+              <w:t>8 currently queued +3 proposed</w:t>
+            </w:r>
+          </w:p>
+        </w:tc>
+        <w:tc>
+          <w:tcPr>
+            <w:tcW w:type="dxa" w:w="3408"/>
+          </w:tcPr>
+          <w:p>
+            <w:r>
+              <w:t>11</w:t>
+            </w:r>
+          </w:p>
+        </w:tc>
+        <w:tc>
+          <w:tcPr>
+            <w:tcW w:type="dxa" w:w="3408"/>
+          </w:tcPr>
+          <w:p>
+            <w:r>
+              <w:t>Reject batch; current queue remains unchanged in the model</w:t>
+            </w:r>
+          </w:p>
+        </w:tc>
+      </w:tr>
+      <w:tr>
+        <w:tc>
+          <w:tcPr>
+            <w:tcW w:type="dxa" w:w="3408"/>
+          </w:tcPr>
+          <w:p>
+            <w:r>
+              <w:t>Different partial-admission policy</w:t>
+            </w:r>
+          </w:p>
+        </w:tc>
+        <w:tc>
+          <w:tcPr>
+            <w:tcW w:type="dxa" w:w="3408"/>
+          </w:tcPr>
+          <w:p>
+            <w:r>
+              <w:t>Requires explicit separate rule</w:t>
+            </w:r>
+          </w:p>
+        </w:tc>
+        <w:tc>
+          <w:tcPr>
+            <w:tcW w:type="dxa" w:w="3408"/>
+          </w:tcPr>
+          <w:p>
+            <w:r>
+              <w:t>Do not silently choose a partial batch</w:t>
+            </w:r>
+          </w:p>
+        </w:tc>
+      </w:tr>
+      <w:tr>
+        <w:tc>
+          <w:tcPr>
+            <w:tcW w:type="dxa" w:w="3408"/>
+          </w:tcPr>
+          <w:p>
+            <w:r>
+              <w:t>Concurrent real producers</w:t>
+            </w:r>
+          </w:p>
+        </w:tc>
+        <w:tc>
+          <w:tcPr>
+            <w:tcW w:type="dxa" w:w="3408"/>
+          </w:tcPr>
+          <w:p>
+            <w:r>
+              <w:t>Need actual coordinated admission</w:t>
+            </w:r>
+          </w:p>
+        </w:tc>
+        <w:tc>
+          <w:tcPr>
+            <w:tcW w:type="dxa" w:w="3408"/>
+          </w:tcPr>
+          <w:p>
+            <w:r>
+              <w:t>Pure arithmetic does not atomically reserve capacity</w:t>
+            </w:r>
+          </w:p>
+        </w:tc>
+      </w:tr>
+    </w:tbl>
+    <w:p>
+      <w:pPr>
+        <w:pStyle w:val="Heading2"/>
+      </w:pPr>
+      <w:r>
+        <w:t>State limits and units before checking</w:t>
+      </w:r>
+    </w:p>
+    <w:p>
+      <w:pPr>
+        <w:spacing w:line="336" w:lineRule="auto" w:after="180"/>
+      </w:pPr>
+      <w:r>
+        <w:rPr>
+          <w:b w:val="0"/>
+        </w:rPr>
+        <w:t xml:space="preserve">Before applying the procedure, write its units, denominator or decision boundary where relevant. A partner should be able to repeat each step using the same </w:t>
       </w:r>
       <w:r>
         <w:rPr>
@@ -294,7 +1259,18 @@
         <w:rPr>
           <w:b w:val="0"/>
         </w:rPr>
-        <w:t xml:space="preserve"> boundaries. Explain why a recorded result needs its </w:t>
+        <w:t>s.</w:t>
+      </w:r>
+    </w:p>
+    <w:p>
+      <w:pPr>
+        <w:spacing w:line="336" w:lineRule="auto" w:after="180"/>
+      </w:pPr>
+      <w:r>
+        <w:rPr>
+          <w:b w:val="0"/>
+        </w:rPr>
+        <w:t xml:space="preserve">If a required </w:t>
       </w:r>
       <w:r>
         <w:rPr>
@@ -306,208 +1282,46 @@
         <w:rPr>
           <w:b w:val="0"/>
         </w:rPr>
-        <w:t xml:space="preserve"> conditions and </w:t>
+        <w:t xml:space="preserve"> is absent or violates the stated contract, record that condition explicitly instead of quietly replacing it with a convenient value.</w:t>
+      </w:r>
+    </w:p>
+    <w:p>
+      <w:pPr>
+        <w:pStyle w:val="Heading2"/>
+      </w:pPr>
+      <w:r>
+        <w:t>Explain the visual</w:t>
+      </w:r>
+    </w:p>
+    <w:p>
+      <w:pPr>
+        <w:spacing w:line="336" w:lineRule="auto" w:after="180"/>
+      </w:pPr>
+      <w:r>
+        <w:rPr>
+          <w:b w:val="0"/>
+        </w:rPr>
+        <w:t xml:space="preserve">Point to the </w:t>
       </w:r>
       <w:r>
         <w:rPr>
           <w:b/>
         </w:rPr>
-        <w:t>evidence</w:t>
+        <w:t>input</w:t>
       </w:r>
       <w:r>
         <w:rPr>
           <w:b w:val="0"/>
         </w:rPr>
-        <w:t xml:space="preserve"> source before it can support a claim.</w:t>
-      </w:r>
-    </w:p>
-    <w:p>
-      <w:pPr>
-        <w:pStyle w:val="Heading3"/>
-      </w:pPr>
-      <w:r>
-        <w:t>My starting explanation</w:t>
-      </w:r>
-    </w:p>
-    <w:p>
-      <w:r>
-        <w:t>________________________________________________________________</w:t>
-      </w:r>
-    </w:p>
-    <w:p>
-      <w:r>
-        <w:t>________________________________________________________________</w:t>
-      </w:r>
-    </w:p>
-    <w:p>
-      <w:r>
-        <w:t>________________________________________________________________</w:t>
-      </w:r>
-    </w:p>
-    <w:p>
-      <w:pPr>
-        <w:pStyle w:val="Heading3"/>
-      </w:pPr>
-      <w:r>
-        <w:t>This week’s end goal</w:t>
-      </w:r>
-    </w:p>
-    <w:p>
-      <w:pPr>
-        <w:spacing w:line="336" w:lineRule="auto" w:after="180"/>
-      </w:pPr>
-      <w:r>
-        <w:rPr>
-          <w:b w:val="0"/>
-        </w:rPr>
-        <w:t xml:space="preserve">Explain </w:t>
-      </w:r>
-      <w:r>
-        <w:rPr>
-          <w:b/>
-        </w:rPr>
-        <w:t>sandbox</w:t>
-      </w:r>
-      <w:r>
-        <w:rPr>
-          <w:b w:val="0"/>
-        </w:rPr>
-        <w:t>ing and resource limits using the deciding step in this fictional service.</w:t>
-      </w:r>
-    </w:p>
-    <w:p>
-      <w:pPr>
-        <w:pStyle w:val="Heading1"/>
-      </w:pPr>
-      <w:r>
-        <w:t>02. Notice the evidence</w:t>
-      </w:r>
-    </w:p>
-    <w:p>
-      <w:r>
-        <w:t>Investigate the supplied Sandboxing and resource limits case. Separate observations, given facts and assumptions before choosing an explanation.</w:t>
-      </w:r>
-    </w:p>
-    <w:p>
-      <w:pPr>
-        <w:spacing w:line="336" w:lineRule="auto" w:after="180"/>
-      </w:pPr>
-      <w:r>
-        <w:rPr>
-          <w:b/>
-        </w:rPr>
-        <w:t>Sandbox</w:t>
-      </w:r>
-      <w:r>
-        <w:rPr>
-          <w:b w:val="0"/>
-        </w:rPr>
-        <w:t xml:space="preserve">ing and </w:t>
-      </w:r>
-      <w:r>
-        <w:rPr>
-          <w:b/>
-        </w:rPr>
-        <w:t>quota</w:t>
-      </w:r>
-      <w:r>
-        <w:rPr>
-          <w:b w:val="0"/>
-        </w:rPr>
-        <w:t xml:space="preserve">s constrain what a </w:t>
-      </w:r>
-      <w:r>
-        <w:rPr>
-          <w:b/>
-        </w:rPr>
-        <w:t>process</w:t>
-      </w:r>
-      <w:r>
-        <w:rPr>
-          <w:b w:val="0"/>
-        </w:rPr>
-        <w:t xml:space="preserve"> may access or consume. They reduce possible operations but do not verify every result.</w:t>
-      </w:r>
-    </w:p>
-    <w:p>
-      <w:pPr>
-        <w:spacing w:line="336" w:lineRule="auto" w:after="180"/>
-      </w:pPr>
-      <w:r>
-        <w:rPr>
-          <w:b w:val="0"/>
-        </w:rPr>
-        <w:t>Begin by writing the question the procedure is intended to answer. Identify the information already supplied, the information it will produce and the information still missing.</w:t>
-      </w:r>
-    </w:p>
-    <w:p>
-      <w:pPr>
-        <w:spacing w:line="336" w:lineRule="auto" w:after="180"/>
-      </w:pPr>
-      <w:r>
-        <w:rPr>
-          <w:b w:val="0"/>
-        </w:rPr>
-        <w:t>These are constructed classroom examples; they do not require live accounts, private records or an external service. Do not treat a plausible explanation as a measured outcome.</w:t>
-      </w:r>
-    </w:p>
-    <w:p>
-      <w:pPr>
-        <w:pStyle w:val="Heading3"/>
-      </w:pPr>
-      <w:r>
-        <w:t>List the given facts and one fact that is not supplied.</w:t>
-      </w:r>
-    </w:p>
-    <w:p>
-      <w:r>
-        <w:t>________________________________________________________________</w:t>
-      </w:r>
-    </w:p>
-    <w:p>
-      <w:r>
-        <w:t>________________________________________________________________</w:t>
-      </w:r>
-    </w:p>
-    <w:p>
-      <w:r>
-        <w:t>________________________________________________________________</w:t>
-      </w:r>
-    </w:p>
-    <w:p>
-      <w:pPr>
-        <w:pStyle w:val="Heading1"/>
-      </w:pPr>
-      <w:r>
-        <w:t>03. See how it works</w:t>
-      </w:r>
-    </w:p>
-    <w:p>
-      <w:r>
-        <w:t>Follow the mechanism for Sandboxing and resource limits. Connect each labelled input, deciding step and result.</w:t>
-      </w:r>
-    </w:p>
-    <w:p>
-      <w:pPr>
-        <w:spacing w:line="336" w:lineRule="auto" w:after="180"/>
-      </w:pPr>
-      <w:r>
-        <w:rPr>
-          <w:b w:val="0"/>
-        </w:rPr>
-        <w:t xml:space="preserve">The fictional job may read its fixture directory, write its </w:t>
-      </w:r>
-      <w:r>
-        <w:rPr>
-          <w:b/>
-        </w:rPr>
-        <w:t>output</w:t>
-      </w:r>
-      <w:r>
-        <w:rPr>
-          <w:b w:val="0"/>
-        </w:rPr>
-        <w:t xml:space="preserve"> directory, use no network and run for at most 2 seconds with at most 10 queued tasks. Reject excess work before starting it.</w:t>
+        <w:t>, the deciding step and the result in this week’s visual. Explain the same step in ordinary words. A picture helps when you can say what each part represents.</w:t>
+      </w:r>
+    </w:p>
+    <w:p>
+      <w:pPr>
+        <w:pStyle w:val="Heading2"/>
+      </w:pPr>
+      <w:r>
+        <w:t>Earlier wording, alternatives and picture transcripts · reference / check after trying</w:t>
       </w:r>
     </w:p>
     <w:p>
@@ -604,13 +1418,246 @@
     </w:p>
     <w:p>
       <w:pPr>
+        <w:pStyle w:val="Heading3"/>
+      </w:pPr>
+      <w:r>
+        <w:t>Connect the picture and the explanation</w:t>
+      </w:r>
+    </w:p>
+    <w:p>
+      <w:pPr>
+        <w:pStyle w:val="Heading1"/>
+      </w:pPr>
+      <w:r>
+        <w:t>04. Change one resource record while holding the others fixed</w:t>
+      </w:r>
+    </w:p>
+    <w:p>
+      <w:r>
+        <w:t>A small output does not excuse a time-limit failure.</w:t>
+      </w:r>
+    </w:p>
+    <w:p>
+      <w:pPr>
+        <w:pStyle w:val="Heading2"/>
+      </w:pPr>
+      <w:r>
+        <w:t>Current task and response</w:t>
+      </w:r>
+    </w:p>
+    <w:p>
+      <w:pPr>
+        <w:pStyle w:val="ListBullet"/>
+      </w:pPr>
+      <w:r>
+        <w:t>A job requests a public webpage and a write outside its output directory. Show the intermediate steps and give the conclusion with its scope.</w:t>
+      </w:r>
+    </w:p>
+    <w:p>
+      <w:pPr>
+        <w:pStyle w:val="Heading3"/>
+      </w:pPr>
+      <w:r>
+        <w:t>Keep the procedure fixed. Explain what changed in the inputs and result.</w:t>
+      </w:r>
+    </w:p>
+    <w:p>
+      <w:r>
+        <w:t>________________________________________________________________</w:t>
+      </w:r>
+    </w:p>
+    <w:p>
+      <w:r>
+        <w:t>________________________________________________________________</w:t>
+      </w:r>
+    </w:p>
+    <w:p>
+      <w:r>
+        <w:t>________________________________________________________________</w:t>
+      </w:r>
+    </w:p>
+    <w:p>
+      <w:r>
+        <w:t>________________________________________________________________</w:t>
+      </w:r>
+    </w:p>
+    <w:p>
+      <w:r>
+        <w:t>________________________________________________________________</w:t>
+      </w:r>
+    </w:p>
+    <w:p>
+      <w:pPr>
+        <w:pStyle w:val="Heading2"/>
+      </w:pPr>
+      <w:r>
+        <w:t>Predict the three-second pictured trial</w:t>
+      </w:r>
+    </w:p>
+    <w:p>
+      <w:pPr>
+        <w:pStyle w:val="ListBullet"/>
+      </w:pPr>
+      <w:r>
+        <w:t>Change: A takes three seconds but still writes 2 MB.</w:t>
+      </w:r>
+    </w:p>
+    <w:p>
+      <w:pPr>
+        <w:pStyle w:val="Heading2"/>
+      </w:pPr>
+      <w:r>
+        <w:t>Check after predicting · reference / check after trying</w:t>
+      </w:r>
+    </w:p>
+    <w:p>
+      <w:pPr>
         <w:spacing w:line="336" w:lineRule="auto" w:after="180"/>
       </w:pPr>
+      <w:r>
+        <w:rPr>
+          <w:b/>
+        </w:rPr>
+        <w:t>Prediction</w:t>
+      </w:r>
       <w:r>
         <w:rPr>
           <w:b w:val="0"/>
         </w:rPr>
-        <w:t xml:space="preserve">Before applying the procedure, write its units, denominator or decision boundary where relevant. A partner should be able to repeat each step using the same </w:t>
+        <w:t>: Stop A for exceeding the time allowance.</w:t>
+      </w:r>
+    </w:p>
+    <w:p>
+      <w:pPr>
+        <w:spacing w:line="336" w:lineRule="auto" w:after="180"/>
+      </w:pPr>
+      <w:r>
+        <w:rPr>
+          <w:b w:val="0"/>
+        </w:rPr>
+        <w:t>Reason: The independent two-second limit remains binding.</w:t>
+      </w:r>
+    </w:p>
+    <w:p>
+      <w:pPr>
+        <w:pStyle w:val="Heading2"/>
+      </w:pPr>
+      <w:r>
+        <w:t>Earlier wording, alternatives and picture transcripts · reference / check after trying</w:t>
+      </w:r>
+    </w:p>
+    <w:p>
+      <w:pPr>
+        <w:pStyle w:val="Heading3"/>
+      </w:pPr>
+      <w:r>
+        <w:t>Compare a familiar case with a changed case</w:t>
+      </w:r>
+    </w:p>
+    <w:p>
+      <w:pPr>
+        <w:pStyle w:val="Heading3"/>
+      </w:pPr>
+      <w:r>
+        <w:t>Change one thing in the pictured case</w:t>
+      </w:r>
+    </w:p>
+    <w:p>
+      <w:pPr>
+        <w:pStyle w:val="Heading1"/>
+      </w:pPr>
+      <w:r>
+        <w:t>06. Check the pictured time, output and network conditions independently</w:t>
+      </w:r>
+    </w:p>
+    <w:p>
+      <w:r>
+        <w:t>These are declared trial records, not programs executed in a real sandbox.</w:t>
+      </w:r>
+    </w:p>
+    <w:p>
+      <w:pPr>
+        <w:pStyle w:val="Heading2"/>
+      </w:pPr>
+      <w:r>
+        <w:t>Main requested public-web/outside-write actions and denial</w:t>
+      </w:r>
+    </w:p>
+    <w:p>
+      <w:pPr>
+        <w:spacing w:line="336" w:lineRule="auto" w:after="180"/>
+      </w:pPr>
+      <w:r>
+        <w:rPr>
+          <w:b w:val="0"/>
+        </w:rPr>
+        <w:t xml:space="preserve">A job requests a public webpage and a write outside its </w:t>
+      </w:r>
+      <w:r>
+        <w:rPr>
+          <w:b/>
+        </w:rPr>
+        <w:t>output</w:t>
+      </w:r>
+      <w:r>
+        <w:rPr>
+          <w:b w:val="0"/>
+        </w:rPr>
+        <w:t xml:space="preserve"> directory.</w:t>
+      </w:r>
+    </w:p>
+    <w:p>
+      <w:pPr>
+        <w:spacing w:line="336" w:lineRule="auto" w:after="180"/>
+      </w:pPr>
+      <w:r>
+        <w:rPr>
+          <w:b w:val="0"/>
+        </w:rPr>
+        <w:t xml:space="preserve">Both operations violate the </w:t>
+      </w:r>
+      <w:r>
+        <w:rPr>
+          <w:b/>
+        </w:rPr>
+        <w:t>sandbox</w:t>
+      </w:r>
+      <w:r>
+        <w:rPr>
+          <w:b w:val="0"/>
+        </w:rPr>
+        <w:t xml:space="preserve"> contract. Deny them; public availability does not grant network or filesystem authority.</w:t>
+      </w:r>
+    </w:p>
+    <w:p>
+      <w:pPr>
+        <w:pStyle w:val="Heading2"/>
+      </w:pPr>
+      <w:r>
+        <w:t>Keep the reasoning’s scope</w:t>
+      </w:r>
+    </w:p>
+    <w:p>
+      <w:pPr>
+        <w:spacing w:line="336" w:lineRule="auto" w:after="180"/>
+      </w:pPr>
+      <w:r>
+        <w:rPr>
+          <w:b w:val="0"/>
+        </w:rPr>
+        <w:t xml:space="preserve">Compare the intermediate </w:t>
+      </w:r>
+      <w:r>
+        <w:rPr>
+          <w:b/>
+        </w:rPr>
+        <w:t>evidence</w:t>
+      </w:r>
+      <w:r>
+        <w:rPr>
+          <w:b w:val="0"/>
+        </w:rPr>
+        <w:t xml:space="preserve"> with the final statement. Explain why each number or decision follows from the stated </w:t>
       </w:r>
       <w:r>
         <w:rPr>
@@ -633,7 +1680,7 @@
         <w:rPr>
           <w:b w:val="0"/>
         </w:rPr>
-        <w:t xml:space="preserve">If a required </w:t>
+        <w:t xml:space="preserve">The conclusion belongs to this scenario and procedure; changing the </w:t>
       </w:r>
       <w:r>
         <w:rPr>
@@ -645,15 +1692,15 @@
         <w:rPr>
           <w:b w:val="0"/>
         </w:rPr>
-        <w:t xml:space="preserve"> is absent or violates the stated contract, record that condition explicitly instead of quietly replacing it with a convenient value.</w:t>
-      </w:r>
-    </w:p>
-    <w:p>
-      <w:pPr>
-        <w:pStyle w:val="Heading3"/>
-      </w:pPr>
-      <w:r>
-        <w:t>Connect the picture and the explanation</w:t>
+        <w:t>s, evaluation population or authority can change what it establishes. Retain the raw record so a later revision can be compared honestly.</w:t>
+      </w:r>
+    </w:p>
+    <w:p>
+      <w:pPr>
+        <w:pStyle w:val="Heading2"/>
+      </w:pPr>
+      <w:r>
+        <w:t>Separate picture caps, units and supplied trial records</w:t>
       </w:r>
     </w:p>
     <w:p>
@@ -664,51 +1711,19 @@
         <w:rPr>
           <w:b w:val="0"/>
         </w:rPr>
-        <w:t xml:space="preserve">Point to the </w:t>
+        <w:t xml:space="preserve">Bound a student program. A toy </w:t>
       </w:r>
       <w:r>
         <w:rPr>
           <w:b/>
         </w:rPr>
-        <w:t>input</w:t>
+        <w:t>sandbox</w:t>
       </w:r>
       <w:r>
         <w:rPr>
           <w:b w:val="0"/>
         </w:rPr>
-        <w:t>, the deciding step and the result in this week’s visual. Explain the same step in ordinary words. A picture helps when you can say what each part represents.</w:t>
-      </w:r>
-    </w:p>
-    <w:p>
-      <w:pPr>
-        <w:pStyle w:val="Heading1"/>
-      </w:pPr>
-      <w:r>
-        <w:t>04. Compare the cases</w:t>
-      </w:r>
-    </w:p>
-    <w:p>
-      <w:r>
-        <w:t>Compare the supplied cases for Sandboxing and resource limits. Identify the detail that changes the conclusion.</w:t>
-      </w:r>
-    </w:p>
-    <w:p>
-      <w:pPr>
-        <w:pStyle w:val="Heading3"/>
-      </w:pPr>
-      <w:r>
-        <w:t>Compare a familiar case with a changed case</w:t>
-      </w:r>
-    </w:p>
-    <w:p>
-      <w:pPr>
-        <w:spacing w:line="336" w:lineRule="auto" w:after="180"/>
-      </w:pPr>
-      <w:r>
-        <w:rPr>
-          <w:b w:val="0"/>
-        </w:rPr>
-        <w:t xml:space="preserve">A job requests a public webpage and a write outside its </w:t>
+        <w:t xml:space="preserve"> forbids network access, allows at most two seconds and limits </w:t>
       </w:r>
       <w:r>
         <w:rPr>
@@ -720,463 +1735,12 @@
         <w:rPr>
           <w:b w:val="0"/>
         </w:rPr>
-        <w:t xml:space="preserve"> directory. Show the intermediate steps and give the conclusion with its scope.</w:t>
-      </w:r>
-    </w:p>
-    <w:p>
-      <w:pPr>
-        <w:pStyle w:val="Heading3"/>
-      </w:pPr>
-      <w:r>
-        <w:t>Keep the procedure fixed. Explain what changed in the inputs and result.</w:t>
-      </w:r>
-    </w:p>
-    <w:p>
-      <w:r>
-        <w:t>________________________________________________________________</w:t>
-      </w:r>
-    </w:p>
-    <w:p>
-      <w:r>
-        <w:t>________________________________________________________________</w:t>
-      </w:r>
-    </w:p>
-    <w:p>
-      <w:r>
-        <w:t>________________________________________________________________</w:t>
-      </w:r>
-    </w:p>
-    <w:p>
-      <w:r>
-        <w:t>________________________________________________________________</w:t>
-      </w:r>
-    </w:p>
-    <w:p>
-      <w:r>
-        <w:t>________________________________________________________________</w:t>
-      </w:r>
-    </w:p>
-    <w:p>
-      <w:pPr>
-        <w:pStyle w:val="Heading3"/>
-      </w:pPr>
-      <w:r>
-        <w:t>Change one thing in the pictured case</w:t>
-      </w:r>
-    </w:p>
-    <w:p>
-      <w:pPr>
-        <w:pStyle w:val="Heading3"/>
-      </w:pPr>
-      <w:r>
-        <w:t>Change one thing</w:t>
+        <w:t xml:space="preserve"> to 20 MB.</w:t>
       </w:r>
     </w:p>
     <w:p>
       <w:pPr>
         <w:spacing w:line="336" w:lineRule="auto" w:after="180"/>
-        <w:shd w:fill="F5F1FB"/>
-      </w:pPr>
-      <w:r>
-        <w:rPr>
-          <w:b w:val="0"/>
-        </w:rPr>
-        <w:t>Change: A takes three seconds but still writes 2 MB.</w:t>
-      </w:r>
-    </w:p>
-    <w:p>
-      <w:pPr>
-        <w:pStyle w:val="Heading3"/>
-      </w:pPr>
-      <w:r>
-        <w:t>Predicted result</w:t>
-      </w:r>
-    </w:p>
-    <w:p>
-      <w:pPr>
-        <w:spacing w:line="336" w:lineRule="auto" w:after="180"/>
-        <w:shd w:fill="F1F6FC"/>
-      </w:pPr>
-      <w:r>
-        <w:rPr>
-          <w:b/>
-        </w:rPr>
-        <w:t>Prediction</w:t>
-      </w:r>
-      <w:r>
-        <w:rPr>
-          <w:b w:val="0"/>
-        </w:rPr>
-        <w:t>: Stop A for exceeding the time allowance.</w:t>
-      </w:r>
-    </w:p>
-    <w:p>
-      <w:pPr>
-        <w:pStyle w:val="Heading3"/>
-      </w:pPr>
-      <w:r>
-        <w:t>Why the result follows</w:t>
-      </w:r>
-    </w:p>
-    <w:p>
-      <w:pPr>
-        <w:spacing w:line="336" w:lineRule="auto" w:after="180"/>
-        <w:shd w:fill="F1F6FC"/>
-      </w:pPr>
-      <w:r>
-        <w:rPr>
-          <w:b w:val="0"/>
-        </w:rPr>
-        <w:t>Reason: The independent two-second limit remains binding.</w:t>
-      </w:r>
-    </w:p>
-    <w:p>
-      <w:pPr>
-        <w:pStyle w:val="Heading1"/>
-      </w:pPr>
-      <w:r>
-        <w:t>05. Words that unlock the idea</w:t>
-      </w:r>
-    </w:p>
-    <w:p>
-      <w:r>
-        <w:t>Use the vocabulary of Sandboxing and resource limits to explain a concrete decision, rather than only memorising definitions.</w:t>
-      </w:r>
-    </w:p>
-    <w:tbl>
-      <w:tblPr>
-        <w:tblStyle w:val="LightShading-Accent1"/>
-        <w:tblW w:type="auto" w:w="0"/>
-        <w:tblLook w:firstColumn="1" w:firstRow="1" w:lastColumn="0" w:lastRow="0" w:noHBand="0" w:noVBand="1" w:val="04A0"/>
-      </w:tblPr>
-      <w:tblGrid>
-        <w:gridCol w:w="5112"/>
-        <w:gridCol w:w="5112"/>
-      </w:tblGrid>
-      <w:tr>
-        <w:trPr>
-          <w:tblHeader/>
-        </w:trPr>
-        <w:tc>
-          <w:tcPr>
-            <w:tcW w:type="dxa" w:w="5112"/>
-          </w:tcPr>
-          <w:p>
-            <w:r>
-              <w:t>Word</w:t>
-            </w:r>
-          </w:p>
-        </w:tc>
-        <w:tc>
-          <w:tcPr>
-            <w:tcW w:type="dxa" w:w="5112"/>
-          </w:tcPr>
-          <w:p>
-            <w:r>
-              <w:t>Meaning</w:t>
-            </w:r>
-          </w:p>
-        </w:tc>
-      </w:tr>
-      <w:tr>
-        <w:tc>
-          <w:tcPr>
-            <w:tcW w:type="dxa" w:w="5112"/>
-          </w:tcPr>
-          <w:p>
-            <w:r>
-              <w:t>Sandbox</w:t>
-            </w:r>
-          </w:p>
-        </w:tc>
-        <w:tc>
-          <w:tcPr>
-            <w:tcW w:type="dxa" w:w="5112"/>
-          </w:tcPr>
-          <w:p>
-            <w:r>
-              <w:t>An enforced restriction on process capabilities</w:t>
-            </w:r>
-          </w:p>
-        </w:tc>
-      </w:tr>
-      <w:tr>
-        <w:tc>
-          <w:tcPr>
-            <w:tcW w:type="dxa" w:w="5112"/>
-          </w:tcPr>
-          <w:p>
-            <w:r>
-              <w:t>Quota</w:t>
-            </w:r>
-          </w:p>
-        </w:tc>
-        <w:tc>
-          <w:tcPr>
-            <w:tcW w:type="dxa" w:w="5112"/>
-          </w:tcPr>
-          <w:p>
-            <w:r>
-              <w:t>A maximum permitted resource allocation</w:t>
-            </w:r>
-          </w:p>
-        </w:tc>
-      </w:tr>
-      <w:tr>
-        <w:tc>
-          <w:tcPr>
-            <w:tcW w:type="dxa" w:w="5112"/>
-          </w:tcPr>
-          <w:p>
-            <w:r>
-              <w:t>Admission policy</w:t>
-            </w:r>
-          </w:p>
-        </w:tc>
-        <w:tc>
-          <w:tcPr>
-            <w:tcW w:type="dxa" w:w="5112"/>
-          </w:tcPr>
-          <w:p>
-            <w:r>
-              <w:t>Rules for accepting work under limits</w:t>
-            </w:r>
-          </w:p>
-        </w:tc>
-      </w:tr>
-    </w:tbl>
-    <w:p>
-      <w:pPr>
-        <w:pStyle w:val="Heading3"/>
-      </w:pPr>
-      <w:r>
-        <w:t>Use two terms to explain a step in this week’s example.</w:t>
-      </w:r>
-    </w:p>
-    <w:p>
-      <w:r>
-        <w:t>________________________________________________________________</w:t>
-      </w:r>
-    </w:p>
-    <w:p>
-      <w:r>
-        <w:t>________________________________________________________________</w:t>
-      </w:r>
-    </w:p>
-    <w:p>
-      <w:r>
-        <w:t>________________________________________________________________</w:t>
-      </w:r>
-    </w:p>
-    <w:p>
-      <w:pPr>
-        <w:pStyle w:val="Heading1"/>
-      </w:pPr>
-      <w:r>
-        <w:t>06. Follow a worked example</w:t>
-      </w:r>
-    </w:p>
-    <w:p>
-      <w:r>
-        <w:t>Follow the worked trace for Sandboxing and resource limits, predict a step, then compare with its explanation.</w:t>
-      </w:r>
-    </w:p>
-    <w:p>
-      <w:pPr>
-        <w:spacing w:line="336" w:lineRule="auto" w:after="180"/>
-      </w:pPr>
-      <w:r>
-        <w:rPr>
-          <w:b w:val="0"/>
-        </w:rPr>
-        <w:t xml:space="preserve">A job requests a public webpage and a write outside its </w:t>
-      </w:r>
-      <w:r>
-        <w:rPr>
-          <w:b/>
-        </w:rPr>
-        <w:t>output</w:t>
-      </w:r>
-      <w:r>
-        <w:rPr>
-          <w:b w:val="0"/>
-        </w:rPr>
-        <w:t xml:space="preserve"> directory.</w:t>
-      </w:r>
-    </w:p>
-    <w:p>
-      <w:pPr>
-        <w:spacing w:line="336" w:lineRule="auto" w:after="180"/>
-      </w:pPr>
-      <w:r>
-        <w:rPr>
-          <w:b w:val="0"/>
-        </w:rPr>
-        <w:t xml:space="preserve">Both operations violate the </w:t>
-      </w:r>
-      <w:r>
-        <w:rPr>
-          <w:b/>
-        </w:rPr>
-        <w:t>sandbox</w:t>
-      </w:r>
-      <w:r>
-        <w:rPr>
-          <w:b w:val="0"/>
-        </w:rPr>
-        <w:t xml:space="preserve"> contract. Deny them; public availability does not grant network or filesystem authority.</w:t>
-      </w:r>
-    </w:p>
-    <w:p>
-      <w:pPr>
-        <w:pStyle w:val="Heading3"/>
-      </w:pPr>
-      <w:r>
-        <w:t>Worked explanation · Sandboxing and resource limits</w:t>
-      </w:r>
-    </w:p>
-    <w:p>
-      <w:pPr>
-        <w:spacing w:line="336" w:lineRule="auto" w:after="180"/>
-        <w:shd w:fill="F1F6FC"/>
-      </w:pPr>
-      <w:r>
-        <w:rPr>
-          <w:b w:val="0"/>
-        </w:rPr>
-        <w:t xml:space="preserve">Compare the intermediate </w:t>
-      </w:r>
-      <w:r>
-        <w:rPr>
-          <w:b/>
-        </w:rPr>
-        <w:t>evidence</w:t>
-      </w:r>
-      <w:r>
-        <w:rPr>
-          <w:b w:val="0"/>
-        </w:rPr>
-        <w:t xml:space="preserve"> with the final statement. Explain why each number or decision follows from the stated </w:t>
-      </w:r>
-      <w:r>
-        <w:rPr>
-          <w:b/>
-        </w:rPr>
-        <w:t>input</w:t>
-      </w:r>
-      <w:r>
-        <w:rPr>
-          <w:b w:val="0"/>
-        </w:rPr>
-        <w:t>s.</w:t>
-      </w:r>
-    </w:p>
-    <w:p>
-      <w:pPr>
-        <w:spacing w:line="336" w:lineRule="auto" w:after="180"/>
-        <w:shd w:fill="F1F6FC"/>
-      </w:pPr>
-      <w:r>
-        <w:rPr>
-          <w:b w:val="0"/>
-        </w:rPr>
-        <w:t xml:space="preserve">The conclusion belongs to this scenario and procedure; changing the </w:t>
-      </w:r>
-      <w:r>
-        <w:rPr>
-          <w:b/>
-        </w:rPr>
-        <w:t>input</w:t>
-      </w:r>
-      <w:r>
-        <w:rPr>
-          <w:b w:val="0"/>
-        </w:rPr>
-        <w:t>s, evaluation population or authority can change what it establishes. Retain the raw record so a later revision can be compared honestly.</w:t>
-      </w:r>
-    </w:p>
-    <w:p>
-      <w:pPr>
-        <w:pStyle w:val="Heading3"/>
-      </w:pPr>
-      <w:r>
-        <w:t>Learn from the worked case</w:t>
-      </w:r>
-    </w:p>
-    <w:p>
-      <w:pPr>
-        <w:spacing w:line="336" w:lineRule="auto" w:after="180"/>
-      </w:pPr>
-      <w:r>
-        <w:rPr>
-          <w:b w:val="0"/>
-        </w:rPr>
-        <w:t>Cover the result before checking it. Say what is given, choose the procedure, and follow one step at a time. Then uncover the result and explain your first mismatch. Ask why a step is allowed, not only what number it produces.</w:t>
-      </w:r>
-    </w:p>
-    <w:p>
-      <w:pPr>
-        <w:pStyle w:val="Heading3"/>
-      </w:pPr>
-      <w:r>
-        <w:t>A pictorial worked case: Sandboxing and resource limits</w:t>
-      </w:r>
-    </w:p>
-    <w:p>
-      <w:pPr>
-        <w:spacing w:line="336" w:lineRule="auto" w:after="180"/>
-      </w:pPr>
-      <w:r>
-        <w:rPr>
-          <w:b w:val="0"/>
-        </w:rPr>
-        <w:t xml:space="preserve">Bound a student program. A toy </w:t>
-      </w:r>
-      <w:r>
-        <w:rPr>
-          <w:b/>
-        </w:rPr>
-        <w:t>sandbox</w:t>
-      </w:r>
-      <w:r>
-        <w:rPr>
-          <w:b w:val="0"/>
-        </w:rPr>
-        <w:t xml:space="preserve"> forbids network access, allows at most two seconds and limits </w:t>
-      </w:r>
-      <w:r>
-        <w:rPr>
-          <w:b/>
-        </w:rPr>
-        <w:t>output</w:t>
-      </w:r>
-      <w:r>
-        <w:rPr>
-          <w:b w:val="0"/>
-        </w:rPr>
-        <w:t xml:space="preserve"> to 20 MB.</w:t>
-      </w:r>
-    </w:p>
-    <w:p>
-      <w:pPr>
-        <w:pStyle w:val="Heading3"/>
-      </w:pPr>
-      <w:r>
-        <w:t>The facts we will use</w:t>
-      </w:r>
-    </w:p>
-    <w:p>
-      <w:pPr>
-        <w:pStyle w:val="Heading3"/>
-      </w:pPr>
-      <w:r>
-        <w:t>Supplied facts</w:t>
-      </w:r>
-    </w:p>
-    <w:p>
-      <w:pPr>
-        <w:spacing w:line="336" w:lineRule="auto" w:after="180"/>
-        <w:shd w:fill="F1F6FC"/>
       </w:pPr>
       <w:r>
         <w:rPr>
@@ -1186,11 +1750,41 @@
       </w:r>
     </w:p>
     <w:p>
+      <w:pPr>
+        <w:spacing w:line="336" w:lineRule="auto" w:after="180"/>
+      </w:pPr>
+      <w:r>
+        <w:rPr>
+          <w:b w:val="0"/>
+        </w:rPr>
+        <w:t>The main policy includes its queue cap; the picture is a separate policy with no network access, at most 2 seconds and at most 20 MB of output. Here 1 MB means one million bytes. Supplied trial A takes 1 second and writes 2 MB, so those resource records fit. Trial B proposes a network call, which must be denied regardless of public availability.</w:t>
+      </w:r>
+    </w:p>
+    <w:p>
+      <w:pPr>
+        <w:spacing w:line="336" w:lineRule="auto" w:after="180"/>
+      </w:pPr>
+      <w:r>
+        <w:rPr>
+          <w:b w:val="0"/>
+        </w:rPr>
+        <w:t>A changed record taking 3 seconds exceeds the independent 2-second limit even with only 2 MB of output. A prohibited attempt does not prove that a real packet was sent; this exercise specifies a required policy decision, not an observed sandbox escape.</w:t>
+      </w:r>
+    </w:p>
+    <w:p>
+      <w:pPr>
+        <w:pStyle w:val="Heading2"/>
+      </w:pPr>
+      <w:r>
+        <w:t>Trace fitting resources and prohibited network request</w:t>
+      </w:r>
+    </w:p>
+    <w:p>
       <w:r>
         <w:drawing>
           <wp:inline xmlns:a="http://schemas.openxmlformats.org/drawingml/2006/main" xmlns:pic="http://schemas.openxmlformats.org/drawingml/2006/picture">
-            <wp:extent cx="5486400" cy="5185229"/>
-            <wp:docPr id="1" name="Picture 1" descr="Sandboxing and resource limits. Apply isolation: Neither program receives network permission.. Check A: One second and 2 MB fit both resource limits.. Deny B network call: Stop the prohibited network action regardless of its purpose."/>
+            <wp:extent cx="5486400" cy="3182112"/>
+            <wp:docPr id="1" name="Picture 1" descr="Apply isolation: Neither program receives network permission. → Check A: One second and 2 MB fit both resource limits. → Deny B network call: Stop the prohibited network action regardless of its purpose."/>
             <wp:cNvGraphicFramePr>
               <a:graphicFrameLocks noChangeAspect="1"/>
             </wp:cNvGraphicFramePr>
@@ -1198,7 +1792,7 @@
               <a:graphicData uri="http://schemas.openxmlformats.org/drawingml/2006/picture">
                 <pic:pic>
                   <pic:nvPicPr>
-                    <pic:cNvPr id="0" name="academy-visual-ai-6-19.png"/>
+                    <pic:cNvPr id="0" name="academy-story-ai-6-19-02.png"/>
                     <pic:cNvPicPr/>
                   </pic:nvPicPr>
                   <pic:blipFill>
@@ -1210,7 +1804,7 @@
                   <pic:spPr>
                     <a:xfrm>
                       <a:off x="0" y="0"/>
-                      <a:ext cx="5486400" cy="5185229"/>
+                      <a:ext cx="5486400" cy="3182112"/>
                     </a:xfrm>
                     <a:prstGeom prst="rect"/>
                   </pic:spPr>
@@ -1338,24 +1932,7 @@
     </w:p>
     <w:p>
       <w:pPr>
-        <w:pStyle w:val="Heading3"/>
-      </w:pPr>
-      <w:r>
-        <w:t>Why this result follows</w:t>
-      </w:r>
-    </w:p>
-    <w:p>
-      <w:pPr>
-        <w:pStyle w:val="Heading3"/>
-      </w:pPr>
-      <w:r>
-        <w:t>Why the result follows</w:t>
-      </w:r>
-    </w:p>
-    <w:p>
-      <w:pPr>
         <w:spacing w:line="336" w:lineRule="auto" w:after="180"/>
-        <w:shd w:fill="F1F6FC"/>
       </w:pPr>
       <w:r>
         <w:rPr>
@@ -1384,30 +1961,113 @@
     </w:p>
     <w:p>
       <w:pPr>
+        <w:pStyle w:val="Heading2"/>
+      </w:pPr>
+      <w:r>
+        <w:t>Predict A taking 3 seconds with 2 MB output</w:t>
+      </w:r>
+    </w:p>
+    <w:p>
+      <w:pPr>
+        <w:pStyle w:val="ListBullet"/>
+      </w:pPr>
+      <w:r>
+        <w:t>Change one thing: A takes three seconds but still writes 2 MB. Predict the result before checking the explanation. What remains the same?</w:t>
+      </w:r>
+    </w:p>
+    <w:p>
+      <w:pPr>
+        <w:pStyle w:val="Heading2"/>
+      </w:pPr>
+      <w:r>
+        <w:t>Check after predicting · reference / check after trying</w:t>
+      </w:r>
+    </w:p>
+    <w:p>
+      <w:r>
+        <w:drawing>
+          <wp:inline xmlns:a="http://schemas.openxmlformats.org/drawingml/2006/main" xmlns:pic="http://schemas.openxmlformats.org/drawingml/2006/picture">
+            <wp:extent cx="5486400" cy="3026664"/>
+            <wp:docPr id="2" name="Picture 2" descr="Original case: Stop the prohibited network action regardless of its purpose. Changed condition: A takes three seconds but still writes 2 MB. Expected result: Stop A for exceeding the time allowance. Reason: The independent two-second limit remains binding."/>
+            <wp:cNvGraphicFramePr>
+              <a:graphicFrameLocks noChangeAspect="1"/>
+            </wp:cNvGraphicFramePr>
+            <a:graphic>
+              <a:graphicData uri="http://schemas.openxmlformats.org/drawingml/2006/picture">
+                <pic:pic>
+                  <pic:nvPicPr>
+                    <pic:cNvPr id="0" name="academy-story-ai-6-19-04.png"/>
+                    <pic:cNvPicPr/>
+                  </pic:nvPicPr>
+                  <pic:blipFill>
+                    <a:blip r:embed="rId10"/>
+                    <a:stretch>
+                      <a:fillRect/>
+                    </a:stretch>
+                  </pic:blipFill>
+                  <pic:spPr>
+                    <a:xfrm>
+                      <a:off x="0" y="0"/>
+                      <a:ext cx="5486400" cy="3026664"/>
+                    </a:xfrm>
+                    <a:prstGeom prst="rect"/>
+                  </pic:spPr>
+                </pic:pic>
+              </a:graphicData>
+            </a:graphic>
+          </wp:inline>
+        </w:drawing>
+      </w:r>
+    </w:p>
+    <w:p>
+      <w:pPr>
+        <w:pStyle w:val="Heading2"/>
+      </w:pPr>
+      <w:r>
+        <w:t>Explain independent limits and enforcement evidence still missing</w:t>
+      </w:r>
+    </w:p>
+    <w:p>
+      <w:pPr>
+        <w:pStyle w:val="ListBullet"/>
+      </w:pPr>
+      <w:r>
+        <w:t>These controls are not a complete security proof; implementation and escape risks still require review.</w:t>
+      </w:r>
+    </w:p>
+    <w:p>
+      <w:pPr>
+        <w:pStyle w:val="ListBullet"/>
+      </w:pPr>
+      <w:r>
+        <w:t>Read the labelled picture: Check A against both resource limits and B against network isolation. Why must A stop after three seconds even if its output remains only 2 MB?</w:t>
+      </w:r>
+    </w:p>
+    <w:p>
+      <w:pPr>
+        <w:pStyle w:val="Heading2"/>
+      </w:pPr>
+      <w:r>
+        <w:t>Earlier wording, alternatives and picture transcripts · reference / check after trying</w:t>
+      </w:r>
+    </w:p>
+    <w:p>
+      <w:pPr>
         <w:pStyle w:val="Heading3"/>
       </w:pPr>
       <w:r>
-        <w:t>What this example does not establish</w:t>
-      </w:r>
-    </w:p>
-    <w:p>
-      <w:pPr>
-        <w:pStyle w:val="Heading3"/>
-      </w:pPr>
-      <w:r>
-        <w:t>Keep the stated limit</w:t>
+        <w:t>Learn from the worked case</w:t>
       </w:r>
     </w:p>
     <w:p>
       <w:pPr>
         <w:spacing w:line="336" w:lineRule="auto" w:after="180"/>
-        <w:shd w:fill="FFF5E6"/>
       </w:pPr>
       <w:r>
         <w:rPr>
           <w:b w:val="0"/>
         </w:rPr>
-        <w:t>These controls are not a complete security proof; implementation and escape risks still require review.</w:t>
+        <w:t>Cover the result before checking it. Say what is given, choose the procedure, and follow one step at a time. Then uncover the result and explain your first mismatch. Ask why a step is allowed, not only what number it produces.</w:t>
       </w:r>
     </w:p>
     <w:p>
@@ -1415,31 +2075,7 @@
         <w:pStyle w:val="Heading3"/>
       </w:pPr>
       <w:r>
-        <w:t>Keep the stated limit</w:t>
-      </w:r>
-    </w:p>
-    <w:p>
-      <w:pPr>
-        <w:spacing w:line="336" w:lineRule="auto" w:after="180"/>
-        <w:shd w:fill="FFF5E6"/>
-      </w:pPr>
-      <w:r>
-        <w:rPr>
-          <w:b w:val="0"/>
-        </w:rPr>
-        <w:t xml:space="preserve">Read the labelled picture: Check A against both resource limits and B against network isolation. Why must A stop after three seconds even if its </w:t>
-      </w:r>
-      <w:r>
-        <w:rPr>
-          <w:b/>
-        </w:rPr>
-        <w:t>output</w:t>
-      </w:r>
-      <w:r>
-        <w:rPr>
-          <w:b w:val="0"/>
-        </w:rPr>
-        <w:t xml:space="preserve"> remains only 2 MB?</w:t>
+        <w:t>A pictorial worked case: Sandboxing and resource limits</w:t>
       </w:r>
     </w:p>
     <w:p>
@@ -1447,19 +2083,59 @@
         <w:pStyle w:val="Heading3"/>
       </w:pPr>
       <w:r>
-        <w:t>Keep the stated limit</w:t>
-      </w:r>
-    </w:p>
-    <w:p>
-      <w:pPr>
-        <w:spacing w:line="336" w:lineRule="auto" w:after="180"/>
-        <w:shd w:fill="FFF5E6"/>
-      </w:pPr>
-      <w:r>
-        <w:rPr>
-          <w:b w:val="0"/>
-        </w:rPr>
-        <w:t>Change one thing: A takes three seconds but still writes 2 MB. Predict the result before checking the explanation. What remains the same?</w:t>
+        <w:t>The facts we will use</w:t>
+      </w:r>
+    </w:p>
+    <w:p>
+      <w:r>
+        <w:drawing>
+          <wp:inline xmlns:a="http://schemas.openxmlformats.org/drawingml/2006/main" xmlns:pic="http://schemas.openxmlformats.org/drawingml/2006/picture">
+            <wp:extent cx="5486400" cy="5185229"/>
+            <wp:docPr id="3" name="Picture 3" descr="Sandboxing and resource limits. Apply isolation: Neither program receives network permission.. Check A: One second and 2 MB fit both resource limits.. Deny B network call: Stop the prohibited network action regardless of its purpose."/>
+            <wp:cNvGraphicFramePr>
+              <a:graphicFrameLocks noChangeAspect="1"/>
+            </wp:cNvGraphicFramePr>
+            <a:graphic>
+              <a:graphicData uri="http://schemas.openxmlformats.org/drawingml/2006/picture">
+                <pic:pic>
+                  <pic:nvPicPr>
+                    <pic:cNvPr id="0" name="academy-visual-ai-6-19.png"/>
+                    <pic:cNvPicPr/>
+                  </pic:nvPicPr>
+                  <pic:blipFill>
+                    <a:blip r:embed="rId11"/>
+                    <a:stretch>
+                      <a:fillRect/>
+                    </a:stretch>
+                  </pic:blipFill>
+                  <pic:spPr>
+                    <a:xfrm>
+                      <a:off x="0" y="0"/>
+                      <a:ext cx="5486400" cy="5185229"/>
+                    </a:xfrm>
+                    <a:prstGeom prst="rect"/>
+                  </pic:spPr>
+                </pic:pic>
+              </a:graphicData>
+            </a:graphic>
+          </wp:inline>
+        </w:drawing>
+      </w:r>
+    </w:p>
+    <w:p>
+      <w:pPr>
+        <w:pStyle w:val="Heading3"/>
+      </w:pPr>
+      <w:r>
+        <w:t>Why this result follows</w:t>
+      </w:r>
+    </w:p>
+    <w:p>
+      <w:pPr>
+        <w:pStyle w:val="Heading3"/>
+      </w:pPr>
+      <w:r>
+        <w:t>What this example does not establish</w:t>
       </w:r>
     </w:p>
     <w:p>
@@ -1467,12 +2143,20 @@
         <w:pStyle w:val="Heading1"/>
       </w:pPr>
       <w:r>
-        <w:t>07. Find and repair a mistake</w:t>
-      </w:r>
-    </w:p>
-    <w:p>
-      <w:r>
-        <w:t>Find the unsupported step in the Sandboxing and resource limits claim and explain a repair using the supplied evidence.</w:t>
+        <w:t>07. Know what compliance with a quota actually establishes</w:t>
+      </w:r>
+    </w:p>
+    <w:p>
+      <w:r>
+        <w:t>Resource control does not make a generated claim or algorithm correct.</w:t>
+      </w:r>
+    </w:p>
+    <w:p>
+      <w:pPr>
+        <w:pStyle w:val="Heading2"/>
+      </w:pPr>
+      <w:r>
+        <w:t>Core resource-versus-correctness qualification</w:t>
       </w:r>
     </w:p>
     <w:p>
@@ -1488,16 +2172,7 @@
     </w:p>
     <w:p>
       <w:pPr>
-        <w:pStyle w:val="Heading3"/>
-      </w:pPr>
-      <w:r>
-        <w:t>Check the claim against the facts</w:t>
-      </w:r>
-    </w:p>
-    <w:p>
-      <w:pPr>
         <w:spacing w:line="336" w:lineRule="auto" w:after="180"/>
-        <w:shd w:fill="FFF5E6"/>
       </w:pPr>
       <w:r>
         <w:rPr>
@@ -1509,7 +2184,6 @@
     <w:p>
       <w:pPr>
         <w:spacing w:line="336" w:lineRule="auto" w:after="180"/>
-        <w:shd w:fill="FFF5E6"/>
       </w:pPr>
       <w:r>
         <w:rPr>
@@ -1532,6 +2206,256 @@
     </w:p>
     <w:p>
       <w:pPr>
+        <w:pStyle w:val="Heading2"/>
+      </w:pPr>
+      <w:r>
+        <w:t>Complete scope, unit, boundary and implementation-limit probes</w:t>
+      </w:r>
+    </w:p>
+    <w:tbl>
+      <w:tblPr>
+        <w:tblStyle w:val="LightShading-Accent1"/>
+        <w:tblW w:type="auto" w:w="0"/>
+        <w:tblLook w:firstColumn="1" w:firstRow="1" w:lastColumn="0" w:lastRow="0" w:noHBand="0" w:noVBand="1" w:val="04A0"/>
+      </w:tblPr>
+      <w:tblGrid>
+        <w:gridCol w:w="5112"/>
+        <w:gridCol w:w="5112"/>
+      </w:tblGrid>
+      <w:tr>
+        <w:trPr>
+          <w:tblHeader/>
+        </w:trPr>
+        <w:tc>
+          <w:tcPr>
+            <w:tcW w:type="dxa" w:w="5112"/>
+          </w:tcPr>
+          <w:p>
+            <w:r>
+              <w:t>Policy or trial probe</w:t>
+            </w:r>
+          </w:p>
+        </w:tc>
+        <w:tc>
+          <w:tcPr>
+            <w:tcW w:type="dxa" w:w="5112"/>
+          </w:tcPr>
+          <w:p>
+            <w:r>
+              <w:t>Expected interpretation</w:t>
+            </w:r>
+          </w:p>
+        </w:tc>
+      </w:tr>
+      <w:tr>
+        <w:tc>
+          <w:tcPr>
+            <w:tcW w:type="dxa" w:w="5112"/>
+          </w:tcPr>
+          <w:p>
+            <w:r>
+              <w:t>Public webpage requested with no network scope</w:t>
+            </w:r>
+          </w:p>
+        </w:tc>
+        <w:tc>
+          <w:tcPr>
+            <w:tcW w:type="dxa" w:w="5112"/>
+          </w:tcPr>
+          <w:p>
+            <w:r>
+              <w:t>Deny; public availability is not capability authority</w:t>
+            </w:r>
+          </w:p>
+        </w:tc>
+      </w:tr>
+      <w:tr>
+        <w:tc>
+          <w:tcPr>
+            <w:tcW w:type="dxa" w:w="5112"/>
+          </w:tcPr>
+          <w:p>
+            <w:r>
+              <w:t>Write outside output area</w:t>
+            </w:r>
+          </w:p>
+        </w:tc>
+        <w:tc>
+          <w:tcPr>
+            <w:tcW w:type="dxa" w:w="5112"/>
+          </w:tcPr>
+          <w:p>
+            <w:r>
+              <w:t>Deny; unrelated allowed resource use does not permit it</w:t>
+            </w:r>
+          </w:p>
+        </w:tc>
+      </w:tr>
+      <w:tr>
+        <w:tc>
+          <w:tcPr>
+            <w:tcW w:type="dxa" w:w="5112"/>
+          </w:tcPr>
+          <w:p>
+            <w:r>
+              <w:t>Pictured 2 seconds and 20 MBexactly, no network request</w:t>
+            </w:r>
+          </w:p>
+        </w:tc>
+        <w:tc>
+          <w:tcPr>
+            <w:tcW w:type="dxa" w:w="5112"/>
+          </w:tcPr>
+          <w:p>
+            <w:r>
+              <w:t>Fits inclusive maxima in the supplied-record calculation</w:t>
+            </w:r>
+          </w:p>
+        </w:tc>
+      </w:tr>
+      <w:tr>
+        <w:tc>
+          <w:tcPr>
+            <w:tcW w:type="dxa" w:w="5112"/>
+          </w:tcPr>
+          <w:p>
+            <w:r>
+              <w:t>Pictured 20 MB plus 1 byte</w:t>
+            </w:r>
+          </w:p>
+        </w:tc>
+        <w:tc>
+          <w:tcPr>
+            <w:tcW w:type="dxa" w:w="5112"/>
+          </w:tcPr>
+          <w:p>
+            <w:r>
+              <w:t>Output-limit finding even when time fits</w:t>
+            </w:r>
+          </w:p>
+        </w:tc>
+      </w:tr>
+      <w:tr>
+        <w:tc>
+          <w:tcPr>
+            <w:tcW w:type="dxa" w:w="5112"/>
+          </w:tcPr>
+          <w:p>
+            <w:r>
+              <w:t>Pictured 3 seconds with 2 MB</w:t>
+            </w:r>
+          </w:p>
+        </w:tc>
+        <w:tc>
+          <w:tcPr>
+            <w:tcW w:type="dxa" w:w="5112"/>
+          </w:tcPr>
+          <w:p>
+            <w:r>
+              <w:t>Time-limit finding even when output fits</w:t>
+            </w:r>
+          </w:p>
+        </w:tc>
+      </w:tr>
+      <w:tr>
+        <w:tc>
+          <w:tcPr>
+            <w:tcW w:type="dxa" w:w="5112"/>
+          </w:tcPr>
+          <w:p>
+            <w:r>
+              <w:t>Queue projection exceeds maximum</w:t>
+            </w:r>
+          </w:p>
+        </w:tc>
+        <w:tc>
+          <w:tcPr>
+            <w:tcW w:type="dxa" w:w="5112"/>
+          </w:tcPr>
+          <w:p>
+            <w:r>
+              <w:t>Reject excess batch before admission under the declared policy</w:t>
+            </w:r>
+          </w:p>
+        </w:tc>
+      </w:tr>
+      <w:tr>
+        <w:tc>
+          <w:tcPr>
+            <w:tcW w:type="dxa" w:w="5112"/>
+          </w:tcPr>
+          <w:p>
+            <w:r>
+              <w:t>Negative/nonfinite duration or Boolean count</w:t>
+            </w:r>
+          </w:p>
+        </w:tc>
+        <w:tc>
+          <w:tcPr>
+            <w:tcW w:type="dxa" w:w="5112"/>
+          </w:tcPr>
+          <w:p>
+            <w:r>
+              <w:t>Reject invalid trial/quota input rather than compute misleading compliance</w:t>
+            </w:r>
+          </w:p>
+        </w:tc>
+      </w:tr>
+      <w:tr>
+        <w:tc>
+          <w:tcPr>
+            <w:tcW w:type="dxa" w:w="5112"/>
+          </w:tcPr>
+          <w:p>
+            <w:r>
+              <w:t>A trial fits declared resource values</w:t>
+            </w:r>
+          </w:p>
+        </w:tc>
+        <w:tc>
+          <w:tcPr>
+            <w:tcW w:type="dxa" w:w="5112"/>
+          </w:tcPr>
+          <w:p>
+            <w:r>
+              <w:t>Does not establish correct algorithm, truthful output or real isolation</w:t>
+            </w:r>
+          </w:p>
+        </w:tc>
+      </w:tr>
+      <w:tr>
+        <w:tc>
+          <w:tcPr>
+            <w:tcW w:type="dxa" w:w="5112"/>
+          </w:tcPr>
+          <w:p>
+            <w:r>
+              <w:t>Local permission/quota functions pass</w:t>
+            </w:r>
+          </w:p>
+        </w:tc>
+        <w:tc>
+          <w:tcPr>
+            <w:tcW w:type="dxa" w:w="5112"/>
+          </w:tcPr>
+          <w:p>
+            <w:r>
+              <w:t>No real path/symlink resolution, process stopping, atomic queue or escape testing performed</w:t>
+            </w:r>
+          </w:p>
+        </w:tc>
+      </w:tr>
+    </w:tbl>
+    <w:p>
+      <w:pPr>
+        <w:pStyle w:val="Heading2"/>
+      </w:pPr>
+      <w:r>
+        <w:t>Guided explanation and repair</w:t>
+      </w:r>
+    </w:p>
+    <w:p>
+      <w:pPr>
         <w:pStyle w:val="Heading3"/>
       </w:pPr>
       <w:r>
@@ -1565,21 +2489,93 @@
     </w:p>
     <w:p>
       <w:pPr>
+        <w:pStyle w:val="ListBullet"/>
+      </w:pPr>
+      <w:r>
+        <w:t>A report omits this qualification: Resource limits constrain execution but cannot prove generated claims or algorithms correct. Explain how omitting it could change a reader's interpretation, and write an accurate replacement.</w:t>
+      </w:r>
+    </w:p>
+    <w:p>
+      <w:pPr>
         <w:pStyle w:val="Heading3"/>
       </w:pPr>
       <w:r>
+        <w:t>State one repair and the checks you would rerun.</w:t>
+      </w:r>
+    </w:p>
+    <w:p>
+      <w:r>
+        <w:t>________________________________________________________________</w:t>
+      </w:r>
+    </w:p>
+    <w:p>
+      <w:r>
+        <w:t>________________________________________________________________</w:t>
+      </w:r>
+    </w:p>
+    <w:p>
+      <w:r>
+        <w:t>________________________________________________________________</w:t>
+      </w:r>
+    </w:p>
+    <w:p>
+      <w:r>
+        <w:t>________________________________________________________________</w:t>
+      </w:r>
+    </w:p>
+    <w:p>
+      <w:r>
+        <w:t>________________________________________________________________</w:t>
+      </w:r>
+    </w:p>
+    <w:p>
+      <w:r>
+        <w:t>________________________________________________________________</w:t>
+      </w:r>
+    </w:p>
+    <w:p>
+      <w:pPr>
+        <w:pStyle w:val="Heading2"/>
+      </w:pPr>
+      <w:r>
+        <w:t>Earlier wording, alternatives and picture transcripts · reference / check after trying</w:t>
+      </w:r>
+    </w:p>
+    <w:p>
+      <w:pPr>
+        <w:pStyle w:val="Heading3"/>
+      </w:pPr>
+      <w:r>
         <w:t>Locate the earliest unsupported step</w:t>
       </w:r>
     </w:p>
     <w:p>
       <w:pPr>
-        <w:spacing w:line="336" w:lineRule="auto" w:after="180"/>
-      </w:pPr>
-      <w:r>
-        <w:rPr>
-          <w:b w:val="0"/>
-        </w:rPr>
-        <w:t>A report omits this qualification: Resource limits constrain execution but cannot prove generated claims or algorithms correct. Explain how omitting it could change a reader's interpretation, and write an accurate replacement.</w:t>
+        <w:pStyle w:val="Heading1"/>
+      </w:pPr>
+      <w:r>
+        <w:t>08. Practise identifying the specific violated constraint</w:t>
+      </w:r>
+    </w:p>
+    <w:p>
+      <w:r>
+        <w:t>Write operation/resource, time, output or queue rather than only safe/unsafe.</w:t>
+      </w:r>
+    </w:p>
+    <w:p>
+      <w:pPr>
+        <w:pStyle w:val="Heading2"/>
+      </w:pPr>
+      <w:r>
+        <w:t>Current explanation and guided scope check</w:t>
+      </w:r>
+    </w:p>
+    <w:p>
+      <w:pPr>
+        <w:pStyle w:val="ListBullet"/>
+      </w:pPr>
+      <w:r>
+        <w:t>Explain the weekly mechanism in your own words. Use the worked scenario to name its input, decision rule and output.</w:t>
       </w:r>
     </w:p>
     <w:p>
@@ -1587,7 +2583,7 @@
         <w:pStyle w:val="Heading3"/>
       </w:pPr>
       <w:r>
-        <w:t>State one repair and the checks you would rerun.</w:t>
+        <w:t>Guided: restate the worked result, then name the assumption or limitation that prevents a broader conclusion.</w:t>
       </w:r>
     </w:p>
     <w:p>
@@ -1616,79 +2612,19 @@
       </w:r>
     </w:p>
     <w:p>
+      <w:pPr>
+        <w:pStyle w:val="Heading3"/>
+      </w:pPr>
+      <w:r>
+        <w:t>Explain your prediction to a partner before comparing results.</w:t>
+      </w:r>
+    </w:p>
+    <w:p>
       <w:r>
         <w:t>________________________________________________________________</w:t>
       </w:r>
     </w:p>
     <w:p>
-      <w:pPr>
-        <w:pStyle w:val="Heading1"/>
-      </w:pPr>
-      <w:r>
-        <w:t>08. Practise together</w:t>
-      </w:r>
-    </w:p>
-    <w:p>
-      <w:r>
-        <w:t>Practise Sandboxing and resource limits with support, then explain the deciding step in your own words.</w:t>
-      </w:r>
-    </w:p>
-    <w:p>
-      <w:pPr>
-        <w:spacing w:line="336" w:lineRule="auto" w:after="180"/>
-      </w:pPr>
-      <w:r>
-        <w:rPr>
-          <w:b w:val="0"/>
-        </w:rPr>
-        <w:t xml:space="preserve">Explain the weekly </w:t>
-      </w:r>
-      <w:r>
-        <w:rPr>
-          <w:b/>
-        </w:rPr>
-        <w:t>mechanism</w:t>
-      </w:r>
-      <w:r>
-        <w:rPr>
-          <w:b w:val="0"/>
-        </w:rPr>
-        <w:t xml:space="preserve"> in your own words. Use the worked scenario to name its </w:t>
-      </w:r>
-      <w:r>
-        <w:rPr>
-          <w:b/>
-        </w:rPr>
-        <w:t>input</w:t>
-      </w:r>
-      <w:r>
-        <w:rPr>
-          <w:b w:val="0"/>
-        </w:rPr>
-        <w:t xml:space="preserve">, decision rule and </w:t>
-      </w:r>
-      <w:r>
-        <w:rPr>
-          <w:b/>
-        </w:rPr>
-        <w:t>output</w:t>
-      </w:r>
-      <w:r>
-        <w:rPr>
-          <w:b w:val="0"/>
-        </w:rPr>
-        <w:t>.</w:t>
-      </w:r>
-    </w:p>
-    <w:p>
-      <w:pPr>
-        <w:pStyle w:val="Heading3"/>
-      </w:pPr>
-      <w:r>
-        <w:t>Guided: restate the worked result, then name the assumption or limitation that prevents a broader conclusion.</w:t>
-      </w:r>
-    </w:p>
-    <w:p>
       <w:r>
         <w:t>________________________________________________________________</w:t>
       </w:r>
@@ -1704,49 +2640,11 @@
       </w:r>
     </w:p>
     <w:p>
-      <w:r>
-        <w:t>________________________________________________________________</w:t>
-      </w:r>
-    </w:p>
-    <w:p>
-      <w:r>
-        <w:t>________________________________________________________________</w:t>
-      </w:r>
-    </w:p>
-    <w:p>
-      <w:pPr>
-        <w:pStyle w:val="Heading3"/>
-      </w:pPr>
-      <w:r>
-        <w:t>Explain your prediction to a partner before comparing results.</w:t>
-      </w:r>
-    </w:p>
-    <w:p>
-      <w:r>
-        <w:t>________________________________________________________________</w:t>
-      </w:r>
-    </w:p>
-    <w:p>
-      <w:r>
-        <w:t>________________________________________________________________</w:t>
-      </w:r>
-    </w:p>
-    <w:p>
-      <w:r>
-        <w:t>________________________________________________________________</w:t>
-      </w:r>
-    </w:p>
-    <w:p>
-      <w:r>
-        <w:t>________________________________________________________________</w:t>
-      </w:r>
-    </w:p>
-    <w:p>
-      <w:pPr>
-        <w:pStyle w:val="Heading3"/>
-      </w:pPr>
-      <w:r>
-        <w:t>Practise with less help: Trace the worked case</w:t>
+      <w:pPr>
+        <w:pStyle w:val="Heading2"/>
+      </w:pPr>
+      <w:r>
+        <w:t>Supported W2 record</w:t>
       </w:r>
     </w:p>
     <w:p>
@@ -1876,10 +2774,78 @@
     </w:p>
     <w:p>
       <w:pPr>
+        <w:pStyle w:val="Heading2"/>
+      </w:pPr>
+      <w:r>
+        <w:t>Individual correctness-limit check</w:t>
+      </w:r>
+    </w:p>
+    <w:p>
+      <w:pPr>
+        <w:pStyle w:val="ListBullet"/>
+      </w:pPr>
+      <w:r>
+        <w:t>Use the worked case for Sandboxing and resource limits. Proposed explanation: “The worked result establishes every future case”. Decide whether this explanation is supported. Point to the step or supplied fact that decides; explain your repair if needed.</w:t>
+      </w:r>
+    </w:p>
+    <w:p>
+      <w:pPr>
+        <w:pStyle w:val="ListBullet"/>
+      </w:pPr>
+      <w:r>
+        <w:t>Answer on your own before discussion. If you are unsure, say which step you need help with.</w:t>
+      </w:r>
+    </w:p>
+    <w:p>
+      <w:pPr>
+        <w:pStyle w:val="Heading2"/>
+      </w:pPr>
+      <w:r>
+        <w:t>Pictured independent-limits response</w:t>
+      </w:r>
+    </w:p>
+    <w:p>
+      <w:pPr>
+        <w:pStyle w:val="ListBullet"/>
+      </w:pPr>
+      <w:r>
+        <w:t>Check A against both resource limits and B against network isolation. Why must A stop after three seconds even if its output remains only 2 MB?</w:t>
+      </w:r>
+    </w:p>
+    <w:p>
+      <w:pPr>
         <w:pStyle w:val="Heading3"/>
       </w:pPr>
       <w:r>
-        <w:t>Check your reasoning</w:t>
+        <w:t>My explanation using a pictured step and the given facts</w:t>
+      </w:r>
+    </w:p>
+    <w:p>
+      <w:r>
+        <w:t>________________________________________________________________</w:t>
+      </w:r>
+    </w:p>
+    <w:p>
+      <w:r>
+        <w:t>________________________________________________________________</w:t>
+      </w:r>
+    </w:p>
+    <w:p>
+      <w:r>
+        <w:t>________________________________________________________________</w:t>
+      </w:r>
+    </w:p>
+    <w:p>
+      <w:r>
+        <w:t>________________________________________________________________</w:t>
+      </w:r>
+    </w:p>
+    <w:p>
+      <w:pPr>
+        <w:pStyle w:val="Heading2"/>
+      </w:pPr>
+      <w:r>
+        <w:t>Reserve the independent queued 9/proposed 2 case</w:t>
       </w:r>
     </w:p>
     <w:p>
@@ -1890,61 +2856,71 @@
         <w:rPr>
           <w:b w:val="0"/>
         </w:rPr>
-        <w:t xml:space="preserve">Use the worked case for </w:t>
-      </w:r>
-      <w:r>
-        <w:rPr>
-          <w:b/>
-        </w:rPr>
-        <w:t>Sandbox</w:t>
-      </w:r>
+        <w:t>This is supported practice. Keep the separately named independent case for an attempt before feedback.</w:t>
+      </w:r>
+    </w:p>
+    <w:p>
+      <w:pPr>
+        <w:pStyle w:val="Heading2"/>
+      </w:pPr>
+      <w:r>
+        <w:t>Earlier wording, alternatives and picture transcripts · reference / check after trying</w:t>
+      </w:r>
+    </w:p>
+    <w:p>
+      <w:pPr>
+        <w:pStyle w:val="Heading3"/>
+      </w:pPr>
+      <w:r>
+        <w:t>Practise with less help: Trace the worked case</w:t>
+      </w:r>
+    </w:p>
+    <w:p>
+      <w:pPr>
+        <w:pStyle w:val="Heading3"/>
+      </w:pPr>
+      <w:r>
+        <w:t>Check your reasoning</w:t>
+      </w:r>
+    </w:p>
+    <w:p>
+      <w:pPr>
+        <w:pStyle w:val="Heading3"/>
+      </w:pPr>
+      <w:r>
+        <w:t>Explain the picture</w:t>
+      </w:r>
+    </w:p>
+    <w:p>
+      <w:pPr>
+        <w:pStyle w:val="Heading1"/>
+      </w:pPr>
+      <w:r>
+        <w:t>09. Run the complete policy and quota-calculation audit</w:t>
+      </w:r>
+    </w:p>
+    <w:p>
+      <w:r>
+        <w:t>Keep local decisions distinct from actual sandbox enforcement or measured execution.</w:t>
+      </w:r>
+    </w:p>
+    <w:p>
+      <w:pPr>
+        <w:pStyle w:val="Heading2"/>
+      </w:pPr>
+      <w:r>
+        <w:t>Current public-web/outside-write investigation</w:t>
+      </w:r>
+    </w:p>
+    <w:p>
+      <w:pPr>
+        <w:spacing w:line="336" w:lineRule="auto" w:after="180"/>
+      </w:pPr>
       <w:r>
         <w:rPr>
           <w:b w:val="0"/>
         </w:rPr>
-        <w:t>ing and resource limits. Proposed explanation: “The worked result establishes every future case”. Decide whether this explanation is supported.</w:t>
-      </w:r>
-    </w:p>
-    <w:p>
-      <w:pPr>
-        <w:spacing w:line="336" w:lineRule="auto" w:after="180"/>
-      </w:pPr>
-      <w:r>
-        <w:rPr>
-          <w:b w:val="0"/>
-        </w:rPr>
-        <w:t>Point to the step or supplied fact that decides; explain your repair if needed.</w:t>
-      </w:r>
-    </w:p>
-    <w:p>
-      <w:pPr>
-        <w:spacing w:line="336" w:lineRule="auto" w:after="180"/>
-      </w:pPr>
-      <w:r>
-        <w:rPr>
-          <w:b w:val="0"/>
-        </w:rPr>
-        <w:t>Answer on your own before discussion. If you are unsure, say which step you need help with.</w:t>
-      </w:r>
-    </w:p>
-    <w:p>
-      <w:pPr>
-        <w:pStyle w:val="Heading3"/>
-      </w:pPr>
-      <w:r>
-        <w:t>Explain the picture</w:t>
-      </w:r>
-    </w:p>
-    <w:p>
-      <w:pPr>
-        <w:spacing w:line="336" w:lineRule="auto" w:after="180"/>
-        <w:shd w:fill="F5F1FB"/>
-      </w:pPr>
-      <w:r>
-        <w:rPr>
-          <w:b w:val="0"/>
-        </w:rPr>
-        <w:t xml:space="preserve">Check A against both resource limits and B against network isolation. Why must A stop after three seconds even if its </w:t>
+        <w:t xml:space="preserve">A job requests a public webpage and a write outside its </w:t>
       </w:r>
       <w:r>
         <w:rPr>
@@ -1956,90 +2932,127 @@
         <w:rPr>
           <w:b w:val="0"/>
         </w:rPr>
-        <w:t xml:space="preserve"> remains only 2 MB?</w:t>
-      </w:r>
-    </w:p>
-    <w:p>
-      <w:pPr>
-        <w:pStyle w:val="Heading3"/>
-      </w:pPr>
-      <w:r>
-        <w:t>My explanation using a pictured step and the given facts</w:t>
-      </w:r>
-    </w:p>
-    <w:p>
-      <w:r>
-        <w:t>________________________________________________________________</w:t>
-      </w:r>
-    </w:p>
-    <w:p>
-      <w:r>
-        <w:t>________________________________________________________________</w:t>
-      </w:r>
-    </w:p>
-    <w:p>
-      <w:r>
-        <w:t>________________________________________________________________</w:t>
-      </w:r>
-    </w:p>
-    <w:p>
-      <w:r>
-        <w:t>________________________________________________________________</w:t>
-      </w:r>
-    </w:p>
-    <w:p>
-      <w:pPr>
-        <w:spacing w:line="336" w:lineRule="auto" w:after="180"/>
-      </w:pPr>
+        <w:t xml:space="preserve"> directory. Show the intermediate steps and give the conclusion with its scope.</w:t>
+      </w:r>
+    </w:p>
+    <w:p>
+      <w:pPr>
+        <w:pStyle w:val="Heading2"/>
+      </w:pPr>
+      <w:r>
+        <w:t>Complete runnable abstract-scope and quota checks</w:t>
+      </w:r>
+    </w:p>
+    <w:p>
       <w:r>
         <w:rPr>
-          <w:b w:val="0"/>
+          <w:rFonts w:ascii="Courier New" w:hAnsi="Courier New"/>
+          <w:sz w:val="18"/>
         </w:rPr>
-        <w:t>This is supported practice. Keep the separately named independent case for an attempt before feedback.</w:t>
-      </w:r>
-    </w:p>
-    <w:p>
-      <w:pPr>
-        <w:pStyle w:val="Heading1"/>
-      </w:pPr>
-      <w:r>
-        <w:t>09. Run the investigation</w:t>
-      </w:r>
-    </w:p>
-    <w:p>
-      <w:r>
-        <w:t>Investigate Sandboxing and resource limits. Record the prediction, actual observation or labelled paper trace, explanation and next test separately.</w:t>
-      </w:r>
-    </w:p>
-    <w:p>
-      <w:pPr>
-        <w:pStyle w:val="Heading3"/>
-      </w:pPr>
-      <w:r>
-        <w:t>Predict, investigate and preserve the evidence</w:t>
-      </w:r>
-    </w:p>
-    <w:p>
-      <w:pPr>
-        <w:spacing w:line="336" w:lineRule="auto" w:after="180"/>
-      </w:pPr>
-      <w:r>
-        <w:rPr>
-          <w:b w:val="0"/>
-        </w:rPr>
-        <w:t xml:space="preserve">A job requests a public webpage and a write outside its </w:t>
-      </w:r>
-      <w:r>
-        <w:rPr>
-          <w:b/>
-        </w:rPr>
-        <w:t>output</w:t>
-      </w:r>
-      <w:r>
-        <w:rPr>
-          <w:b w:val="0"/>
-        </w:rPr>
-        <w:t xml:space="preserve"> directory. Show the intermediate steps and give the conclusion with its scope.</w:t>
+        <w:t>"""Pure sandbox-policy/quota decisions on fixtures, not an actual sandbox."""</w:t>
+        <w:br/>
+        <w:t>from math import isfinite</w:t>
+        <w:br/>
+        <w:br/>
+        <w:t>MAIN_PAIRS=frozenset({('read','fixtures'),('write','outputs')})</w:t>
+        <w:br/>
+        <w:t>def permitted(operation,resource):</w:t>
+        <w:br/>
+        <w:t xml:space="preserve">    # Abstract resource handles, not filesystem paths or network addresses.</w:t>
+        <w:br/>
+        <w:t xml:space="preserve">    return type(operation) is str and type(resource) is str and (operation,resource) in MAIN_PAIRS</w:t>
+        <w:br/>
+        <w:br/>
+        <w:t>def admit_batch(queued,additional,maximum=10):</w:t>
+        <w:br/>
+        <w:t xml:space="preserve">    if any(type(v) is not int or v&lt;0 for v in [queued,additional,maximum]) or queued&gt;maximum:</w:t>
+        <w:br/>
+        <w:t xml:space="preserve">        raise ValueError('invalid queue counts')</w:t>
+        <w:br/>
+        <w:t xml:space="preserve">    projected=queued+additional</w:t>
+        <w:br/>
+        <w:t xml:space="preserve">    return {'admit':projected&lt;=maximum,'current':queued,'additional':additional,</w:t>
+        <w:br/>
+        <w:t xml:space="preserve">            'projected':projected,'maximum':maximum,'policy':'all-or-nothing'}</w:t>
+        <w:br/>
+        <w:br/>
+        <w:t>def audit_picture(elapsed_s,output_bytes,network_attempted):</w:t>
+        <w:br/>
+        <w:t xml:space="preserve">    if (type(elapsed_s) not in (int,float) or not isfinite(elapsed_s) or elapsed_s&lt;0</w:t>
+        <w:br/>
+        <w:t xml:space="preserve">        or type(output_bytes) is not int or output_bytes&lt;0 or type(network_attempted) is not bool):</w:t>
+        <w:br/>
+        <w:t xml:space="preserve">        raise ValueError('invalid supplied trial measurements')</w:t>
+        <w:br/>
+        <w:t xml:space="preserve">    violations=[]</w:t>
+        <w:br/>
+        <w:t xml:space="preserve">    if network_attempted:violations.append('network prohibited')</w:t>
+        <w:br/>
+        <w:t xml:space="preserve">    if elapsed_s&gt;2:violations.append('time limit exceeded')</w:t>
+        <w:br/>
+        <w:t xml:space="preserve">    if output_bytes&gt;20_000_000:violations.append('output limit exceeded')</w:t>
+        <w:br/>
+        <w:t xml:space="preserve">    return {'within_declared_limits':not violations,'violations':violations}</w:t>
+        <w:br/>
+        <w:br/>
+        <w:t>requests=[('read','fixtures'),('write','outputs'),('network','public_web'),</w:t>
+        <w:br/>
+        <w:t xml:space="preserve">          ('write','outside'),('write','fixtures')]</w:t>
+        <w:br/>
+        <w:t>assert [permitted(op,res) for op,res in requests]==[True,True,False,False,False]</w:t>
+        <w:br/>
+        <w:t>print('Main abstract operation/resource decisions:',[(op,res,permitted(op,res)) for op,res in requests])</w:t>
+        <w:br/>
+        <w:t>assert admit_batch(8,2)['admit'] and not admit_batch(8,3)['admit']</w:t>
+        <w:br/>
+        <w:t>print('Main queue admission fixtures:',admit_batch(8,2),admit_batch(8,3))</w:t>
+        <w:br/>
+        <w:t>a=audit_picture(1,2_000_000,False)</w:t>
+        <w:br/>
+        <w:t>b=audit_picture(1,2_000_000,True)</w:t>
+        <w:br/>
+        <w:t>slow=audit_picture(3,2_000_000,False)</w:t>
+        <w:br/>
+        <w:t>assert a['within_declared_limits'] and b['violations']==['network prohibited']</w:t>
+        <w:br/>
+        <w:t>assert slow['violations']==['time limit exceeded']</w:t>
+        <w:br/>
+        <w:t>assert audit_picture(2,20_000_000,False)['within_declared_limits']</w:t>
+        <w:br/>
+        <w:t>assert audit_picture(2,20_000_001,False)['violations']==['output limit exceeded']</w:t>
+        <w:br/>
+        <w:t>print('Separate picture A/B/changed A:',a,b,slow)</w:t>
+        <w:br/>
+        <w:t>print('Unit convention: 1 MB = 1,000,000 bytes; 2 seconds and 20 MB are inclusive maxima.')</w:t>
+        <w:br/>
+        <w:t>print('No job is executed, queued, stopped or isolated. No file/network operation or timer is used.')</w:t>
+        <w:br/>
+        <w:t>print('These checks do not resolve paths/symlinks, atomically reserve queue space, or prove isolation or output truth.')</w:t>
+        <w:br/>
+      </w:r>
+    </w:p>
+    <w:p>
+      <w:pPr>
+        <w:pStyle w:val="Heading2"/>
+      </w:pPr>
+      <w:r>
+        <w:t>Expected decisions, units and missing enforcement guarantees</w:t>
+      </w:r>
+    </w:p>
+    <w:p>
+      <w:pPr>
+        <w:pStyle w:val="ListNumber"/>
+      </w:pPr>
+      <w:r>
+        <w:t>Predict each policy result before running or tracing. The program uses abstract resource handles, not paths; it never opens a file, contacts a website or executes a job. It checks the main operation pairs and all-or-nothing queue fixtures, then the separate picture’s supplied time/output/network records. It tests equality and one-byte-over output boundaries under the declared decimal MB convention. It cannot implement OS isolation, stop a process, atomically reserve queue slots, resolve symlinks or measure runtime. Treat a prohibited network proposal as a required deny decision, not proof it was actually sent. Real enforcement evidence is a separate requirement from this local policy model.</w:t>
+      </w:r>
+    </w:p>
+    <w:p>
+      <w:pPr>
+        <w:pStyle w:val="Heading2"/>
+      </w:pPr>
+      <w:r>
+        <w:t>Evidence ledger and reflection</w:t>
       </w:r>
     </w:p>
     <w:tbl>
@@ -2191,14 +3204,6 @@
     </w:p>
     <w:p>
       <w:pPr>
-        <w:pStyle w:val="Heading3"/>
-      </w:pPr>
-      <w:r>
-        <w:t>Plan → try → check</w:t>
-      </w:r>
-    </w:p>
-    <w:p>
-      <w:pPr>
         <w:spacing w:line="336" w:lineRule="auto" w:after="180"/>
       </w:pPr>
       <w:r>
@@ -2210,23 +3215,47 @@
     </w:p>
     <w:p>
       <w:pPr>
+        <w:pStyle w:val="Heading2"/>
+      </w:pPr>
+      <w:r>
+        <w:t>Earlier wording, alternatives and picture transcripts · reference / check after trying</w:t>
+      </w:r>
+    </w:p>
+    <w:p>
+      <w:pPr>
+        <w:pStyle w:val="Heading3"/>
+      </w:pPr>
+      <w:r>
+        <w:t>Predict, investigate and preserve the evidence</w:t>
+      </w:r>
+    </w:p>
+    <w:p>
+      <w:pPr>
+        <w:pStyle w:val="Heading3"/>
+      </w:pPr>
+      <w:r>
+        <w:t>Plan → try → check</w:t>
+      </w:r>
+    </w:p>
+    <w:p>
+      <w:pPr>
         <w:pStyle w:val="Heading1"/>
       </w:pPr>
       <w:r>
-        <w:t>10. Build your understanding</w:t>
-      </w:r>
-    </w:p>
-    <w:p>
-      <w:r>
-        <w:t>Move from recall to tracing, diagnosis and transfer in Sandboxing and resource limits. Explain why each step is justified.</w:t>
-      </w:r>
-    </w:p>
-    <w:p>
-      <w:pPr>
-        <w:pStyle w:val="Heading3"/>
-      </w:pPr>
-      <w:r>
-        <w:t>Explain → apply → challenge</w:t>
+        <w:t>14. Try alone: check a new queue-admission boundary</w:t>
+      </w:r>
+    </w:p>
+    <w:p>
+      <w:r>
+        <w:t>Apply the fixed maximum and explain what happens to the proposed batch.</w:t>
+      </w:r>
+    </w:p>
+    <w:p>
+      <w:pPr>
+        <w:pStyle w:val="Heading2"/>
+      </w:pPr>
+      <w:r>
+        <w:t>Complete independent queued-task case</w:t>
       </w:r>
     </w:p>
     <w:p>
@@ -2237,43 +3266,123 @@
         <w:rPr>
           <w:b w:val="0"/>
         </w:rPr>
-        <w:t xml:space="preserve">Explain the weekly </w:t>
-      </w:r>
-      <w:r>
-        <w:rPr>
-          <w:b/>
-        </w:rPr>
-        <w:t>mechanism</w:t>
-      </w:r>
+        <w:t>Queue currently has 9 tasks; job proposes 2 more under a maximum 10 policy. Decide.</w:t>
+      </w:r>
+    </w:p>
+    <w:p>
+      <w:pPr>
+        <w:pStyle w:val="Heading2"/>
+      </w:pPr>
+      <w:r>
+        <w:t>First attempt and support record</w:t>
+      </w:r>
+    </w:p>
+    <w:p>
+      <w:pPr>
+        <w:pStyle w:val="Heading3"/>
+      </w:pPr>
+      <w:r>
+        <w:t>My independent explanation, trace and limits</w:t>
+      </w:r>
+    </w:p>
+    <w:p>
+      <w:r>
+        <w:t>________________________________________________________________</w:t>
+      </w:r>
+    </w:p>
+    <w:p>
+      <w:r>
+        <w:t>________________________________________________________________</w:t>
+      </w:r>
+    </w:p>
+    <w:p>
+      <w:r>
+        <w:t>________________________________________________________________</w:t>
+      </w:r>
+    </w:p>
+    <w:p>
+      <w:r>
+        <w:t>________________________________________________________________</w:t>
+      </w:r>
+    </w:p>
+    <w:p>
+      <w:r>
+        <w:t>________________________________________________________________</w:t>
+      </w:r>
+    </w:p>
+    <w:p>
+      <w:r>
+        <w:t>________________________________________________________________</w:t>
+      </w:r>
+    </w:p>
+    <w:p>
+      <w:r>
+        <w:t>________________________________________________________________</w:t>
+      </w:r>
+    </w:p>
+    <w:p>
+      <w:pPr>
+        <w:spacing w:line="336" w:lineRule="auto" w:after="180"/>
+      </w:pPr>
       <w:r>
         <w:rPr>
           <w:b w:val="0"/>
         </w:rPr>
-        <w:t xml:space="preserve"> in your own words. Use the worked scenario to name its </w:t>
-      </w:r>
-      <w:r>
-        <w:rPr>
-          <w:b/>
-        </w:rPr>
-        <w:t>input</w:t>
-      </w:r>
+        <w:t>Attempt this case before feedback. Record any help. Earlier examples below are further practice; a case already practised with feedback cannot establish fresh transfer.</w:t>
+      </w:r>
+    </w:p>
+    <w:p>
+      <w:pPr>
+        <w:pStyle w:val="Heading2"/>
+      </w:pPr>
+      <w:r>
+        <w:t>Feedback after trying</w:t>
+      </w:r>
+    </w:p>
+    <w:p>
+      <w:pPr>
+        <w:spacing w:line="336" w:lineRule="auto" w:after="180"/>
+      </w:pPr>
       <w:r>
         <w:rPr>
           <w:b w:val="0"/>
         </w:rPr>
-        <w:t xml:space="preserve">, decision rule and </w:t>
-      </w:r>
-      <w:r>
-        <w:rPr>
-          <w:b/>
-        </w:rPr>
-        <w:t>output</w:t>
-      </w:r>
+        <w:t>Attempt the independent case before hints. Record whether you worked alone, used a hint or followed a model. After feedback, fix the first unsupported step and explain why it changed.</w:t>
+      </w:r>
+    </w:p>
+    <w:p>
+      <w:pPr>
+        <w:spacing w:line="336" w:lineRule="auto" w:after="180"/>
+      </w:pPr>
       <w:r>
         <w:rPr>
           <w:b w:val="0"/>
         </w:rPr>
-        <w:t>.</w:t>
+        <w:t>A later check uses a changed case, not a copied answer.</w:t>
+      </w:r>
+    </w:p>
+    <w:p>
+      <w:pPr>
+        <w:pStyle w:val="Heading2"/>
+      </w:pPr>
+      <w:r>
+        <w:t>Earlier wording, alternatives and picture transcripts · reference / check after trying</w:t>
+      </w:r>
+    </w:p>
+    <w:p>
+      <w:pPr>
+        <w:pStyle w:val="Heading3"/>
+      </w:pPr>
+      <w:r>
+        <w:t>Independent case: Apply a new case independently</w:t>
+      </w:r>
+    </w:p>
+    <w:p>
+      <w:pPr>
+        <w:pStyle w:val="Heading3"/>
+      </w:pPr>
+      <w:r>
+        <w:t>Attempt this without hints</w:t>
       </w:r>
     </w:p>
     <w:p>
@@ -2284,7 +3393,55 @@
         <w:rPr>
           <w:b w:val="0"/>
         </w:rPr>
-        <w:t>A report omits this qualification: Resource limits constrain execution but cannot prove generated claims or algorithms correct. Explain how omitting it could change a reader's interpretation, and write an accurate replacement.</w:t>
+        <w:t>Queue currently has 9 tasks; job proposes 2 more under a maximum 10 policy. Decide.</w:t>
+      </w:r>
+    </w:p>
+    <w:p>
+      <w:pPr>
+        <w:pStyle w:val="Heading3"/>
+      </w:pPr>
+      <w:r>
+        <w:t>My independent procedure, result and limitation</w:t>
+      </w:r>
+    </w:p>
+    <w:p>
+      <w:r>
+        <w:t>________________________________________________________________</w:t>
+      </w:r>
+    </w:p>
+    <w:p>
+      <w:r>
+        <w:t>________________________________________________________________</w:t>
+      </w:r>
+    </w:p>
+    <w:p>
+      <w:r>
+        <w:t>________________________________________________________________</w:t>
+      </w:r>
+    </w:p>
+    <w:p>
+      <w:r>
+        <w:t>________________________________________________________________</w:t>
+      </w:r>
+    </w:p>
+    <w:p>
+      <w:r>
+        <w:t>________________________________________________________________</w:t>
+      </w:r>
+    </w:p>
+    <w:p>
+      <w:r>
+        <w:t>________________________________________________________________</w:t>
+      </w:r>
+    </w:p>
+    <w:p>
+      <w:r>
+        <w:t>________________________________________________________________</w:t>
+      </w:r>
+    </w:p>
+    <w:p>
+      <w:r>
+        <w:t>________________________________________________________________</w:t>
       </w:r>
     </w:p>
     <w:p>
@@ -2295,18 +3452,7 @@
         <w:rPr>
           <w:b w:val="0"/>
         </w:rPr>
-        <w:t>For the worked scenario, propose one additional case that could reveal a failure, describe its expected outcome before running it, and explain what would need to remain fixed for a fair comparison.</w:t>
-      </w:r>
-    </w:p>
-    <w:p>
-      <w:pPr>
-        <w:spacing w:line="336" w:lineRule="auto" w:after="180"/>
-      </w:pPr>
-      <w:r>
-        <w:rPr>
-          <w:b w:val="0"/>
-        </w:rPr>
-        <w:t>Do not reuse W4 as a new final test after receiving feedback.</w:t>
+        <w:t>Record support used: none, hint or teacher explanation. After feedback, a different case is needed to demonstrate independence.</w:t>
       </w:r>
     </w:p>
     <w:p>
@@ -2314,32 +3460,7 @@
         <w:pStyle w:val="Heading3"/>
       </w:pPr>
       <w:r>
-        <w:t>Explain which evidence supports your conclusion and which claim remains unproved.</w:t>
-      </w:r>
-    </w:p>
-    <w:p>
-      <w:r>
-        <w:t>________________________________________________________________</w:t>
-      </w:r>
-    </w:p>
-    <w:p>
-      <w:r>
-        <w:t>________________________________________________________________</w:t>
-      </w:r>
-    </w:p>
-    <w:p>
-      <w:r>
-        <w:t>________________________________________________________________</w:t>
-      </w:r>
-    </w:p>
-    <w:p>
-      <w:r>
-        <w:t>________________________________________________________________</w:t>
-      </w:r>
-    </w:p>
-    <w:p>
-      <w:r>
-        <w:t>________________________________________________________________</w:t>
+        <w:t>Use feedback to improve</w:t>
       </w:r>
     </w:p>
     <w:p>
@@ -2347,12 +3468,20 @@
         <w:pStyle w:val="Heading1"/>
       </w:pPr>
       <w:r>
-        <w:t>11. Connect your project</w:t>
-      </w:r>
-    </w:p>
-    <w:p>
-      <w:r>
-        <w:t>Apply this week’s idea to Grounded Learning Service. Keep an annotated decision and the evidence supporting it.</w:t>
+        <w:t>11. Save permissions, quotas and evidence of enforcement separately</w:t>
+      </w:r>
+    </w:p>
+    <w:p>
+      <w:r>
+        <w:t>Keep declared resource classes, admission rules, trial records and remaining implementation work.</w:t>
+      </w:r>
+    </w:p>
+    <w:p>
+      <w:pPr>
+        <w:pStyle w:val="Heading2"/>
+      </w:pPr>
+      <w:r>
+        <w:t>Project task and artifact</w:t>
       </w:r>
     </w:p>
     <w:p>
@@ -2567,10 +3696,10 @@
     </w:tbl>
     <w:p>
       <w:pPr>
-        <w:pStyle w:val="Heading3"/>
-      </w:pPr>
-      <w:r>
-        <w:t>Evidence for your project</w:t>
+        <w:pStyle w:val="Heading2"/>
+      </w:pPr>
+      <w:r>
+        <w:t>Actual run or trace and limitations</w:t>
       </w:r>
     </w:p>
     <w:p>
@@ -2598,15 +3727,88 @@
     </w:p>
     <w:p>
       <w:pPr>
+        <w:pStyle w:val="Heading2"/>
+      </w:pPr>
+      <w:r>
+        <w:t>Earlier wording, alternatives and picture transcripts · reference / check after trying</w:t>
+      </w:r>
+    </w:p>
+    <w:p>
+      <w:pPr>
+        <w:pStyle w:val="Heading3"/>
+      </w:pPr>
+      <w:r>
+        <w:t>Evidence for your project</w:t>
+      </w:r>
+    </w:p>
+    <w:p>
+      <w:pPr>
         <w:pStyle w:val="Heading1"/>
       </w:pPr>
       <w:r>
-        <w:t>12. Show what you know</w:t>
-      </w:r>
-    </w:p>
-    <w:p>
-      <w:r>
-        <w:t>Use a genuinely new case for independent evidence. Previously discussed examples remain practice; use the separately named independent case before feedback.</w:t>
+        <w:t>16. Finish with a specific limit and a bounded policy claim</w:t>
+      </w:r>
+    </w:p>
+    <w:p>
+      <w:r>
+        <w:t>Resource compliance cannot prove truthfulness, algorithm quality or complete isolation.</w:t>
+      </w:r>
+    </w:p>
+    <w:p>
+      <w:pPr>
+        <w:pStyle w:val="Heading2"/>
+      </w:pPr>
+      <w:r>
+        <w:t>Retrieve and explain</w:t>
+      </w:r>
+    </w:p>
+    <w:p>
+      <w:pPr>
+        <w:pStyle w:val="ListBullet"/>
+      </w:pPr>
+      <w:r>
+        <w:t>Close your notes. Explain this goal in your own words: Explain the mechanism and terminology of sandboxing and resource limits</w:t>
+      </w:r>
+    </w:p>
+    <w:p>
+      <w:pPr>
+        <w:pStyle w:val="Heading3"/>
+      </w:pPr>
+      <w:r>
+        <w:t>My deciding step, evidence and one remaining question</w:t>
+      </w:r>
+    </w:p>
+    <w:p>
+      <w:r>
+        <w:t>________________________________________________________________</w:t>
+      </w:r>
+    </w:p>
+    <w:p>
+      <w:r>
+        <w:t>________________________________________________________________</w:t>
+      </w:r>
+    </w:p>
+    <w:p>
+      <w:r>
+        <w:t>________________________________________________________________</w:t>
+      </w:r>
+    </w:p>
+    <w:p>
+      <w:r>
+        <w:t>________________________________________________________________</w:t>
+      </w:r>
+    </w:p>
+    <w:p>
+      <w:r>
+        <w:t>________________________________________________________________</w:t>
+      </w:r>
+    </w:p>
+    <w:p>
+      <w:pPr>
+        <w:pStyle w:val="Heading2"/>
+      </w:pPr>
+      <w:r>
+        <w:t>Plan a changed-case return</w:t>
       </w:r>
     </w:p>
     <w:p>
@@ -2617,62 +3819,31 @@
         <w:rPr>
           <w:b w:val="0"/>
         </w:rPr>
-        <w:t>Complete the supported workbook tasks before attempting W4 independently. Record any hints or help used. After feedback, use the teacher's fresh retry rather than copying the earlier answer.</w:t>
-      </w:r>
-    </w:p>
-    <w:p>
-      <w:pPr>
-        <w:spacing w:line="336" w:lineRule="auto" w:after="180"/>
-      </w:pPr>
+        <w:t xml:space="preserve">If you are unsure, return to the worked picture and explain one arrow. If you are ready, change an </w:t>
+      </w:r>
+      <w:r>
+        <w:rPr>
+          <w:b/>
+        </w:rPr>
+        <w:t>input</w:t>
+      </w:r>
       <w:r>
         <w:rPr>
           <w:b w:val="0"/>
         </w:rPr>
-        <w:t>For a project, select a relevant new case, predict the outcome from the declared rule and preserve the result alongside any revision.</w:t>
-      </w:r>
-    </w:p>
-    <w:p>
-      <w:pPr>
-        <w:pStyle w:val="Heading3"/>
-      </w:pPr>
-      <w:r>
-        <w:t>Exit: propose one revealing change to the worked scenario. State the expected outcome and the evidence that would make you revise your explanation.</w:t>
-      </w:r>
-    </w:p>
-    <w:p>
-      <w:r>
-        <w:t>________________________________________________________________</w:t>
-      </w:r>
-    </w:p>
-    <w:p>
-      <w:r>
-        <w:t>________________________________________________________________</w:t>
-      </w:r>
-    </w:p>
-    <w:p>
-      <w:r>
-        <w:t>________________________________________________________________</w:t>
-      </w:r>
-    </w:p>
-    <w:p>
-      <w:r>
-        <w:t>________________________________________________________________</w:t>
-      </w:r>
-    </w:p>
-    <w:p>
-      <w:r>
-        <w:t>________________________________________________________________</w:t>
-      </w:r>
-    </w:p>
-    <w:p>
-      <w:pPr>
-        <w:spacing w:line="336" w:lineRule="auto" w:after="180"/>
-      </w:pPr>
+        <w:t xml:space="preserve"> or assumption and justify your </w:t>
+      </w:r>
+      <w:r>
+        <w:rPr>
+          <w:b/>
+        </w:rPr>
+        <w:t>prediction</w:t>
+      </w:r>
       <w:r>
         <w:rPr>
           <w:b w:val="0"/>
         </w:rPr>
-        <w:t>For the worked scenario, propose one additional case that could reveal a failure, describe its expected outcome before running it, and explain what would need to remain fixed for a fair comparison.</w:t>
+        <w:t>.</w:t>
       </w:r>
     </w:p>
     <w:p>
@@ -2683,14 +3854,336 @@
         <w:rPr>
           <w:b w:val="0"/>
         </w:rPr>
-        <w:t>Do not reuse W4 as a new final test after receiving feedback.</w:t>
-      </w:r>
-    </w:p>
+        <w:t xml:space="preserve">Save your workbook </w:t>
+      </w:r>
+      <w:r>
+        <w:rPr>
+          <w:b/>
+        </w:rPr>
+        <w:t>evidence</w:t>
+      </w:r>
+      <w:r>
+        <w:rPr>
+          <w:b w:val="0"/>
+        </w:rPr>
+        <w:t>. At the next review, try a different case before opening your old answer.</w:t>
+      </w:r>
+    </w:p>
+    <w:p>
+      <w:pPr>
+        <w:pStyle w:val="Heading1"/>
+      </w:pPr>
+      <w:r>
+        <w:t>Reference bank and extra practice</w:t>
+      </w:r>
+    </w:p>
+    <w:p>
+      <w:pPr>
+        <w:pStyle w:val="Heading1"/>
+      </w:pPr>
+      <w:r>
+        <w:t>05. Reference · Use service vocabulary precisely</w:t>
+      </w:r>
+    </w:p>
+    <w:p>
+      <w:r>
+        <w:t>Connect each term to an input, operation, evidence source or outcome.</w:t>
+      </w:r>
+    </w:p>
+    <w:p>
+      <w:pPr>
+        <w:pStyle w:val="Heading2"/>
+      </w:pPr>
+      <w:r>
+        <w:t>Vocabulary and your explanation</w:t>
+      </w:r>
+    </w:p>
+    <w:tbl>
+      <w:tblPr>
+        <w:tblStyle w:val="LightShading-Accent1"/>
+        <w:tblW w:type="auto" w:w="0"/>
+        <w:tblLook w:firstColumn="1" w:firstRow="1" w:lastColumn="0" w:lastRow="0" w:noHBand="0" w:noVBand="1" w:val="04A0"/>
+      </w:tblPr>
+      <w:tblGrid>
+        <w:gridCol w:w="5112"/>
+        <w:gridCol w:w="5112"/>
+      </w:tblGrid>
+      <w:tr>
+        <w:trPr>
+          <w:tblHeader/>
+        </w:trPr>
+        <w:tc>
+          <w:tcPr>
+            <w:tcW w:type="dxa" w:w="5112"/>
+          </w:tcPr>
+          <w:p>
+            <w:r>
+              <w:t>Word</w:t>
+            </w:r>
+          </w:p>
+        </w:tc>
+        <w:tc>
+          <w:tcPr>
+            <w:tcW w:type="dxa" w:w="5112"/>
+          </w:tcPr>
+          <w:p>
+            <w:r>
+              <w:t>Meaning</w:t>
+            </w:r>
+          </w:p>
+        </w:tc>
+      </w:tr>
+      <w:tr>
+        <w:tc>
+          <w:tcPr>
+            <w:tcW w:type="dxa" w:w="5112"/>
+          </w:tcPr>
+          <w:p>
+            <w:r>
+              <w:t>Sandbox</w:t>
+            </w:r>
+          </w:p>
+        </w:tc>
+        <w:tc>
+          <w:tcPr>
+            <w:tcW w:type="dxa" w:w="5112"/>
+          </w:tcPr>
+          <w:p>
+            <w:r>
+              <w:t>An enforced restriction on process capabilities</w:t>
+            </w:r>
+          </w:p>
+        </w:tc>
+      </w:tr>
+      <w:tr>
+        <w:tc>
+          <w:tcPr>
+            <w:tcW w:type="dxa" w:w="5112"/>
+          </w:tcPr>
+          <w:p>
+            <w:r>
+              <w:t>Quota</w:t>
+            </w:r>
+          </w:p>
+        </w:tc>
+        <w:tc>
+          <w:tcPr>
+            <w:tcW w:type="dxa" w:w="5112"/>
+          </w:tcPr>
+          <w:p>
+            <w:r>
+              <w:t>A maximum permitted resource allocation</w:t>
+            </w:r>
+          </w:p>
+        </w:tc>
+      </w:tr>
+      <w:tr>
+        <w:tc>
+          <w:tcPr>
+            <w:tcW w:type="dxa" w:w="5112"/>
+          </w:tcPr>
+          <w:p>
+            <w:r>
+              <w:t>Admission policy</w:t>
+            </w:r>
+          </w:p>
+        </w:tc>
+        <w:tc>
+          <w:tcPr>
+            <w:tcW w:type="dxa" w:w="5112"/>
+          </w:tcPr>
+          <w:p>
+            <w:r>
+              <w:t>Rules for accepting work under limits</w:t>
+            </w:r>
+          </w:p>
+        </w:tc>
+      </w:tr>
+    </w:tbl>
     <w:p>
       <w:pPr>
         <w:pStyle w:val="Heading3"/>
       </w:pPr>
       <w:r>
+        <w:t>Use two terms to explain a step in this week’s example.</w:t>
+      </w:r>
+    </w:p>
+    <w:p>
+      <w:r>
+        <w:t>________________________________________________________________</w:t>
+      </w:r>
+    </w:p>
+    <w:p>
+      <w:r>
+        <w:t>________________________________________________________________</w:t>
+      </w:r>
+    </w:p>
+    <w:p>
+      <w:r>
+        <w:t>________________________________________________________________</w:t>
+      </w:r>
+    </w:p>
+    <w:p>
+      <w:pPr>
+        <w:pStyle w:val="Heading1"/>
+      </w:pPr>
+      <w:r>
+        <w:t>10. Extra challenge · Explain a stronger case</w:t>
+      </w:r>
+    </w:p>
+    <w:p>
+      <w:r>
+        <w:t>Choose the next challenge after the main route.</w:t>
+      </w:r>
+    </w:p>
+    <w:p>
+      <w:pPr>
+        <w:pStyle w:val="Heading2"/>
+      </w:pPr>
+      <w:r>
+        <w:t>Explain,repair and extend</w:t>
+      </w:r>
+    </w:p>
+    <w:p>
+      <w:pPr>
+        <w:pStyle w:val="Heading3"/>
+      </w:pPr>
+      <w:r>
+        <w:t>Explain → apply → challenge</w:t>
+      </w:r>
+    </w:p>
+    <w:p>
+      <w:pPr>
+        <w:pStyle w:val="ListBullet"/>
+      </w:pPr>
+      <w:r>
+        <w:t>Explain the weekly mechanism in your own words. Use the worked scenario to name its input, decision rule and output.</w:t>
+      </w:r>
+    </w:p>
+    <w:p>
+      <w:pPr>
+        <w:pStyle w:val="ListBullet"/>
+      </w:pPr>
+      <w:r>
+        <w:t>A report omits this qualification: Resource limits constrain execution but cannot prove generated claims or algorithms correct. Explain how omitting it could change a reader's interpretation, and write an accurate replacement.</w:t>
+      </w:r>
+    </w:p>
+    <w:p>
+      <w:pPr>
+        <w:pStyle w:val="ListBullet"/>
+      </w:pPr>
+      <w:r>
+        <w:t>For the worked scenario, propose one additional case that could reveal a failure, describe its expected outcome before running it, and explain what would need to remain fixed for a fair comparison. Do not reuse W4 as a new final test after receiving feedback.</w:t>
+      </w:r>
+    </w:p>
+    <w:p>
+      <w:pPr>
+        <w:pStyle w:val="Heading3"/>
+      </w:pPr>
+      <w:r>
+        <w:t>Explain which evidence supports your conclusion and which claim remains unproved.</w:t>
+      </w:r>
+    </w:p>
+    <w:p>
+      <w:r>
+        <w:t>________________________________________________________________</w:t>
+      </w:r>
+    </w:p>
+    <w:p>
+      <w:r>
+        <w:t>________________________________________________________________</w:t>
+      </w:r>
+    </w:p>
+    <w:p>
+      <w:r>
+        <w:t>________________________________________________________________</w:t>
+      </w:r>
+    </w:p>
+    <w:p>
+      <w:r>
+        <w:t>________________________________________________________________</w:t>
+      </w:r>
+    </w:p>
+    <w:p>
+      <w:r>
+        <w:t>________________________________________________________________</w:t>
+      </w:r>
+    </w:p>
+    <w:p>
+      <w:pPr>
+        <w:pStyle w:val="Heading1"/>
+      </w:pPr>
+      <w:r>
+        <w:t>12. Reference · Check the service reasoning and its limits</w:t>
+      </w:r>
+    </w:p>
+    <w:p>
+      <w:r>
+        <w:t>Use after practice; keep the selected independent case for its first attempt.</w:t>
+      </w:r>
+    </w:p>
+    <w:p>
+      <w:pPr>
+        <w:pStyle w:val="Heading2"/>
+      </w:pPr>
+      <w:r>
+        <w:t>Current explanation and response</w:t>
+      </w:r>
+    </w:p>
+    <w:p>
+      <w:pPr>
+        <w:pStyle w:val="ListBullet"/>
+      </w:pPr>
+      <w:r>
+        <w:t>Complete the supported workbook tasks before attempting W4 independently. Record any hints or help used. After feedback, use the teacher's fresh retry rather than copying the earlier answer. For a project, select a relevant new case, predict the outcome from the declared rule and preserve the result alongside any revision.</w:t>
+      </w:r>
+    </w:p>
+    <w:p>
+      <w:pPr>
+        <w:pStyle w:val="Heading3"/>
+      </w:pPr>
+      <w:r>
+        <w:t>Exit: propose one revealing change to the worked scenario. State the expected outcome and the evidence that would make you revise your explanation.</w:t>
+      </w:r>
+    </w:p>
+    <w:p>
+      <w:r>
+        <w:t>________________________________________________________________</w:t>
+      </w:r>
+    </w:p>
+    <w:p>
+      <w:r>
+        <w:t>________________________________________________________________</w:t>
+      </w:r>
+    </w:p>
+    <w:p>
+      <w:r>
+        <w:t>________________________________________________________________</w:t>
+      </w:r>
+    </w:p>
+    <w:p>
+      <w:r>
+        <w:t>________________________________________________________________</w:t>
+      </w:r>
+    </w:p>
+    <w:p>
+      <w:r>
+        <w:t>________________________________________________________________</w:t>
+      </w:r>
+    </w:p>
+    <w:p>
+      <w:pPr>
+        <w:pStyle w:val="ListBullet"/>
+      </w:pPr>
+      <w:r>
+        <w:t>For the worked scenario, propose one additional case that could reveal a failure, describe its expected outcome before running it, and explain what would need to remain fixed for a fair comparison. Do not reuse W4 as a new final test after receiving feedback.</w:t>
+      </w:r>
+    </w:p>
+    <w:p>
+      <w:pPr>
+        <w:pStyle w:val="Heading3"/>
+      </w:pPr>
+      <w:r>
         <w:t>My limited claim and a useful next check</w:t>
       </w:r>
     </w:p>
@@ -2719,12 +4212,20 @@
         <w:pStyle w:val="Heading1"/>
       </w:pPr>
       <w:r>
-        <w:t>13. Study a complete case</w:t>
-      </w:r>
-    </w:p>
-    <w:p>
-      <w:r>
-        <w:t>Revisit the complete Sandboxing and resource limits case for supported practice. Repeated examples do not become fresh assessments.</w:t>
+        <w:t>13. Extra practice · Revisit the complete trace</w:t>
+      </w:r>
+    </w:p>
+    <w:p>
+      <w:r>
+        <w:t>Predict before reading the supplied steps.</w:t>
+      </w:r>
+    </w:p>
+    <w:p>
+      <w:pPr>
+        <w:pStyle w:val="Heading2"/>
+      </w:pPr>
+      <w:r>
+        <w:t>Complete trace and evidence</w:t>
       </w:r>
     </w:p>
     <w:p>
@@ -2893,206 +4394,20 @@
         <w:pStyle w:val="Heading1"/>
       </w:pPr>
       <w:r>
-        <w:t>14. Try a new case independently</w:t>
-      </w:r>
-    </w:p>
-    <w:p>
-      <w:r>
-        <w:t>Attempt the reserved new case before feedback. Record support; the earlier examples below remain additional practice.</w:t>
-      </w:r>
-    </w:p>
-    <w:p>
-      <w:pPr>
-        <w:pStyle w:val="Heading3"/>
-      </w:pPr>
-      <w:r>
-        <w:t>Independent case: Apply a new case independently</w:t>
-      </w:r>
-    </w:p>
-    <w:p>
-      <w:pPr>
-        <w:spacing w:line="336" w:lineRule="auto" w:after="180"/>
-      </w:pPr>
-      <w:r>
-        <w:rPr>
-          <w:b w:val="0"/>
-        </w:rPr>
-        <w:t>Queue currently has 9 tasks; job proposes 2 more under a maximum 10 policy. Decide.</w:t>
-      </w:r>
-    </w:p>
-    <w:p>
-      <w:pPr>
-        <w:pStyle w:val="Heading3"/>
-      </w:pPr>
-      <w:r>
-        <w:t>My independent explanation, trace and limits</w:t>
-      </w:r>
-    </w:p>
-    <w:p>
-      <w:r>
-        <w:t>________________________________________________________________</w:t>
-      </w:r>
-    </w:p>
-    <w:p>
-      <w:r>
-        <w:t>________________________________________________________________</w:t>
-      </w:r>
-    </w:p>
-    <w:p>
-      <w:r>
-        <w:t>________________________________________________________________</w:t>
-      </w:r>
-    </w:p>
-    <w:p>
-      <w:r>
-        <w:t>________________________________________________________________</w:t>
-      </w:r>
-    </w:p>
-    <w:p>
-      <w:r>
-        <w:t>________________________________________________________________</w:t>
-      </w:r>
-    </w:p>
-    <w:p>
-      <w:r>
-        <w:t>________________________________________________________________</w:t>
-      </w:r>
-    </w:p>
-    <w:p>
-      <w:r>
-        <w:t>________________________________________________________________</w:t>
-      </w:r>
-    </w:p>
-    <w:p>
-      <w:pPr>
-        <w:spacing w:line="336" w:lineRule="auto" w:after="180"/>
-      </w:pPr>
-      <w:r>
-        <w:rPr>
-          <w:b w:val="0"/>
-        </w:rPr>
-        <w:t>Attempt this case before feedback. Record any help. Earlier examples below are further practice; a case already practised with feedback cannot establish fresh transfer.</w:t>
-      </w:r>
-    </w:p>
-    <w:p>
-      <w:pPr>
-        <w:pStyle w:val="Heading3"/>
-      </w:pPr>
-      <w:r>
-        <w:t>Attempt this without hints</w:t>
-      </w:r>
-    </w:p>
-    <w:p>
-      <w:pPr>
-        <w:spacing w:line="336" w:lineRule="auto" w:after="180"/>
-      </w:pPr>
-      <w:r>
-        <w:rPr>
-          <w:b w:val="0"/>
-        </w:rPr>
-        <w:t>Queue currently has 9 tasks; job proposes 2 more under a maximum 10 policy. Decide.</w:t>
-      </w:r>
-    </w:p>
-    <w:p>
-      <w:pPr>
-        <w:pStyle w:val="Heading3"/>
-      </w:pPr>
-      <w:r>
-        <w:t>My independent procedure, result and limitation</w:t>
-      </w:r>
-    </w:p>
-    <w:p>
-      <w:r>
-        <w:t>________________________________________________________________</w:t>
-      </w:r>
-    </w:p>
-    <w:p>
-      <w:r>
-        <w:t>________________________________________________________________</w:t>
-      </w:r>
-    </w:p>
-    <w:p>
-      <w:r>
-        <w:t>________________________________________________________________</w:t>
-      </w:r>
-    </w:p>
-    <w:p>
-      <w:r>
-        <w:t>________________________________________________________________</w:t>
-      </w:r>
-    </w:p>
-    <w:p>
-      <w:r>
-        <w:t>________________________________________________________________</w:t>
-      </w:r>
-    </w:p>
-    <w:p>
-      <w:r>
-        <w:t>________________________________________________________________</w:t>
-      </w:r>
-    </w:p>
-    <w:p>
-      <w:r>
-        <w:t>________________________________________________________________</w:t>
-      </w:r>
-    </w:p>
-    <w:p>
-      <w:r>
-        <w:t>________________________________________________________________</w:t>
-      </w:r>
-    </w:p>
-    <w:p>
-      <w:pPr>
-        <w:spacing w:line="336" w:lineRule="auto" w:after="180"/>
-      </w:pPr>
-      <w:r>
-        <w:rPr>
-          <w:b w:val="0"/>
-        </w:rPr>
-        <w:t>Record support used: none, hint or teacher explanation. After feedback, a different case is needed to demonstrate independence.</w:t>
-      </w:r>
-    </w:p>
-    <w:p>
-      <w:pPr>
-        <w:pStyle w:val="Heading3"/>
-      </w:pPr>
-      <w:r>
-        <w:t>Use feedback to improve</w:t>
-      </w:r>
-    </w:p>
-    <w:p>
-      <w:pPr>
-        <w:spacing w:line="336" w:lineRule="auto" w:after="180"/>
-      </w:pPr>
-      <w:r>
-        <w:rPr>
-          <w:b w:val="0"/>
-        </w:rPr>
-        <w:t>Attempt the independent case before hints. Record whether you worked alone, used a hint or followed a model. After feedback, fix the first unsupported step and explain why it changed.</w:t>
-      </w:r>
-    </w:p>
-    <w:p>
-      <w:pPr>
-        <w:spacing w:line="336" w:lineRule="auto" w:after="180"/>
-      </w:pPr>
-      <w:r>
-        <w:rPr>
-          <w:b w:val="0"/>
-        </w:rPr>
-        <w:t>A later check uses a changed case, not a copied answer.</w:t>
-      </w:r>
-    </w:p>
-    <w:p>
-      <w:pPr>
-        <w:pStyle w:val="Heading1"/>
-      </w:pPr>
-      <w:r>
-        <w:t>15. Your lesson route</w:t>
-      </w:r>
-    </w:p>
-    <w:p>
-      <w:r>
-        <w:t>Use this map to navigate Sandboxing and resource limits, connect the goals to tasks and keep one evidence record for each attempt.</w:t>
+        <w:t>15. Reference · The earlier route checklist</w:t>
+      </w:r>
+    </w:p>
+    <w:p>
+      <w:r>
+        <w:t>Use one main route rather than repeating the lesson.</w:t>
+      </w:r>
+    </w:p>
+    <w:p>
+      <w:pPr>
+        <w:pStyle w:val="Heading2"/>
+      </w:pPr>
+      <w:r>
+        <w:t>Targets,route and first prediction</w:t>
       </w:r>
     </w:p>
     <w:p>
@@ -3295,12 +4610,117 @@
         <w:pStyle w:val="Heading1"/>
       </w:pPr>
       <w:r>
-        <w:t>16. Finish and return</w:t>
-      </w:r>
-    </w:p>
-    <w:p>
-      <w:r>
-        <w:t>Explain Sandboxing and resource limits without notes, identify a remaining question and plan a later check with a changed case.</w:t>
+        <w:t>17. Extra practice · Predict,check and repair</w:t>
+      </w:r>
+    </w:p>
+    <w:p>
+      <w:r>
+        <w:t>Keep supported feedback separate from the independent case.</w:t>
+      </w:r>
+    </w:p>
+    <w:p>
+      <w:pPr>
+        <w:pStyle w:val="Heading2"/>
+      </w:pPr>
+      <w:r>
+        <w:t>First supported question and optional hint</w:t>
+      </w:r>
+    </w:p>
+    <w:p>
+      <w:pPr>
+        <w:pStyle w:val="ListBullet"/>
+      </w:pPr>
+      <w:r>
+        <w:t>Bound a student program. A toy sandbox forbids network access, allows at most two seconds and limits output to 20 MB.</w:t>
+      </w:r>
+    </w:p>
+    <w:p>
+      <w:pPr>
+        <w:pStyle w:val="Heading3"/>
+      </w:pPr>
+      <w:r>
+        <w:t>Practice 1: explain the deciding evidence</w:t>
+      </w:r>
+    </w:p>
+    <w:p>
+      <w:pPr>
+        <w:pStyle w:val="ListBullet"/>
+      </w:pPr>
+      <w:r>
+        <w:t>Which labelled step matches this detail? Stop the prohibited network action regardless of its purpose.</w:t>
+      </w:r>
+    </w:p>
+    <w:p>
+      <w:pPr>
+        <w:pStyle w:val="ListBullet"/>
+      </w:pPr>
+      <w:r>
+        <w:t>1. Deny B network call</w:t>
+      </w:r>
+    </w:p>
+    <w:p>
+      <w:pPr>
+        <w:pStyle w:val="ListBullet"/>
+      </w:pPr>
+      <w:r>
+        <w:t>2. Apply isolation</w:t>
+      </w:r>
+    </w:p>
+    <w:p>
+      <w:pPr>
+        <w:pStyle w:val="ListBullet"/>
+      </w:pPr>
+      <w:r>
+        <w:t>3. Check A</w:t>
+      </w:r>
+    </w:p>
+    <w:p>
+      <w:pPr>
+        <w:pStyle w:val="Heading3"/>
+      </w:pPr>
+      <w:r>
+        <w:t>My selected conclusion, deciding fact and explanation</w:t>
+      </w:r>
+    </w:p>
+    <w:p>
+      <w:r>
+        <w:t>________________________________________________________________</w:t>
+      </w:r>
+    </w:p>
+    <w:p>
+      <w:r>
+        <w:t>________________________________________________________________</w:t>
+      </w:r>
+    </w:p>
+    <w:p>
+      <w:r>
+        <w:t>________________________________________________________________</w:t>
+      </w:r>
+    </w:p>
+    <w:p>
+      <w:r>
+        <w:t>________________________________________________________________</w:t>
+      </w:r>
+    </w:p>
+    <w:p>
+      <w:r>
+        <w:t>________________________________________________________________</w:t>
+      </w:r>
+    </w:p>
+    <w:p>
+      <w:pPr>
+        <w:pStyle w:val="ListBullet"/>
+      </w:pPr>
+      <w:r>
+        <w:t>Hint if needed: Read the steps in the pictorial case. Match the supplied detail to the stage that performs or records it.</w:t>
+      </w:r>
+    </w:p>
+    <w:p>
+      <w:pPr>
+        <w:pStyle w:val="Heading2"/>
+      </w:pPr>
+      <w:r>
+        <w:t>Check after the first attempt · reference / check after trying</w:t>
       </w:r>
     </w:p>
     <w:p>
@@ -3311,7 +4731,181 @@
         <w:rPr>
           <w:b w:val="0"/>
         </w:rPr>
-        <w:t xml:space="preserve">Close your notes. Explain this goal in your own words: Explain the </w:t>
+        <w:t xml:space="preserve">After your attempt, compare with the supported explanation: Deny B network call Stop the prohibited network action regardless of its purpose. </w:t>
+      </w:r>
+      <w:r>
+        <w:rPr>
+          <w:b/>
+        </w:rPr>
+        <w:t>Sandbox</w:t>
+      </w:r>
+      <w:r>
+        <w:rPr>
+          <w:b w:val="0"/>
+        </w:rPr>
+        <w:t xml:space="preserve"> controls bound reach and resource use.</w:t>
+      </w:r>
+    </w:p>
+    <w:p>
+      <w:pPr>
+        <w:spacing w:line="336" w:lineRule="auto" w:after="180"/>
+      </w:pPr>
+      <w:r>
+        <w:rPr>
+          <w:b w:val="0"/>
+        </w:rPr>
+        <w:t xml:space="preserve">Passing an </w:t>
+      </w:r>
+      <w:r>
+        <w:rPr>
+          <w:b/>
+        </w:rPr>
+        <w:t>output</w:t>
+      </w:r>
+      <w:r>
+        <w:rPr>
+          <w:b w:val="0"/>
+        </w:rPr>
+        <w:t xml:space="preserve"> limit cannot cancel a network or time restriction.</w:t>
+      </w:r>
+    </w:p>
+    <w:p>
+      <w:pPr>
+        <w:pStyle w:val="Heading2"/>
+      </w:pPr>
+      <w:r>
+        <w:t>Changed-case question and optional hint</w:t>
+      </w:r>
+    </w:p>
+    <w:p>
+      <w:pPr>
+        <w:pStyle w:val="Heading3"/>
+      </w:pPr>
+      <w:r>
+        <w:t>Practice 2: explain the deciding evidence</w:t>
+      </w:r>
+    </w:p>
+    <w:p>
+      <w:pPr>
+        <w:pStyle w:val="ListBullet"/>
+      </w:pPr>
+      <w:r>
+        <w:t>Changed-case practice: A takes three seconds but still writes 2 MB. Which conclusion is supported by the supplied facts?</w:t>
+      </w:r>
+    </w:p>
+    <w:p>
+      <w:pPr>
+        <w:pStyle w:val="ListBullet"/>
+      </w:pPr>
+      <w:r>
+        <w:t>1. This one example guarantees correct results for every future input.</w:t>
+      </w:r>
+    </w:p>
+    <w:p>
+      <w:pPr>
+        <w:pStyle w:val="ListBullet"/>
+      </w:pPr>
+      <w:r>
+        <w:t>2. Stop A for exceeding the time allowance.</w:t>
+      </w:r>
+    </w:p>
+    <w:p>
+      <w:pPr>
+        <w:pStyle w:val="ListBullet"/>
+      </w:pPr>
+      <w:r>
+        <w:t>3. We can decide the result without examining the changed input or the procedure.</w:t>
+      </w:r>
+    </w:p>
+    <w:p>
+      <w:pPr>
+        <w:pStyle w:val="Heading3"/>
+      </w:pPr>
+      <w:r>
+        <w:t>My selected conclusion, deciding fact and explanation</w:t>
+      </w:r>
+    </w:p>
+    <w:p>
+      <w:r>
+        <w:t>________________________________________________________________</w:t>
+      </w:r>
+    </w:p>
+    <w:p>
+      <w:r>
+        <w:t>________________________________________________________________</w:t>
+      </w:r>
+    </w:p>
+    <w:p>
+      <w:r>
+        <w:t>________________________________________________________________</w:t>
+      </w:r>
+    </w:p>
+    <w:p>
+      <w:r>
+        <w:t>________________________________________________________________</w:t>
+      </w:r>
+    </w:p>
+    <w:p>
+      <w:r>
+        <w:t>________________________________________________________________</w:t>
+      </w:r>
+    </w:p>
+    <w:p>
+      <w:pPr>
+        <w:pStyle w:val="ListBullet"/>
+      </w:pPr>
+      <w:r>
+        <w:t>Hint if needed: Use the changed condition and the deciding step in the pictorial trace. The answer must say what follows from those facts.</w:t>
+      </w:r>
+    </w:p>
+    <w:p>
+      <w:pPr>
+        <w:pStyle w:val="Heading2"/>
+      </w:pPr>
+      <w:r>
+        <w:t>Check after the changed attempt · reference / check after trying</w:t>
+      </w:r>
+    </w:p>
+    <w:p>
+      <w:pPr>
+        <w:spacing w:line="336" w:lineRule="auto" w:after="180"/>
+      </w:pPr>
+      <w:r>
+        <w:rPr>
+          <w:b w:val="0"/>
+        </w:rPr>
+        <w:t>After your attempt, compare with the supported explanation: Stop A for exceeding the time allowance. The independent two-second limit remains binding.</w:t>
+      </w:r>
+    </w:p>
+    <w:p>
+      <w:pPr>
+        <w:pStyle w:val="Heading2"/>
+      </w:pPr>
+      <w:r>
+        <w:t>Repair and retain the record</w:t>
+      </w:r>
+    </w:p>
+    <w:p>
+      <w:pPr>
+        <w:spacing w:line="336" w:lineRule="auto" w:after="180"/>
+      </w:pPr>
+      <w:r>
+        <w:rPr>
+          <w:b w:val="0"/>
+        </w:rPr>
+        <w:t xml:space="preserve">Review Untrusted </w:t>
+      </w:r>
+      <w:r>
+        <w:rPr>
+          <w:b/>
+        </w:rPr>
+        <w:t>input</w:t>
+      </w:r>
+      <w:r>
+        <w:rPr>
+          <w:b w:val="0"/>
+        </w:rPr>
+        <w:t xml:space="preserve"> boundaries (ai-6/18). Goal: Explain the </w:t>
       </w:r>
       <w:r>
         <w:rPr>
@@ -3323,63 +4917,7 @@
         <w:rPr>
           <w:b w:val="0"/>
         </w:rPr>
-        <w:t xml:space="preserve"> and terminology of </w:t>
-      </w:r>
-      <w:r>
-        <w:rPr>
-          <w:b/>
-        </w:rPr>
-        <w:t>sandbox</w:t>
-      </w:r>
-      <w:r>
-        <w:rPr>
-          <w:b w:val="0"/>
-        </w:rPr>
-        <w:t>ing and resource limits</w:t>
-      </w:r>
-    </w:p>
-    <w:p>
-      <w:pPr>
-        <w:pStyle w:val="Heading3"/>
-      </w:pPr>
-      <w:r>
-        <w:t>My deciding step, evidence and one remaining question</w:t>
-      </w:r>
-    </w:p>
-    <w:p>
-      <w:r>
-        <w:t>________________________________________________________________</w:t>
-      </w:r>
-    </w:p>
-    <w:p>
-      <w:r>
-        <w:t>________________________________________________________________</w:t>
-      </w:r>
-    </w:p>
-    <w:p>
-      <w:r>
-        <w:t>________________________________________________________________</w:t>
-      </w:r>
-    </w:p>
-    <w:p>
-      <w:r>
-        <w:t>________________________________________________________________</w:t>
-      </w:r>
-    </w:p>
-    <w:p>
-      <w:r>
-        <w:t>________________________________________________________________</w:t>
-      </w:r>
-    </w:p>
-    <w:p>
-      <w:pPr>
-        <w:spacing w:line="336" w:lineRule="auto" w:after="180"/>
-      </w:pPr>
-      <w:r>
-        <w:rPr>
-          <w:b w:val="0"/>
-        </w:rPr>
-        <w:t xml:space="preserve">If you are unsure, return to the worked picture and explain one arrow. If you are ready, change an </w:t>
+        <w:t xml:space="preserve"> and terminology of untrusted </w:t>
       </w:r>
       <w:r>
         <w:rPr>
@@ -3391,19 +4929,19 @@
         <w:rPr>
           <w:b w:val="0"/>
         </w:rPr>
-        <w:t xml:space="preserve"> or assumption and justify your </w:t>
+        <w:t xml:space="preserve"> boundaries. Short practice: Classify h3, H3, h30 and the trailing-space </w:t>
       </w:r>
       <w:r>
         <w:rPr>
           <w:b/>
         </w:rPr>
-        <w:t>prediction</w:t>
+        <w:t>input</w:t>
       </w:r>
       <w:r>
         <w:rPr>
           <w:b w:val="0"/>
         </w:rPr>
-        <w:t>.</w:t>
+        <w:t xml:space="preserve"> by the stated shape contract.</w:t>
       </w:r>
     </w:p>
     <w:p>
@@ -3414,7 +4952,97 @@
         <w:rPr>
           <w:b w:val="0"/>
         </w:rPr>
-        <w:t xml:space="preserve">Save your workbook </w:t>
+        <w:t>Does a valid z0 grant record access, and which separate gate still remains?. Return to this week and explain what you changed.</w:t>
+      </w:r>
+    </w:p>
+    <w:p>
+      <w:pPr>
+        <w:spacing w:line="336" w:lineRule="auto" w:after="180"/>
+      </w:pPr>
+      <w:r>
+        <w:rPr>
+          <w:b w:val="0"/>
+        </w:rPr>
+        <w:t xml:space="preserve">Review Timeouts retries and cancellation (ai-6/16). Goal: Explain the </w:t>
+      </w:r>
+      <w:r>
+        <w:rPr>
+          <w:b/>
+        </w:rPr>
+        <w:t>mechanism</w:t>
+      </w:r>
+      <w:r>
+        <w:rPr>
+          <w:b w:val="0"/>
+        </w:rPr>
+        <w:t xml:space="preserve"> and terminology of timeouts retries and cancellation.</w:t>
+      </w:r>
+    </w:p>
+    <w:p>
+      <w:pPr>
+        <w:spacing w:line="336" w:lineRule="auto" w:after="180"/>
+      </w:pPr>
+      <w:r>
+        <w:rPr>
+          <w:b w:val="0"/>
+        </w:rPr>
+        <w:t>Short practice: Calculate waiting time for a one-second timeout followed by a 0.4-second success. What changes if cancellation arrives after the first attempt but before the retry?.</w:t>
+      </w:r>
+    </w:p>
+    <w:p>
+      <w:pPr>
+        <w:spacing w:line="336" w:lineRule="auto" w:after="180"/>
+      </w:pPr>
+      <w:r>
+        <w:rPr>
+          <w:b w:val="0"/>
+        </w:rPr>
+        <w:t>Return to this week and explain what you changed.</w:t>
+      </w:r>
+    </w:p>
+    <w:p>
+      <w:pPr>
+        <w:spacing w:line="336" w:lineRule="auto" w:after="180"/>
+      </w:pPr>
+      <w:r>
+        <w:rPr>
+          <w:b w:val="0"/>
+        </w:rPr>
+        <w:t xml:space="preserve">Review State machines for bounded agents (ai-6/13). Goal: Explain the </w:t>
+      </w:r>
+      <w:r>
+        <w:rPr>
+          <w:b/>
+        </w:rPr>
+        <w:t>mechanism</w:t>
+      </w:r>
+      <w:r>
+        <w:rPr>
+          <w:b w:val="0"/>
+        </w:rPr>
+        <w:t xml:space="preserve"> and terminology of state machines for bounded agents. Short practice: Trace A and B through the state diagram.</w:t>
+      </w:r>
+    </w:p>
+    <w:p>
+      <w:pPr>
+        <w:spacing w:line="336" w:lineRule="auto" w:after="180"/>
+      </w:pPr>
+      <w:r>
+        <w:rPr>
+          <w:b w:val="0"/>
+        </w:rPr>
+        <w:t>Name B’s forbidden transition and explain whether adding checking→querying permits that shortcut.. Return to this week and explain what you changed.</w:t>
+      </w:r>
+    </w:p>
+    <w:p>
+      <w:pPr>
+        <w:spacing w:line="336" w:lineRule="auto" w:after="180"/>
+      </w:pPr>
+      <w:r>
+        <w:rPr>
+          <w:b w:val="0"/>
+        </w:rPr>
+        <w:t xml:space="preserve">Use Download completed work in the hosted lesson to export your answers, reflections, practice feedback and code-run </w:t>
       </w:r>
       <w:r>
         <w:rPr>
@@ -3426,20 +5054,26 @@
         <w:rPr>
           <w:b w:val="0"/>
         </w:rPr>
-        <w:t>. At the next review, try a different case before opening your old answer.</w:t>
-      </w:r>
-    </w:p>
-    <w:p>
-      <w:pPr>
-        <w:pStyle w:val="Heading1"/>
-      </w:pPr>
-      <w:r>
-        <w:t>17. Supported practice, repair and portfolio</w:t>
-      </w:r>
-    </w:p>
-    <w:p>
-      <w:r>
-        <w:t>Attempt supported questions before using hints or feedback. Review a missing building block, then keep the completed work.</w:t>
+        <w:t>. Open the HTML copy to read or print it.</w:t>
+      </w:r>
+    </w:p>
+    <w:p>
+      <w:pPr>
+        <w:spacing w:line="336" w:lineRule="auto" w:after="180"/>
+      </w:pPr>
+      <w:r>
+        <w:rPr>
+          <w:b w:val="0"/>
+        </w:rPr>
+        <w:t>Drafts stay in this browser when storage is available; clear drafts on a shared device.</w:t>
+      </w:r>
+    </w:p>
+    <w:p>
+      <w:pPr>
+        <w:pStyle w:val="Heading2"/>
+      </w:pPr>
+      <w:r>
+        <w:t>Earlier wording, alternatives and picture transcripts · reference / check after trying</w:t>
       </w:r>
     </w:p>
     <w:p>
@@ -3455,92 +5089,10 @@
     </w:p>
     <w:p>
       <w:pPr>
-        <w:spacing w:line="336" w:lineRule="auto" w:after="180"/>
-      </w:pPr>
-      <w:r>
-        <w:rPr>
-          <w:b w:val="0"/>
-        </w:rPr>
-        <w:t xml:space="preserve">Bound a student program. A toy </w:t>
-      </w:r>
-      <w:r>
-        <w:rPr>
-          <w:b/>
-        </w:rPr>
-        <w:t>sandbox</w:t>
-      </w:r>
-      <w:r>
-        <w:rPr>
-          <w:b w:val="0"/>
-        </w:rPr>
-        <w:t xml:space="preserve"> forbids network access, allows at most two seconds and limits </w:t>
-      </w:r>
-      <w:r>
-        <w:rPr>
-          <w:b/>
-        </w:rPr>
-        <w:t>output</w:t>
-      </w:r>
-      <w:r>
-        <w:rPr>
-          <w:b w:val="0"/>
-        </w:rPr>
-        <w:t xml:space="preserve"> to 20 MB.</w:t>
-      </w:r>
-    </w:p>
-    <w:p>
-      <w:pPr>
         <w:pStyle w:val="Heading3"/>
       </w:pPr>
       <w:r>
-        <w:t>Practice 1: explain the deciding evidence</w:t>
-      </w:r>
-    </w:p>
-    <w:p>
-      <w:pPr>
-        <w:spacing w:line="336" w:lineRule="auto" w:after="180"/>
-      </w:pPr>
-      <w:r>
-        <w:rPr>
-          <w:b w:val="0"/>
-        </w:rPr>
-        <w:t>Which labelled step matches this detail? Stop the prohibited network action regardless of its purpose.</w:t>
-      </w:r>
-    </w:p>
-    <w:p>
-      <w:pPr>
-        <w:spacing w:line="336" w:lineRule="auto" w:after="180"/>
-        <w:shd w:fill="F4F9FC"/>
-      </w:pPr>
-      <w:r>
-        <w:rPr>
-          <w:b w:val="0"/>
-        </w:rPr>
-        <w:t>1. Deny B network call</w:t>
-      </w:r>
-    </w:p>
-    <w:p>
-      <w:pPr>
-        <w:spacing w:line="336" w:lineRule="auto" w:after="180"/>
-        <w:shd w:fill="F4F9FC"/>
-      </w:pPr>
-      <w:r>
-        <w:rPr>
-          <w:b w:val="0"/>
-        </w:rPr>
-        <w:t>2. Apply isolation</w:t>
-      </w:r>
-    </w:p>
-    <w:p>
-      <w:pPr>
-        <w:spacing w:line="336" w:lineRule="auto" w:after="180"/>
-        <w:shd w:fill="F4F9FC"/>
-      </w:pPr>
-      <w:r>
-        <w:rPr>
-          <w:b w:val="0"/>
-        </w:rPr>
-        <w:t>3. Check A</w:t>
+        <w:t>Repair a missing building block</w:t>
       </w:r>
     </w:p>
     <w:p>
@@ -3548,486 +5100,25 @@
         <w:pStyle w:val="Heading3"/>
       </w:pPr>
       <w:r>
-        <w:t>My selected conclusion, deciding fact and explanation</w:t>
-      </w:r>
-    </w:p>
-    <w:p>
-      <w:r>
-        <w:t>________________________________________________________________</w:t>
-      </w:r>
-    </w:p>
-    <w:p>
-      <w:r>
-        <w:t>________________________________________________________________</w:t>
-      </w:r>
-    </w:p>
-    <w:p>
-      <w:r>
-        <w:t>________________________________________________________________</w:t>
-      </w:r>
-    </w:p>
-    <w:p>
-      <w:r>
-        <w:t>________________________________________________________________</w:t>
-      </w:r>
-    </w:p>
-    <w:p>
-      <w:r>
-        <w:t>________________________________________________________________</w:t>
-      </w:r>
-    </w:p>
-    <w:p>
-      <w:pPr>
-        <w:pStyle w:val="Heading3"/>
-      </w:pPr>
-      <w:r>
-        <w:t>Hint · try first</w:t>
-      </w:r>
-    </w:p>
-    <w:p>
-      <w:pPr>
-        <w:spacing w:line="336" w:lineRule="auto" w:after="180"/>
-        <w:shd w:fill="F1F6F8"/>
-      </w:pPr>
-      <w:r>
-        <w:rPr>
-          <w:b w:val="0"/>
-        </w:rPr>
-        <w:t>Hint if needed: Read the steps in the pictorial case. Match the supplied detail to the stage that performs or records it.</w:t>
-      </w:r>
-    </w:p>
-    <w:p>
-      <w:pPr>
-        <w:pStyle w:val="Heading3"/>
-      </w:pPr>
-      <w:r>
-        <w:t>Feedback · compare after trying</w:t>
-      </w:r>
-    </w:p>
-    <w:p>
-      <w:pPr>
-        <w:spacing w:line="336" w:lineRule="auto" w:after="180"/>
-        <w:shd w:fill="F1F6FC"/>
-      </w:pPr>
-      <w:r>
-        <w:rPr>
-          <w:b w:val="0"/>
-        </w:rPr>
-        <w:t xml:space="preserve">After your attempt, compare with the supported explanation: Deny B network call Stop the prohibited network action regardless of its purpose. </w:t>
-      </w:r>
-      <w:r>
-        <w:rPr>
-          <w:b/>
-        </w:rPr>
-        <w:t>Sandbox</w:t>
-      </w:r>
-      <w:r>
-        <w:rPr>
-          <w:b w:val="0"/>
-        </w:rPr>
-        <w:t xml:space="preserve"> controls bound reach and resource use.</w:t>
-      </w:r>
-    </w:p>
-    <w:p>
-      <w:pPr>
-        <w:spacing w:line="336" w:lineRule="auto" w:after="180"/>
-        <w:shd w:fill="F1F6FC"/>
-      </w:pPr>
-      <w:r>
-        <w:rPr>
-          <w:b w:val="0"/>
-        </w:rPr>
-        <w:t xml:space="preserve">Passing an </w:t>
-      </w:r>
-      <w:r>
-        <w:rPr>
-          <w:b/>
-        </w:rPr>
-        <w:t>output</w:t>
-      </w:r>
-      <w:r>
-        <w:rPr>
-          <w:b w:val="0"/>
-        </w:rPr>
-        <w:t xml:space="preserve"> limit cannot cancel a network or time restriction.</w:t>
-      </w:r>
-    </w:p>
-    <w:p>
-      <w:pPr>
-        <w:pStyle w:val="Heading3"/>
-      </w:pPr>
-      <w:r>
-        <w:t>Practice 2: explain the deciding evidence</w:t>
-      </w:r>
-    </w:p>
-    <w:p>
-      <w:pPr>
-        <w:pStyle w:val="Heading3"/>
-      </w:pPr>
-      <w:r>
-        <w:t>Changed case · predict first</w:t>
-      </w:r>
-    </w:p>
-    <w:p>
-      <w:pPr>
-        <w:spacing w:line="336" w:lineRule="auto" w:after="180"/>
-        <w:shd w:fill="F5F1FB"/>
-      </w:pPr>
-      <w:r>
-        <w:rPr>
-          <w:b w:val="0"/>
-        </w:rPr>
-        <w:t>Changed-case practice: A takes three seconds but still writes 2 MB. Which conclusion is supported by the supplied facts?</w:t>
-      </w:r>
-    </w:p>
-    <w:p>
-      <w:pPr>
-        <w:spacing w:line="336" w:lineRule="auto" w:after="180"/>
-        <w:shd w:fill="F4F9FC"/>
-      </w:pPr>
-      <w:r>
-        <w:rPr>
-          <w:b w:val="0"/>
-        </w:rPr>
-        <w:t xml:space="preserve">1. This one example guarantees correct results for every future </w:t>
-      </w:r>
-      <w:r>
-        <w:rPr>
-          <w:b/>
-        </w:rPr>
-        <w:t>input</w:t>
-      </w:r>
-      <w:r>
-        <w:rPr>
-          <w:b w:val="0"/>
-        </w:rPr>
-        <w:t>.</w:t>
-      </w:r>
-    </w:p>
-    <w:p>
-      <w:pPr>
-        <w:spacing w:line="336" w:lineRule="auto" w:after="180"/>
-        <w:shd w:fill="F4F9FC"/>
-      </w:pPr>
-      <w:r>
-        <w:rPr>
-          <w:b w:val="0"/>
-        </w:rPr>
-        <w:t>2. Stop A for exceeding the time allowance.</w:t>
-      </w:r>
-    </w:p>
-    <w:p>
-      <w:pPr>
-        <w:spacing w:line="336" w:lineRule="auto" w:after="180"/>
-        <w:shd w:fill="F4F9FC"/>
-      </w:pPr>
-      <w:r>
-        <w:rPr>
-          <w:b w:val="0"/>
-        </w:rPr>
-        <w:t xml:space="preserve">3. We can decide the result without examining the changed </w:t>
-      </w:r>
-      <w:r>
-        <w:rPr>
-          <w:b/>
-        </w:rPr>
-        <w:t>input</w:t>
-      </w:r>
-      <w:r>
-        <w:rPr>
-          <w:b w:val="0"/>
-        </w:rPr>
-        <w:t xml:space="preserve"> or the procedure.</w:t>
-      </w:r>
-    </w:p>
-    <w:p>
-      <w:pPr>
-        <w:pStyle w:val="Heading3"/>
-      </w:pPr>
-      <w:r>
-        <w:t>My selected conclusion, deciding fact and explanation</w:t>
-      </w:r>
-    </w:p>
-    <w:p>
-      <w:r>
-        <w:t>________________________________________________________________</w:t>
-      </w:r>
-    </w:p>
-    <w:p>
-      <w:r>
-        <w:t>________________________________________________________________</w:t>
-      </w:r>
-    </w:p>
-    <w:p>
-      <w:r>
-        <w:t>________________________________________________________________</w:t>
-      </w:r>
-    </w:p>
-    <w:p>
-      <w:r>
-        <w:t>________________________________________________________________</w:t>
-      </w:r>
-    </w:p>
-    <w:p>
-      <w:r>
-        <w:t>________________________________________________________________</w:t>
-      </w:r>
-    </w:p>
-    <w:p>
-      <w:pPr>
-        <w:pStyle w:val="Heading3"/>
-      </w:pPr>
-      <w:r>
-        <w:t>Hint · try first</w:t>
-      </w:r>
-    </w:p>
-    <w:p>
-      <w:pPr>
-        <w:spacing w:line="336" w:lineRule="auto" w:after="180"/>
-        <w:shd w:fill="F1F6F8"/>
-      </w:pPr>
-      <w:r>
-        <w:rPr>
-          <w:b w:val="0"/>
-        </w:rPr>
-        <w:t>Hint if needed: Use the changed condition and the deciding step in the pictorial trace. The answer must say what follows from those facts.</w:t>
-      </w:r>
-    </w:p>
-    <w:p>
-      <w:pPr>
-        <w:pStyle w:val="Heading3"/>
-      </w:pPr>
-      <w:r>
-        <w:t>Feedback · compare after trying</w:t>
-      </w:r>
-    </w:p>
-    <w:p>
-      <w:pPr>
-        <w:spacing w:line="336" w:lineRule="auto" w:after="180"/>
-        <w:shd w:fill="F1F6FC"/>
-      </w:pPr>
-      <w:r>
-        <w:rPr>
-          <w:b w:val="0"/>
-        </w:rPr>
-        <w:t>After your attempt, compare with the supported explanation: Stop A for exceeding the time allowance. The independent two-second limit remains binding.</w:t>
-      </w:r>
-    </w:p>
-    <w:p>
-      <w:pPr>
-        <w:pStyle w:val="Heading3"/>
-      </w:pPr>
-      <w:r>
-        <w:t>Repair a missing building block</w:t>
-      </w:r>
-    </w:p>
-    <w:p>
-      <w:pPr>
-        <w:spacing w:line="336" w:lineRule="auto" w:after="180"/>
-      </w:pPr>
-      <w:r>
-        <w:rPr>
-          <w:b w:val="0"/>
-        </w:rPr>
-        <w:t xml:space="preserve">Review Untrusted </w:t>
-      </w:r>
-      <w:r>
-        <w:rPr>
-          <w:b/>
-        </w:rPr>
-        <w:t>input</w:t>
-      </w:r>
-      <w:r>
-        <w:rPr>
-          <w:b w:val="0"/>
-        </w:rPr>
-        <w:t xml:space="preserve"> boundaries (ai-6/18). Goal: Explain the </w:t>
-      </w:r>
-      <w:r>
-        <w:rPr>
-          <w:b/>
-        </w:rPr>
-        <w:t>mechanism</w:t>
-      </w:r>
-      <w:r>
-        <w:rPr>
-          <w:b w:val="0"/>
-        </w:rPr>
-        <w:t xml:space="preserve"> and terminology of untrusted </w:t>
-      </w:r>
-      <w:r>
-        <w:rPr>
-          <w:b/>
-        </w:rPr>
-        <w:t>input</w:t>
-      </w:r>
-      <w:r>
-        <w:rPr>
-          <w:b w:val="0"/>
-        </w:rPr>
-        <w:t xml:space="preserve"> boundaries. Short practice: Classify h3, H3, h30 and the trailing-space </w:t>
-      </w:r>
-      <w:r>
-        <w:rPr>
-          <w:b/>
-        </w:rPr>
-        <w:t>input</w:t>
-      </w:r>
-      <w:r>
-        <w:rPr>
-          <w:b w:val="0"/>
-        </w:rPr>
-        <w:t xml:space="preserve"> by the stated shape contract.</w:t>
-      </w:r>
-    </w:p>
-    <w:p>
-      <w:pPr>
-        <w:spacing w:line="336" w:lineRule="auto" w:after="180"/>
-      </w:pPr>
-      <w:r>
-        <w:rPr>
-          <w:b w:val="0"/>
-        </w:rPr>
-        <w:t>Does a valid z0 grant record access, and which separate gate still remains?. Return to this week and explain what you changed.</w:t>
-      </w:r>
-    </w:p>
-    <w:p>
-      <w:pPr>
-        <w:spacing w:line="336" w:lineRule="auto" w:after="180"/>
-      </w:pPr>
-      <w:r>
-        <w:rPr>
-          <w:b w:val="0"/>
-        </w:rPr>
-        <w:t xml:space="preserve">Review Timeouts retries and cancellation (ai-6/16). Goal: Explain the </w:t>
-      </w:r>
-      <w:r>
-        <w:rPr>
-          <w:b/>
-        </w:rPr>
-        <w:t>mechanism</w:t>
-      </w:r>
-      <w:r>
-        <w:rPr>
-          <w:b w:val="0"/>
-        </w:rPr>
-        <w:t xml:space="preserve"> and terminology of timeouts retries and cancellation.</w:t>
-      </w:r>
-    </w:p>
-    <w:p>
-      <w:pPr>
-        <w:spacing w:line="336" w:lineRule="auto" w:after="180"/>
-      </w:pPr>
-      <w:r>
-        <w:rPr>
-          <w:b w:val="0"/>
-        </w:rPr>
-        <w:t>Short practice: Calculate waiting time for a one-second timeout followed by a 0.4-second success. What changes if cancellation arrives after the first attempt but before the retry?.</w:t>
-      </w:r>
-    </w:p>
-    <w:p>
-      <w:pPr>
-        <w:spacing w:line="336" w:lineRule="auto" w:after="180"/>
-      </w:pPr>
-      <w:r>
-        <w:rPr>
-          <w:b w:val="0"/>
-        </w:rPr>
-        <w:t>Return to this week and explain what you changed.</w:t>
-      </w:r>
-    </w:p>
-    <w:p>
-      <w:pPr>
-        <w:spacing w:line="336" w:lineRule="auto" w:after="180"/>
-      </w:pPr>
-      <w:r>
-        <w:rPr>
-          <w:b w:val="0"/>
-        </w:rPr>
-        <w:t xml:space="preserve">Review State machines for bounded agents (ai-6/13). Goal: Explain the </w:t>
-      </w:r>
-      <w:r>
-        <w:rPr>
-          <w:b/>
-        </w:rPr>
-        <w:t>mechanism</w:t>
-      </w:r>
-      <w:r>
-        <w:rPr>
-          <w:b w:val="0"/>
-        </w:rPr>
-        <w:t xml:space="preserve"> and terminology of state machines for bounded agents. Short practice: Trace A and B through the state diagram.</w:t>
-      </w:r>
-    </w:p>
-    <w:p>
-      <w:pPr>
-        <w:spacing w:line="336" w:lineRule="auto" w:after="180"/>
-      </w:pPr>
-      <w:r>
-        <w:rPr>
-          <w:b w:val="0"/>
-        </w:rPr>
-        <w:t>Name B’s forbidden transition and explain whether adding checking→querying permits that shortcut.. Return to this week and explain what you changed.</w:t>
-      </w:r>
-    </w:p>
-    <w:p>
-      <w:pPr>
-        <w:pStyle w:val="Heading3"/>
-      </w:pPr>
-      <w:r>
         <w:t>Keep your completed work</w:t>
       </w:r>
     </w:p>
     <w:p>
       <w:pPr>
-        <w:spacing w:line="336" w:lineRule="auto" w:after="180"/>
-      </w:pPr>
-      <w:r>
-        <w:rPr>
-          <w:b w:val="0"/>
-        </w:rPr>
-        <w:t xml:space="preserve">Use Download completed work in the hosted lesson to export your answers, reflections, practice feedback and code-run </w:t>
-      </w:r>
-      <w:r>
-        <w:rPr>
-          <w:b/>
-        </w:rPr>
-        <w:t>evidence</w:t>
-      </w:r>
-      <w:r>
-        <w:rPr>
-          <w:b w:val="0"/>
-        </w:rPr>
-        <w:t>. Open the HTML copy to read or print it.</w:t>
-      </w:r>
-    </w:p>
-    <w:p>
-      <w:pPr>
-        <w:spacing w:line="336" w:lineRule="auto" w:after="180"/>
-      </w:pPr>
-      <w:r>
-        <w:rPr>
-          <w:b w:val="0"/>
-        </w:rPr>
-        <w:t>Drafts stay in this browser when storage is available; clear drafts on a shared device.</w:t>
-      </w:r>
-    </w:p>
-    <w:p>
-      <w:pPr>
         <w:pStyle w:val="Heading1"/>
       </w:pPr>
       <w:r>
-        <w:t>18. Visual concept journey</w:t>
-      </w:r>
-    </w:p>
-    <w:p>
-      <w:r>
-        <w:t>Explain each Sandboxing and resource limits graphic using its labels, deciding evidence and relevant limitation.</w:t>
-      </w:r>
-    </w:p>
-    <w:p>
-      <w:pPr>
-        <w:pStyle w:val="Heading3"/>
+        <w:t>18. Reference · Six-picture concept journey</w:t>
+      </w:r>
+    </w:p>
+    <w:p>
+      <w:r>
+        <w:t>Choose the picture that supports the current explanation.</w:t>
+      </w:r>
+    </w:p>
+    <w:p>
+      <w:pPr>
+        <w:pStyle w:val="Heading2"/>
       </w:pPr>
       <w:r>
         <w:t>01. Sandboxing and resource limits: the case</w:t>
@@ -4038,7 +5129,7 @@
         <w:drawing>
           <wp:inline xmlns:a="http://schemas.openxmlformats.org/drawingml/2006/main" xmlns:pic="http://schemas.openxmlformats.org/drawingml/2006/picture">
             <wp:extent cx="5486400" cy="2834640"/>
-            <wp:docPr id="2" name="Picture 2" descr="Bound a student program. A toy sandbox forbids network access, allows at most two seconds and limits output to 20 MB. Supplied facts: A uses one second and writes 2 MB. B tries to contact a website. These are declared trial records."/>
+            <wp:docPr id="4" name="Picture 4" descr="Bound a student program. A toy sandbox forbids network access, allows at most two seconds and limits output to 20 MB. Supplied facts: A uses one second and writes 2 MB. B tries to contact a website. These are declared trial records."/>
             <wp:cNvGraphicFramePr>
               <a:graphicFrameLocks noChangeAspect="1"/>
             </wp:cNvGraphicFramePr>
@@ -4050,7 +5141,7 @@
                     <pic:cNvPicPr/>
                   </pic:nvPicPr>
                   <pic:blipFill>
-                    <a:blip r:embed="rId10"/>
+                    <a:blip r:embed="rId12"/>
                     <a:stretch>
                       <a:fillRect/>
                     </a:stretch>
@@ -4118,7 +5209,6 @@
     <w:p>
       <w:pPr>
         <w:spacing w:line="336" w:lineRule="auto" w:after="180"/>
-        <w:shd w:fill="F5F1FB"/>
       </w:pPr>
       <w:r>
         <w:rPr>
@@ -4129,7 +5219,7 @@
     </w:p>
     <w:p>
       <w:pPr>
-        <w:pStyle w:val="Heading3"/>
+        <w:pStyle w:val="Heading2"/>
       </w:pPr>
       <w:r>
         <w:t>02. Follow the deciding steps</w:t>
@@ -4140,7 +5230,7 @@
         <w:drawing>
           <wp:inline xmlns:a="http://schemas.openxmlformats.org/drawingml/2006/main" xmlns:pic="http://schemas.openxmlformats.org/drawingml/2006/picture">
             <wp:extent cx="5486400" cy="3182112"/>
-            <wp:docPr id="3" name="Picture 3" descr="Apply isolation: Neither program receives network permission. → Check A: One second and 2 MB fit both resource limits. → Deny B network call: Stop the prohibited network action regardless of its purpose."/>
+            <wp:docPr id="5" name="Picture 5" descr="Apply isolation: Neither program receives network permission. → Check A: One second and 2 MB fit both resource limits. → Deny B network call: Stop the prohibited network action regardless of its purpose."/>
             <wp:cNvGraphicFramePr>
               <a:graphicFrameLocks noChangeAspect="1"/>
             </wp:cNvGraphicFramePr>
@@ -4152,7 +5242,7 @@
                     <pic:cNvPicPr/>
                   </pic:nvPicPr>
                   <pic:blipFill>
-                    <a:blip r:embed="rId11"/>
+                    <a:blip r:embed="rId9"/>
                     <a:stretch>
                       <a:fillRect/>
                     </a:stretch>
@@ -4185,7 +5275,6 @@
     <w:p>
       <w:pPr>
         <w:spacing w:line="336" w:lineRule="auto" w:after="180"/>
-        <w:shd w:fill="F5F1FB"/>
       </w:pPr>
       <w:r>
         <w:rPr>
@@ -4208,7 +5297,7 @@
     </w:p>
     <w:p>
       <w:pPr>
-        <w:pStyle w:val="Heading3"/>
+        <w:pStyle w:val="Heading2"/>
       </w:pPr>
       <w:r>
         <w:t>03. Sandboxing and resource limits — evidence trace</w:t>
@@ -4219,7 +5308,7 @@
         <w:drawing>
           <wp:inline xmlns:a="http://schemas.openxmlformats.org/drawingml/2006/main" xmlns:pic="http://schemas.openxmlformats.org/drawingml/2006/picture">
             <wp:extent cx="5486400" cy="2996184"/>
-            <wp:docPr id="4" name="Picture 4" descr="Sandboxing and resource limits — evidence trace. A job requests a public webpage and a write outside its output directory. | The fictional job may read its fixture directory, write its output directory, use no network and run for at most 2 seconds with at most 10 queued tasks. Reject excess work before starting it. | Both operations violate the sandbox contract. Deny them; public availability does not grant network or filesystem authority."/>
+            <wp:docPr id="6" name="Picture 6" descr="Sandboxing and resource limits — evidence trace. A job requests a public webpage and a write outside its output directory. | The fictional job may read its fixture directory, write its output directory, use no network and run for at most 2 seconds with at most 10 queued tasks. Reject excess work before starting it. | Both operations violate the sandbox contract. Deny them; public availability does not grant network or filesystem authority."/>
             <wp:cNvGraphicFramePr>
               <a:graphicFrameLocks noChangeAspect="1"/>
             </wp:cNvGraphicFramePr>
@@ -4231,7 +5320,7 @@
                     <pic:cNvPicPr/>
                   </pic:nvPicPr>
                   <pic:blipFill>
-                    <a:blip r:embed="rId12"/>
+                    <a:blip r:embed="rId13"/>
                     <a:stretch>
                       <a:fillRect/>
                     </a:stretch>
@@ -4340,7 +5429,6 @@
     <w:p>
       <w:pPr>
         <w:spacing w:line="336" w:lineRule="auto" w:after="180"/>
-        <w:shd w:fill="F5F1FB"/>
       </w:pPr>
       <w:r>
         <w:rPr>
@@ -4351,7 +5439,7 @@
     </w:p>
     <w:p>
       <w:pPr>
-        <w:pStyle w:val="Heading3"/>
+        <w:pStyle w:val="Heading2"/>
       </w:pPr>
       <w:r>
         <w:t>04. Change one thing. Trace what follows.</w:t>
@@ -4362,7 +5450,7 @@
         <w:drawing>
           <wp:inline xmlns:a="http://schemas.openxmlformats.org/drawingml/2006/main" xmlns:pic="http://schemas.openxmlformats.org/drawingml/2006/picture">
             <wp:extent cx="5486400" cy="3026664"/>
-            <wp:docPr id="5" name="Picture 5" descr="Original case: Stop the prohibited network action regardless of its purpose. Changed condition: A takes three seconds but still writes 2 MB. Expected result: Stop A for exceeding the time allowance. Reason: The independent two-second limit remains binding."/>
+            <wp:docPr id="7" name="Picture 7" descr="Original case: Stop the prohibited network action regardless of its purpose. Changed condition: A takes three seconds but still writes 2 MB. Expected result: Stop A for exceeding the time allowance. Reason: The independent two-second limit remains binding."/>
             <wp:cNvGraphicFramePr>
               <a:graphicFrameLocks noChangeAspect="1"/>
             </wp:cNvGraphicFramePr>
@@ -4374,7 +5462,7 @@
                     <pic:cNvPicPr/>
                   </pic:nvPicPr>
                   <pic:blipFill>
-                    <a:blip r:embed="rId13"/>
+                    <a:blip r:embed="rId10"/>
                     <a:stretch>
                       <a:fillRect/>
                     </a:stretch>
@@ -4418,7 +5506,6 @@
     <w:p>
       <w:pPr>
         <w:spacing w:line="336" w:lineRule="auto" w:after="180"/>
-        <w:shd w:fill="F5F1FB"/>
       </w:pPr>
       <w:r>
         <w:rPr>
@@ -4429,7 +5516,7 @@
     </w:p>
     <w:p>
       <w:pPr>
-        <w:pStyle w:val="Heading3"/>
+        <w:pStyle w:val="Heading2"/>
       </w:pPr>
       <w:r>
         <w:t>05. Connect the explanation to its limit</w:t>
@@ -4440,7 +5527,7 @@
         <w:drawing>
           <wp:inline xmlns:a="http://schemas.openxmlformats.org/drawingml/2006/main" xmlns:pic="http://schemas.openxmlformats.org/drawingml/2006/picture">
             <wp:extent cx="5486400" cy="2834640"/>
-            <wp:docPr id="6" name="Picture 6" descr="Sandbox controls bound reach and resource use. Passing an output limit cannot cancel a network or time restriction. Limit: These controls are not a complete security proof; implementation and escape risks still require review."/>
+            <wp:docPr id="8" name="Picture 8" descr="Sandbox controls bound reach and resource use. Passing an output limit cannot cancel a network or time restriction. Limit: These controls are not a complete security proof; implementation and escape risks still require review."/>
             <wp:cNvGraphicFramePr>
               <a:graphicFrameLocks noChangeAspect="1"/>
             </wp:cNvGraphicFramePr>
@@ -4503,7 +5590,6 @@
     <w:p>
       <w:pPr>
         <w:spacing w:line="336" w:lineRule="auto" w:after="180"/>
-        <w:shd w:fill="F5F1FB"/>
       </w:pPr>
       <w:r>
         <w:rPr>
@@ -4514,7 +5600,7 @@
     </w:p>
     <w:p>
       <w:pPr>
-        <w:pStyle w:val="Heading3"/>
+        <w:pStyle w:val="Heading2"/>
       </w:pPr>
       <w:r>
         <w:t>06. Make the idea visible in your project</w:t>
@@ -4525,7 +5611,7 @@
         <w:drawing>
           <wp:inline xmlns:a="http://schemas.openxmlformats.org/drawingml/2006/main" xmlns:pic="http://schemas.openxmlformats.org/drawingml/2006/picture">
             <wp:extent cx="5486400" cy="3529584"/>
-            <wp:docPr id="7" name="Picture 7" descr="For the Grounded Learning Service, retain an annotated trace and the changed-case result. Name the contract or evidence that makes the deciding step valid, so another team can review it. Draw your input, deciding step, result and limit. Supported question: Check A against both resource limits and B against network isolation. Why must A stop after three seconds even if its output remains only 2 MB?"/>
+            <wp:docPr id="9" name="Picture 9" descr="For the Grounded Learning Service, retain an annotated trace and the changed-case result. Name the contract or evidence that makes the deciding step valid, so another team can review it. Draw your input, deciding step, result and limit. Supported question: Check A against both resource limits and B against network isolation. Why must A stop after three seconds even if its output remains only 2 MB?"/>
             <wp:cNvGraphicFramePr>
               <a:graphicFrameLocks noChangeAspect="1"/>
             </wp:cNvGraphicFramePr>
@@ -4617,7 +5703,6 @@
     <w:p>
       <w:pPr>
         <w:spacing w:line="336" w:lineRule="auto" w:after="180"/>
-        <w:shd w:fill="F5F1FB"/>
       </w:pPr>
       <w:r>
         <w:rPr>
@@ -4636,6 +5721,62 @@
           <w:b w:val="0"/>
         </w:rPr>
         <w:t>.</w:t>
+      </w:r>
+    </w:p>
+    <w:p>
+      <w:pPr>
+        <w:pStyle w:val="Heading2"/>
+      </w:pPr>
+      <w:r>
+        <w:t>Earlier wording, alternatives and picture transcripts · reference / check after trying</w:t>
+      </w:r>
+    </w:p>
+    <w:p>
+      <w:pPr>
+        <w:pStyle w:val="Heading3"/>
+      </w:pPr>
+      <w:r>
+        <w:t>01. Sandboxing and resource limits: the case</w:t>
+      </w:r>
+    </w:p>
+    <w:p>
+      <w:pPr>
+        <w:pStyle w:val="Heading3"/>
+      </w:pPr>
+      <w:r>
+        <w:t>02. Follow the deciding steps</w:t>
+      </w:r>
+    </w:p>
+    <w:p>
+      <w:pPr>
+        <w:pStyle w:val="Heading3"/>
+      </w:pPr>
+      <w:r>
+        <w:t>03. Sandboxing and resource limits — evidence trace</w:t>
+      </w:r>
+    </w:p>
+    <w:p>
+      <w:pPr>
+        <w:pStyle w:val="Heading3"/>
+      </w:pPr>
+      <w:r>
+        <w:t>04. Change one thing. Trace what follows.</w:t>
+      </w:r>
+    </w:p>
+    <w:p>
+      <w:pPr>
+        <w:pStyle w:val="Heading3"/>
+      </w:pPr>
+      <w:r>
+        <w:t>05. Connect the explanation to its limit</w:t>
+      </w:r>
+    </w:p>
+    <w:p>
+      <w:pPr>
+        <w:pStyle w:val="Heading3"/>
+      </w:pPr>
+      <w:r>
+        <w:t>06. Make the idea visible in your project</w:t>
       </w:r>
     </w:p>
     <w:sectPr>
